--- a/CA4/DOC/Report.docx
+++ b/CA4/DOC/Report.docx
@@ -6,7 +6,6 @@
       <w:pPr>
         <w:pStyle w:val="Title"/>
         <w:rPr>
-          <w:rFonts w:hint="cs"/>
           <w:rtl/>
           <w:lang w:bidi="fa-IR"/>
         </w:rPr>
@@ -84,6 +83,1447 @@
           <w:rtl/>
         </w:rPr>
         <w:t>فاز صفر</w:t>
+      </w:r>
+    </w:p>
+    <w:p>
+      <w:pPr>
+        <w:pStyle w:val="Heading2"/>
+        <w:rPr>
+          <w:rtl/>
+        </w:rPr>
+      </w:pPr>
+      <w:r>
+        <w:rPr>
+          <w:rFonts w:hint="cs"/>
+          <w:rtl/>
+        </w:rPr>
+        <w:t>معماری کلی پروژه:</w:t>
+      </w:r>
+    </w:p>
+    <w:p>
+      <w:pPr>
+        <w:pStyle w:val="ListParagraph"/>
+        <w:numPr>
+          <w:ilvl w:val="0"/>
+          <w:numId w:val="16"/>
+        </w:numPr>
+        <w:bidi/>
+        <w:rPr>
+          <w:lang w:bidi="fa-IR"/>
+        </w:rPr>
+      </w:pPr>
+      <w:r>
+        <w:rPr>
+          <w:b/>
+          <w:bCs/>
+          <w:lang w:bidi="fa-IR"/>
+        </w:rPr>
+        <w:t>packet.hpp</w:t>
+      </w:r>
+      <w:r>
+        <w:rPr>
+          <w:rtl/>
+          <w:lang w:bidi="fa-IR"/>
+        </w:rPr>
+        <w:t>: شامل تعر</w:t>
+      </w:r>
+      <w:r>
+        <w:rPr>
+          <w:rFonts w:hint="cs"/>
+          <w:rtl/>
+          <w:lang w:bidi="fa-IR"/>
+        </w:rPr>
+        <w:t>ی</w:t>
+      </w:r>
+      <w:r>
+        <w:rPr>
+          <w:rFonts w:hint="eastAsia"/>
+          <w:rtl/>
+          <w:lang w:bidi="fa-IR"/>
+        </w:rPr>
+        <w:t>ف</w:t>
+      </w:r>
+      <w:r>
+        <w:rPr>
+          <w:rtl/>
+          <w:lang w:bidi="fa-IR"/>
+        </w:rPr>
+        <w:t xml:space="preserve"> ساختار فشرده هدر (با و</w:t>
+      </w:r>
+      <w:r>
+        <w:rPr>
+          <w:rFonts w:hint="cs"/>
+          <w:rtl/>
+          <w:lang w:bidi="fa-IR"/>
+        </w:rPr>
+        <w:t>ی</w:t>
+      </w:r>
+      <w:r>
+        <w:rPr>
+          <w:rFonts w:hint="eastAsia"/>
+          <w:rtl/>
+          <w:lang w:bidi="fa-IR"/>
+        </w:rPr>
+        <w:t>ژگ</w:t>
+      </w:r>
+      <w:r>
+        <w:rPr>
+          <w:rFonts w:hint="cs"/>
+          <w:rtl/>
+          <w:lang w:bidi="fa-IR"/>
+        </w:rPr>
+        <w:t>ی</w:t>
+      </w:r>
+      <w:r>
+        <w:rPr>
+          <w:rtl/>
+          <w:lang w:bidi="fa-IR"/>
+        </w:rPr>
+        <w:t xml:space="preserve"> __</w:t>
+      </w:r>
+      <w:r>
+        <w:rPr>
+          <w:lang w:bidi="fa-IR"/>
+        </w:rPr>
+        <w:t>attribute__((packed)</w:t>
+      </w:r>
+      <w:proofErr w:type="gramStart"/>
+      <w:r>
+        <w:rPr>
+          <w:lang w:bidi="fa-IR"/>
+        </w:rPr>
+        <w:t>)</w:t>
+      </w:r>
+      <w:r>
+        <w:rPr>
+          <w:rtl/>
+          <w:lang w:bidi="fa-IR"/>
+        </w:rPr>
+        <w:t>)،</w:t>
+      </w:r>
+      <w:proofErr w:type="gramEnd"/>
+      <w:r>
+        <w:rPr>
+          <w:rtl/>
+          <w:lang w:bidi="fa-IR"/>
+        </w:rPr>
+        <w:t xml:space="preserve"> ساختار بسته (</w:t>
+      </w:r>
+      <w:r>
+        <w:rPr>
+          <w:lang w:bidi="fa-IR"/>
+        </w:rPr>
+        <w:t>Packet</w:t>
+      </w:r>
+      <w:r>
+        <w:rPr>
+          <w:rtl/>
+          <w:lang w:bidi="fa-IR"/>
+        </w:rPr>
+        <w:t>) و توابع کمک</w:t>
+      </w:r>
+      <w:r>
+        <w:rPr>
+          <w:rFonts w:hint="cs"/>
+          <w:rtl/>
+          <w:lang w:bidi="fa-IR"/>
+        </w:rPr>
+        <w:t>ی</w:t>
+      </w:r>
+      <w:r>
+        <w:rPr>
+          <w:rtl/>
+          <w:lang w:bidi="fa-IR"/>
+        </w:rPr>
+        <w:t xml:space="preserve"> مانند محاسبه </w:t>
+      </w:r>
+      <w:r>
+        <w:rPr>
+          <w:lang w:bidi="fa-IR"/>
+        </w:rPr>
+        <w:t>Checksum</w:t>
+      </w:r>
+      <w:r>
+        <w:rPr>
+          <w:rtl/>
+          <w:lang w:bidi="fa-IR"/>
+        </w:rPr>
+        <w:t xml:space="preserve"> و </w:t>
+      </w:r>
+      <w:proofErr w:type="spellStart"/>
+      <w:r>
+        <w:rPr>
+          <w:rtl/>
+          <w:lang w:bidi="fa-IR"/>
+        </w:rPr>
+        <w:t>سر</w:t>
+      </w:r>
+      <w:r>
+        <w:rPr>
+          <w:rFonts w:hint="cs"/>
+          <w:rtl/>
+          <w:lang w:bidi="fa-IR"/>
+        </w:rPr>
+        <w:t>ی</w:t>
+      </w:r>
+      <w:r>
+        <w:rPr>
+          <w:rFonts w:hint="eastAsia"/>
+          <w:rtl/>
+          <w:lang w:bidi="fa-IR"/>
+        </w:rPr>
+        <w:t>ال‌ساز</w:t>
+      </w:r>
+      <w:r>
+        <w:rPr>
+          <w:rFonts w:hint="cs"/>
+          <w:rtl/>
+          <w:lang w:bidi="fa-IR"/>
+        </w:rPr>
+        <w:t>ی</w:t>
+      </w:r>
+      <w:proofErr w:type="spellEnd"/>
+      <w:r>
+        <w:rPr>
+          <w:rtl/>
+          <w:lang w:bidi="fa-IR"/>
+        </w:rPr>
+        <w:t xml:space="preserve"> </w:t>
+      </w:r>
+      <w:proofErr w:type="spellStart"/>
+      <w:r>
+        <w:rPr>
+          <w:rtl/>
+          <w:lang w:bidi="fa-IR"/>
+        </w:rPr>
+        <w:t>داده‌ها</w:t>
+      </w:r>
+      <w:proofErr w:type="spellEnd"/>
+      <w:r>
+        <w:rPr>
+          <w:rtl/>
+          <w:lang w:bidi="fa-IR"/>
+        </w:rPr>
+        <w:t>.</w:t>
+      </w:r>
+    </w:p>
+    <w:p>
+      <w:pPr>
+        <w:pStyle w:val="ListParagraph"/>
+        <w:numPr>
+          <w:ilvl w:val="0"/>
+          <w:numId w:val="16"/>
+        </w:numPr>
+        <w:bidi/>
+        <w:rPr>
+          <w:lang w:bidi="fa-IR"/>
+        </w:rPr>
+      </w:pPr>
+      <w:r>
+        <w:rPr>
+          <w:b/>
+          <w:bCs/>
+          <w:lang w:bidi="fa-IR"/>
+        </w:rPr>
+        <w:t>sender.cpp</w:t>
+      </w:r>
+      <w:r>
+        <w:rPr>
+          <w:rtl/>
+          <w:lang w:bidi="fa-IR"/>
+        </w:rPr>
+        <w:t xml:space="preserve">: شامل </w:t>
+      </w:r>
+      <w:proofErr w:type="spellStart"/>
+      <w:r>
+        <w:rPr>
+          <w:rtl/>
+          <w:lang w:bidi="fa-IR"/>
+        </w:rPr>
+        <w:t>پ</w:t>
+      </w:r>
+      <w:r>
+        <w:rPr>
+          <w:rFonts w:hint="cs"/>
+          <w:rtl/>
+          <w:lang w:bidi="fa-IR"/>
+        </w:rPr>
+        <w:t>ی</w:t>
+      </w:r>
+      <w:r>
+        <w:rPr>
+          <w:rFonts w:hint="eastAsia"/>
+          <w:rtl/>
+          <w:lang w:bidi="fa-IR"/>
+        </w:rPr>
+        <w:t>اده‌ساز</w:t>
+      </w:r>
+      <w:r>
+        <w:rPr>
+          <w:rFonts w:hint="cs"/>
+          <w:rtl/>
+          <w:lang w:bidi="fa-IR"/>
+        </w:rPr>
+        <w:t>ی</w:t>
+      </w:r>
+      <w:proofErr w:type="spellEnd"/>
+      <w:r>
+        <w:rPr>
+          <w:rtl/>
+          <w:lang w:bidi="fa-IR"/>
+        </w:rPr>
+        <w:t xml:space="preserve"> فرستنده </w:t>
+      </w:r>
+      <w:r>
+        <w:rPr>
+          <w:lang w:bidi="fa-IR"/>
+        </w:rPr>
+        <w:t>Mini-TCP</w:t>
+      </w:r>
+      <w:r>
+        <w:rPr>
+          <w:rtl/>
+          <w:lang w:bidi="fa-IR"/>
+        </w:rPr>
+        <w:t>، ماش</w:t>
+      </w:r>
+      <w:r>
+        <w:rPr>
+          <w:rFonts w:hint="cs"/>
+          <w:rtl/>
+          <w:lang w:bidi="fa-IR"/>
+        </w:rPr>
+        <w:t>ی</w:t>
+      </w:r>
+      <w:r>
+        <w:rPr>
+          <w:rFonts w:hint="eastAsia"/>
+          <w:rtl/>
+          <w:lang w:bidi="fa-IR"/>
+        </w:rPr>
+        <w:t>ن</w:t>
+      </w:r>
+      <w:r>
+        <w:rPr>
+          <w:rtl/>
+          <w:lang w:bidi="fa-IR"/>
+        </w:rPr>
+        <w:t xml:space="preserve"> حالت کنترل ازدحام (</w:t>
+      </w:r>
+      <w:r>
+        <w:rPr>
+          <w:lang w:bidi="fa-IR"/>
+        </w:rPr>
+        <w:t>Slow Start</w:t>
+      </w:r>
+      <w:r>
+        <w:rPr>
+          <w:rtl/>
+          <w:lang w:bidi="fa-IR"/>
+        </w:rPr>
+        <w:t xml:space="preserve">، </w:t>
+      </w:r>
+      <w:r>
+        <w:rPr>
+          <w:lang w:bidi="fa-IR"/>
+        </w:rPr>
+        <w:t>Congestion Avoidance</w:t>
+      </w:r>
+      <w:r>
+        <w:rPr>
+          <w:rtl/>
+          <w:lang w:bidi="fa-IR"/>
+        </w:rPr>
+        <w:t xml:space="preserve"> و </w:t>
+      </w:r>
+      <w:r>
+        <w:rPr>
+          <w:lang w:bidi="fa-IR"/>
+        </w:rPr>
+        <w:t xml:space="preserve">Fast Recovery/Fast </w:t>
+      </w:r>
+      <w:proofErr w:type="gramStart"/>
+      <w:r>
+        <w:rPr>
+          <w:lang w:bidi="fa-IR"/>
+        </w:rPr>
+        <w:t>Retransmit</w:t>
+      </w:r>
+      <w:r>
+        <w:rPr>
+          <w:rtl/>
+          <w:lang w:bidi="fa-IR"/>
+        </w:rPr>
+        <w:t>)،</w:t>
+      </w:r>
+      <w:proofErr w:type="gramEnd"/>
+      <w:r>
+        <w:rPr>
+          <w:rtl/>
+          <w:lang w:bidi="fa-IR"/>
+        </w:rPr>
+        <w:t xml:space="preserve"> مد</w:t>
+      </w:r>
+      <w:r>
+        <w:rPr>
+          <w:rFonts w:hint="cs"/>
+          <w:rtl/>
+          <w:lang w:bidi="fa-IR"/>
+        </w:rPr>
+        <w:t>ی</w:t>
+      </w:r>
+      <w:r>
+        <w:rPr>
+          <w:rFonts w:hint="eastAsia"/>
+          <w:rtl/>
+          <w:lang w:bidi="fa-IR"/>
+        </w:rPr>
+        <w:t>ر</w:t>
+      </w:r>
+      <w:r>
+        <w:rPr>
+          <w:rFonts w:hint="cs"/>
+          <w:rtl/>
+          <w:lang w:bidi="fa-IR"/>
+        </w:rPr>
+        <w:t>ی</w:t>
+      </w:r>
+      <w:r>
+        <w:rPr>
+          <w:rFonts w:hint="eastAsia"/>
+          <w:rtl/>
+          <w:lang w:bidi="fa-IR"/>
+        </w:rPr>
+        <w:t>ت</w:t>
+      </w:r>
+      <w:r>
+        <w:rPr>
+          <w:rtl/>
+          <w:lang w:bidi="fa-IR"/>
+        </w:rPr>
+        <w:t xml:space="preserve"> پنجره لغزان و پردازش </w:t>
+      </w:r>
+      <w:r>
+        <w:rPr>
+          <w:lang w:bidi="fa-IR"/>
+        </w:rPr>
+        <w:t>ACK</w:t>
+      </w:r>
+      <w:r>
+        <w:rPr>
+          <w:rtl/>
+          <w:lang w:bidi="fa-IR"/>
+        </w:rPr>
+        <w:t>ها</w:t>
+      </w:r>
+      <w:r>
+        <w:rPr>
+          <w:rFonts w:hint="cs"/>
+          <w:rtl/>
+          <w:lang w:bidi="fa-IR"/>
+        </w:rPr>
+        <w:t>ی</w:t>
+      </w:r>
+      <w:r>
+        <w:rPr>
+          <w:rtl/>
+          <w:lang w:bidi="fa-IR"/>
+        </w:rPr>
+        <w:t xml:space="preserve"> در</w:t>
+      </w:r>
+      <w:r>
+        <w:rPr>
+          <w:rFonts w:hint="cs"/>
+          <w:rtl/>
+          <w:lang w:bidi="fa-IR"/>
+        </w:rPr>
+        <w:t>ی</w:t>
+      </w:r>
+      <w:r>
+        <w:rPr>
+          <w:rFonts w:hint="eastAsia"/>
+          <w:rtl/>
+          <w:lang w:bidi="fa-IR"/>
+        </w:rPr>
+        <w:t>افت</w:t>
+      </w:r>
+      <w:r>
+        <w:rPr>
+          <w:rFonts w:hint="cs"/>
+          <w:rtl/>
+          <w:lang w:bidi="fa-IR"/>
+        </w:rPr>
+        <w:t>ی</w:t>
+      </w:r>
+      <w:r>
+        <w:rPr>
+          <w:rtl/>
+          <w:lang w:bidi="fa-IR"/>
+        </w:rPr>
+        <w:t>.</w:t>
+      </w:r>
+    </w:p>
+    <w:p>
+      <w:pPr>
+        <w:pStyle w:val="ListParagraph"/>
+        <w:numPr>
+          <w:ilvl w:val="0"/>
+          <w:numId w:val="16"/>
+        </w:numPr>
+        <w:bidi/>
+        <w:rPr>
+          <w:lang w:bidi="fa-IR"/>
+        </w:rPr>
+      </w:pPr>
+      <w:r>
+        <w:rPr>
+          <w:b/>
+          <w:bCs/>
+          <w:lang w:bidi="fa-IR"/>
+        </w:rPr>
+        <w:t>receiver.cpp</w:t>
+      </w:r>
+      <w:r>
+        <w:rPr>
+          <w:rtl/>
+          <w:lang w:bidi="fa-IR"/>
+        </w:rPr>
+        <w:t xml:space="preserve">: شامل </w:t>
+      </w:r>
+      <w:proofErr w:type="spellStart"/>
+      <w:r>
+        <w:rPr>
+          <w:rtl/>
+          <w:lang w:bidi="fa-IR"/>
+        </w:rPr>
+        <w:t>پ</w:t>
+      </w:r>
+      <w:r>
+        <w:rPr>
+          <w:rFonts w:hint="cs"/>
+          <w:rtl/>
+          <w:lang w:bidi="fa-IR"/>
+        </w:rPr>
+        <w:t>ی</w:t>
+      </w:r>
+      <w:r>
+        <w:rPr>
+          <w:rFonts w:hint="eastAsia"/>
+          <w:rtl/>
+          <w:lang w:bidi="fa-IR"/>
+        </w:rPr>
+        <w:t>اده‌ساز</w:t>
+      </w:r>
+      <w:r>
+        <w:rPr>
+          <w:rFonts w:hint="cs"/>
+          <w:rtl/>
+          <w:lang w:bidi="fa-IR"/>
+        </w:rPr>
+        <w:t>ی</w:t>
+      </w:r>
+      <w:proofErr w:type="spellEnd"/>
+      <w:r>
+        <w:rPr>
+          <w:rtl/>
+          <w:lang w:bidi="fa-IR"/>
+        </w:rPr>
+        <w:t xml:space="preserve"> گ</w:t>
+      </w:r>
+      <w:r>
+        <w:rPr>
+          <w:rFonts w:hint="cs"/>
+          <w:rtl/>
+          <w:lang w:bidi="fa-IR"/>
+        </w:rPr>
+        <w:t>ی</w:t>
+      </w:r>
+      <w:r>
+        <w:rPr>
+          <w:rFonts w:hint="eastAsia"/>
+          <w:rtl/>
+          <w:lang w:bidi="fa-IR"/>
+        </w:rPr>
+        <w:t>رنده</w:t>
+      </w:r>
+      <w:r>
+        <w:rPr>
+          <w:rtl/>
+          <w:lang w:bidi="fa-IR"/>
+        </w:rPr>
+        <w:t xml:space="preserve"> </w:t>
+      </w:r>
+      <w:r>
+        <w:rPr>
+          <w:lang w:bidi="fa-IR"/>
+        </w:rPr>
+        <w:t>Mini-TCP</w:t>
+      </w:r>
+      <w:r>
+        <w:rPr>
+          <w:rtl/>
+          <w:lang w:bidi="fa-IR"/>
+        </w:rPr>
+        <w:t xml:space="preserve"> برا</w:t>
+      </w:r>
+      <w:r>
+        <w:rPr>
+          <w:rFonts w:hint="cs"/>
+          <w:rtl/>
+          <w:lang w:bidi="fa-IR"/>
+        </w:rPr>
+        <w:t>ی</w:t>
+      </w:r>
+      <w:r>
+        <w:rPr>
+          <w:rtl/>
+          <w:lang w:bidi="fa-IR"/>
+        </w:rPr>
+        <w:t xml:space="preserve"> در</w:t>
+      </w:r>
+      <w:r>
+        <w:rPr>
+          <w:rFonts w:hint="cs"/>
+          <w:rtl/>
+          <w:lang w:bidi="fa-IR"/>
+        </w:rPr>
+        <w:t>ی</w:t>
+      </w:r>
+      <w:r>
+        <w:rPr>
+          <w:rFonts w:hint="eastAsia"/>
+          <w:rtl/>
+          <w:lang w:bidi="fa-IR"/>
+        </w:rPr>
+        <w:t>افت</w:t>
+      </w:r>
+      <w:r>
+        <w:rPr>
+          <w:rtl/>
+          <w:lang w:bidi="fa-IR"/>
+        </w:rPr>
+        <w:t xml:space="preserve"> </w:t>
+      </w:r>
+      <w:proofErr w:type="spellStart"/>
+      <w:r>
+        <w:rPr>
+          <w:rtl/>
+          <w:lang w:bidi="fa-IR"/>
+        </w:rPr>
+        <w:t>بسته‌ها</w:t>
+      </w:r>
+      <w:proofErr w:type="spellEnd"/>
+      <w:r>
+        <w:rPr>
+          <w:rtl/>
+          <w:lang w:bidi="fa-IR"/>
+        </w:rPr>
+        <w:t xml:space="preserve">، </w:t>
+      </w:r>
+      <w:proofErr w:type="spellStart"/>
+      <w:r>
+        <w:rPr>
+          <w:rtl/>
+          <w:lang w:bidi="fa-IR"/>
+        </w:rPr>
+        <w:t>شب</w:t>
+      </w:r>
+      <w:r>
+        <w:rPr>
+          <w:rFonts w:hint="cs"/>
+          <w:rtl/>
+          <w:lang w:bidi="fa-IR"/>
+        </w:rPr>
+        <w:t>ی</w:t>
+      </w:r>
+      <w:r>
+        <w:rPr>
+          <w:rFonts w:hint="eastAsia"/>
+          <w:rtl/>
+          <w:lang w:bidi="fa-IR"/>
+        </w:rPr>
+        <w:t>ه‌ساز</w:t>
+      </w:r>
+      <w:r>
+        <w:rPr>
+          <w:rFonts w:hint="cs"/>
+          <w:rtl/>
+          <w:lang w:bidi="fa-IR"/>
+        </w:rPr>
+        <w:t>ی</w:t>
+      </w:r>
+      <w:proofErr w:type="spellEnd"/>
+      <w:r>
+        <w:rPr>
+          <w:rtl/>
+          <w:lang w:bidi="fa-IR"/>
+        </w:rPr>
+        <w:t xml:space="preserve"> تأخ</w:t>
+      </w:r>
+      <w:r>
+        <w:rPr>
+          <w:rFonts w:hint="cs"/>
+          <w:rtl/>
+          <w:lang w:bidi="fa-IR"/>
+        </w:rPr>
+        <w:t>ی</w:t>
+      </w:r>
+      <w:r>
+        <w:rPr>
+          <w:rFonts w:hint="eastAsia"/>
+          <w:rtl/>
+          <w:lang w:bidi="fa-IR"/>
+        </w:rPr>
+        <w:t>ر</w:t>
+      </w:r>
+      <w:r>
+        <w:rPr>
+          <w:rtl/>
+          <w:lang w:bidi="fa-IR"/>
+        </w:rPr>
+        <w:t xml:space="preserve"> و افت </w:t>
+      </w:r>
+      <w:proofErr w:type="spellStart"/>
+      <w:r>
+        <w:rPr>
+          <w:rtl/>
+          <w:lang w:bidi="fa-IR"/>
+        </w:rPr>
+        <w:t>بسته‌ها</w:t>
+      </w:r>
+      <w:proofErr w:type="spellEnd"/>
+      <w:r>
+        <w:rPr>
+          <w:rtl/>
+          <w:lang w:bidi="fa-IR"/>
+        </w:rPr>
+        <w:t xml:space="preserve"> (</w:t>
+      </w:r>
+      <w:r>
+        <w:rPr>
+          <w:lang w:bidi="fa-IR"/>
+        </w:rPr>
+        <w:t xml:space="preserve">Loss &amp; </w:t>
+      </w:r>
+      <w:proofErr w:type="gramStart"/>
+      <w:r>
+        <w:rPr>
+          <w:lang w:bidi="fa-IR"/>
+        </w:rPr>
+        <w:t>Delay</w:t>
+      </w:r>
+      <w:r>
+        <w:rPr>
+          <w:rtl/>
+          <w:lang w:bidi="fa-IR"/>
+        </w:rPr>
+        <w:t>)،</w:t>
+      </w:r>
+      <w:proofErr w:type="gramEnd"/>
+      <w:r>
+        <w:rPr>
+          <w:rtl/>
+          <w:lang w:bidi="fa-IR"/>
+        </w:rPr>
+        <w:t xml:space="preserve"> </w:t>
+      </w:r>
+      <w:proofErr w:type="spellStart"/>
+      <w:r>
+        <w:rPr>
+          <w:rtl/>
+          <w:lang w:bidi="fa-IR"/>
+        </w:rPr>
+        <w:t>مرتب‌ساز</w:t>
+      </w:r>
+      <w:r>
+        <w:rPr>
+          <w:rFonts w:hint="cs"/>
+          <w:rtl/>
+          <w:lang w:bidi="fa-IR"/>
+        </w:rPr>
+        <w:t>ی</w:t>
+      </w:r>
+      <w:proofErr w:type="spellEnd"/>
+      <w:r>
+        <w:rPr>
+          <w:rtl/>
+          <w:lang w:bidi="fa-IR"/>
+        </w:rPr>
+        <w:t xml:space="preserve"> و ذخ</w:t>
+      </w:r>
+      <w:r>
+        <w:rPr>
+          <w:rFonts w:hint="cs"/>
+          <w:rtl/>
+          <w:lang w:bidi="fa-IR"/>
+        </w:rPr>
+        <w:t>ی</w:t>
+      </w:r>
+      <w:r>
+        <w:rPr>
+          <w:rFonts w:hint="eastAsia"/>
+          <w:rtl/>
+          <w:lang w:bidi="fa-IR"/>
+        </w:rPr>
+        <w:t>ره</w:t>
+      </w:r>
+      <w:r>
+        <w:rPr>
+          <w:rtl/>
+          <w:lang w:bidi="fa-IR"/>
+        </w:rPr>
+        <w:t xml:space="preserve"> </w:t>
+      </w:r>
+      <w:proofErr w:type="spellStart"/>
+      <w:r>
+        <w:rPr>
+          <w:rtl/>
+          <w:lang w:bidi="fa-IR"/>
+        </w:rPr>
+        <w:t>داده‌ها</w:t>
+      </w:r>
+      <w:proofErr w:type="spellEnd"/>
+      <w:r>
+        <w:rPr>
+          <w:rtl/>
+          <w:lang w:bidi="fa-IR"/>
+        </w:rPr>
+        <w:t xml:space="preserve"> در فا</w:t>
+      </w:r>
+      <w:r>
+        <w:rPr>
+          <w:rFonts w:hint="cs"/>
+          <w:rtl/>
+          <w:lang w:bidi="fa-IR"/>
+        </w:rPr>
+        <w:t>ی</w:t>
+      </w:r>
+      <w:r>
+        <w:rPr>
+          <w:rFonts w:hint="eastAsia"/>
+          <w:rtl/>
+          <w:lang w:bidi="fa-IR"/>
+        </w:rPr>
+        <w:t>ل</w:t>
+      </w:r>
+      <w:r>
+        <w:rPr>
+          <w:rtl/>
+          <w:lang w:bidi="fa-IR"/>
+        </w:rPr>
+        <w:t xml:space="preserve"> خروج</w:t>
+      </w:r>
+      <w:r>
+        <w:rPr>
+          <w:rFonts w:hint="cs"/>
+          <w:rtl/>
+          <w:lang w:bidi="fa-IR"/>
+        </w:rPr>
+        <w:t>ی</w:t>
+      </w:r>
+      <w:r>
+        <w:rPr>
+          <w:rtl/>
+          <w:lang w:bidi="fa-IR"/>
+        </w:rPr>
+        <w:t xml:space="preserve"> و ارسال </w:t>
+      </w:r>
+      <w:r>
+        <w:rPr>
+          <w:lang w:bidi="fa-IR"/>
+        </w:rPr>
+        <w:t>ACK</w:t>
+      </w:r>
+      <w:r>
+        <w:rPr>
+          <w:rtl/>
+          <w:lang w:bidi="fa-IR"/>
+        </w:rPr>
+        <w:t xml:space="preserve"> </w:t>
+      </w:r>
+      <w:proofErr w:type="spellStart"/>
+      <w:r>
+        <w:rPr>
+          <w:rtl/>
+          <w:lang w:bidi="fa-IR"/>
+        </w:rPr>
+        <w:t>تجمع</w:t>
+      </w:r>
+      <w:r>
+        <w:rPr>
+          <w:rFonts w:hint="cs"/>
+          <w:rtl/>
+          <w:lang w:bidi="fa-IR"/>
+        </w:rPr>
+        <w:t>ی</w:t>
+      </w:r>
+      <w:proofErr w:type="spellEnd"/>
+      <w:r>
+        <w:rPr>
+          <w:rtl/>
+          <w:lang w:bidi="fa-IR"/>
+        </w:rPr>
+        <w:t xml:space="preserve"> (</w:t>
+      </w:r>
+      <w:r>
+        <w:rPr>
+          <w:lang w:bidi="fa-IR"/>
+        </w:rPr>
+        <w:t>Cumulative ACK</w:t>
+      </w:r>
+      <w:r>
+        <w:rPr>
+          <w:rtl/>
+          <w:lang w:bidi="fa-IR"/>
+        </w:rPr>
+        <w:t>).</w:t>
+      </w:r>
+    </w:p>
+    <w:p>
+      <w:pPr>
+        <w:pStyle w:val="ListParagraph"/>
+        <w:numPr>
+          <w:ilvl w:val="0"/>
+          <w:numId w:val="16"/>
+        </w:numPr>
+        <w:bidi/>
+        <w:rPr>
+          <w:lang w:bidi="fa-IR"/>
+        </w:rPr>
+      </w:pPr>
+      <w:r>
+        <w:rPr>
+          <w:b/>
+          <w:bCs/>
+          <w:lang w:bidi="fa-IR"/>
+        </w:rPr>
+        <w:t>logger.hpp</w:t>
+      </w:r>
+      <w:r>
+        <w:rPr>
+          <w:rtl/>
+          <w:lang w:bidi="fa-IR"/>
+        </w:rPr>
+        <w:t>: شامل کلاس ثبت وقا</w:t>
+      </w:r>
+      <w:r>
+        <w:rPr>
+          <w:rFonts w:hint="cs"/>
+          <w:rtl/>
+          <w:lang w:bidi="fa-IR"/>
+        </w:rPr>
+        <w:t>ی</w:t>
+      </w:r>
+      <w:r>
+        <w:rPr>
+          <w:rFonts w:hint="eastAsia"/>
+          <w:rtl/>
+          <w:lang w:bidi="fa-IR"/>
+        </w:rPr>
+        <w:t>ع</w:t>
+      </w:r>
+      <w:r>
+        <w:rPr>
+          <w:rtl/>
+          <w:lang w:bidi="fa-IR"/>
+        </w:rPr>
+        <w:t xml:space="preserve"> با دقت </w:t>
+      </w:r>
+      <w:proofErr w:type="spellStart"/>
+      <w:r>
+        <w:rPr>
+          <w:rtl/>
+          <w:lang w:bidi="fa-IR"/>
+        </w:rPr>
+        <w:t>م</w:t>
+      </w:r>
+      <w:r>
+        <w:rPr>
+          <w:rFonts w:hint="cs"/>
+          <w:rtl/>
+          <w:lang w:bidi="fa-IR"/>
+        </w:rPr>
+        <w:t>ی</w:t>
+      </w:r>
+      <w:r>
+        <w:rPr>
+          <w:rFonts w:hint="eastAsia"/>
+          <w:rtl/>
+          <w:lang w:bidi="fa-IR"/>
+        </w:rPr>
+        <w:t>ل</w:t>
+      </w:r>
+      <w:r>
+        <w:rPr>
+          <w:rFonts w:hint="cs"/>
+          <w:rtl/>
+          <w:lang w:bidi="fa-IR"/>
+        </w:rPr>
+        <w:t>ی‌</w:t>
+      </w:r>
+      <w:r>
+        <w:rPr>
+          <w:rFonts w:hint="eastAsia"/>
+          <w:rtl/>
+          <w:lang w:bidi="fa-IR"/>
+        </w:rPr>
+        <w:t>ثان</w:t>
+      </w:r>
+      <w:r>
+        <w:rPr>
+          <w:rFonts w:hint="cs"/>
+          <w:rtl/>
+          <w:lang w:bidi="fa-IR"/>
+        </w:rPr>
+        <w:t>ی</w:t>
+      </w:r>
+      <w:r>
+        <w:rPr>
+          <w:rFonts w:hint="eastAsia"/>
+          <w:rtl/>
+          <w:lang w:bidi="fa-IR"/>
+        </w:rPr>
+        <w:t>ه</w:t>
+      </w:r>
+      <w:proofErr w:type="spellEnd"/>
+      <w:r>
+        <w:rPr>
+          <w:rtl/>
+          <w:lang w:bidi="fa-IR"/>
+        </w:rPr>
+        <w:t xml:space="preserve"> برا</w:t>
+      </w:r>
+      <w:r>
+        <w:rPr>
+          <w:rFonts w:hint="cs"/>
+          <w:rtl/>
+          <w:lang w:bidi="fa-IR"/>
+        </w:rPr>
+        <w:t>ی</w:t>
+      </w:r>
+      <w:r>
+        <w:rPr>
+          <w:rtl/>
+          <w:lang w:bidi="fa-IR"/>
+        </w:rPr>
+        <w:t xml:space="preserve"> ثبت رو</w:t>
+      </w:r>
+      <w:r>
+        <w:rPr>
+          <w:rFonts w:hint="cs"/>
+          <w:rtl/>
+          <w:lang w:bidi="fa-IR"/>
+        </w:rPr>
+        <w:t>ی</w:t>
+      </w:r>
+      <w:r>
+        <w:rPr>
+          <w:rFonts w:hint="eastAsia"/>
+          <w:rtl/>
+          <w:lang w:bidi="fa-IR"/>
+        </w:rPr>
+        <w:t>دادها</w:t>
+      </w:r>
+      <w:r>
+        <w:rPr>
+          <w:rFonts w:hint="cs"/>
+          <w:rtl/>
+          <w:lang w:bidi="fa-IR"/>
+        </w:rPr>
+        <w:t>ی</w:t>
+      </w:r>
+      <w:r>
+        <w:rPr>
+          <w:rtl/>
+          <w:lang w:bidi="fa-IR"/>
+        </w:rPr>
+        <w:t xml:space="preserve"> مهم مانند ارسال و در</w:t>
+      </w:r>
+      <w:r>
+        <w:rPr>
+          <w:rFonts w:hint="cs"/>
+          <w:rtl/>
+          <w:lang w:bidi="fa-IR"/>
+        </w:rPr>
+        <w:t>ی</w:t>
+      </w:r>
+      <w:r>
+        <w:rPr>
+          <w:rFonts w:hint="eastAsia"/>
+          <w:rtl/>
+          <w:lang w:bidi="fa-IR"/>
+        </w:rPr>
+        <w:t>افت</w:t>
+      </w:r>
+      <w:r>
+        <w:rPr>
+          <w:rtl/>
+          <w:lang w:bidi="fa-IR"/>
+        </w:rPr>
+        <w:t xml:space="preserve"> </w:t>
+      </w:r>
+      <w:proofErr w:type="spellStart"/>
+      <w:r>
+        <w:rPr>
+          <w:rtl/>
+          <w:lang w:bidi="fa-IR"/>
+        </w:rPr>
+        <w:t>بسته‌ها</w:t>
+      </w:r>
+      <w:proofErr w:type="spellEnd"/>
+      <w:r>
+        <w:rPr>
+          <w:rtl/>
+          <w:lang w:bidi="fa-IR"/>
+        </w:rPr>
+        <w:t xml:space="preserve">، </w:t>
+      </w:r>
+      <w:r>
+        <w:rPr>
+          <w:lang w:bidi="fa-IR"/>
+        </w:rPr>
+        <w:t>Timeout</w:t>
+      </w:r>
+      <w:r>
+        <w:rPr>
+          <w:rtl/>
+          <w:lang w:bidi="fa-IR"/>
+        </w:rPr>
+        <w:t xml:space="preserve">، </w:t>
+      </w:r>
+      <w:r>
+        <w:rPr>
+          <w:lang w:bidi="fa-IR"/>
+        </w:rPr>
+        <w:t>Retransmission</w:t>
+      </w:r>
+      <w:r>
+        <w:rPr>
+          <w:rtl/>
+          <w:lang w:bidi="fa-IR"/>
+        </w:rPr>
+        <w:t xml:space="preserve"> و تغ</w:t>
+      </w:r>
+      <w:r>
+        <w:rPr>
+          <w:rFonts w:hint="cs"/>
+          <w:rtl/>
+          <w:lang w:bidi="fa-IR"/>
+        </w:rPr>
+        <w:t>یی</w:t>
+      </w:r>
+      <w:r>
+        <w:rPr>
+          <w:rFonts w:hint="eastAsia"/>
+          <w:rtl/>
+          <w:lang w:bidi="fa-IR"/>
+        </w:rPr>
+        <w:t>رات</w:t>
+      </w:r>
+      <w:r>
+        <w:rPr>
+          <w:rtl/>
+          <w:lang w:bidi="fa-IR"/>
+        </w:rPr>
+        <w:t xml:space="preserve"> پنجره ازدحام.</w:t>
+      </w:r>
+    </w:p>
+    <w:p>
+      <w:pPr>
+        <w:pStyle w:val="ListParagraph"/>
+        <w:numPr>
+          <w:ilvl w:val="0"/>
+          <w:numId w:val="16"/>
+        </w:numPr>
+        <w:bidi/>
+        <w:rPr>
+          <w:rtl/>
+          <w:lang w:bidi="fa-IR"/>
+        </w:rPr>
+      </w:pPr>
+      <w:proofErr w:type="spellStart"/>
+      <w:r>
+        <w:rPr>
+          <w:b/>
+          <w:bCs/>
+          <w:lang w:bidi="fa-IR"/>
+        </w:rPr>
+        <w:t>Makefile</w:t>
+      </w:r>
+      <w:proofErr w:type="spellEnd"/>
+      <w:r>
+        <w:rPr>
+          <w:rtl/>
+          <w:lang w:bidi="fa-IR"/>
+        </w:rPr>
+        <w:t>: شامل دستورات لازم برا</w:t>
+      </w:r>
+      <w:r>
+        <w:rPr>
+          <w:rFonts w:hint="cs"/>
+          <w:rtl/>
+          <w:lang w:bidi="fa-IR"/>
+        </w:rPr>
+        <w:t>ی</w:t>
+      </w:r>
+      <w:r>
+        <w:rPr>
+          <w:rtl/>
+          <w:lang w:bidi="fa-IR"/>
+        </w:rPr>
+        <w:t xml:space="preserve"> </w:t>
+      </w:r>
+      <w:proofErr w:type="spellStart"/>
+      <w:r>
+        <w:rPr>
+          <w:rtl/>
+          <w:lang w:bidi="fa-IR"/>
+        </w:rPr>
+        <w:t>کامپا</w:t>
+      </w:r>
+      <w:r>
+        <w:rPr>
+          <w:rFonts w:hint="cs"/>
+          <w:rtl/>
+          <w:lang w:bidi="fa-IR"/>
+        </w:rPr>
+        <w:t>ی</w:t>
+      </w:r>
+      <w:r>
+        <w:rPr>
+          <w:rFonts w:hint="eastAsia"/>
+          <w:rtl/>
+          <w:lang w:bidi="fa-IR"/>
+        </w:rPr>
+        <w:t>ل</w:t>
+      </w:r>
+      <w:proofErr w:type="spellEnd"/>
+      <w:r>
+        <w:rPr>
+          <w:rtl/>
+          <w:lang w:bidi="fa-IR"/>
+        </w:rPr>
+        <w:t xml:space="preserve"> پروژه و اجرا</w:t>
+      </w:r>
+      <w:r>
+        <w:rPr>
+          <w:rFonts w:hint="cs"/>
+          <w:rtl/>
+          <w:lang w:bidi="fa-IR"/>
+        </w:rPr>
+        <w:t>ی</w:t>
+      </w:r>
+      <w:r>
+        <w:rPr>
+          <w:rtl/>
+          <w:lang w:bidi="fa-IR"/>
+        </w:rPr>
+        <w:t xml:space="preserve"> خودکار </w:t>
+      </w:r>
+      <w:proofErr w:type="spellStart"/>
+      <w:r>
+        <w:rPr>
+          <w:rtl/>
+          <w:lang w:bidi="fa-IR"/>
+        </w:rPr>
+        <w:t>سنار</w:t>
+      </w:r>
+      <w:r>
+        <w:rPr>
+          <w:rFonts w:hint="cs"/>
+          <w:rtl/>
+          <w:lang w:bidi="fa-IR"/>
+        </w:rPr>
+        <w:t>ی</w:t>
+      </w:r>
+      <w:r>
+        <w:rPr>
+          <w:rFonts w:hint="eastAsia"/>
+          <w:rtl/>
+          <w:lang w:bidi="fa-IR"/>
+        </w:rPr>
+        <w:t>وها</w:t>
+      </w:r>
+      <w:r>
+        <w:rPr>
+          <w:rFonts w:hint="cs"/>
+          <w:rtl/>
+          <w:lang w:bidi="fa-IR"/>
+        </w:rPr>
+        <w:t>ی</w:t>
+      </w:r>
+      <w:proofErr w:type="spellEnd"/>
+      <w:r>
+        <w:rPr>
+          <w:rtl/>
+          <w:lang w:bidi="fa-IR"/>
+        </w:rPr>
+        <w:t xml:space="preserve"> مختلف آزما</w:t>
+      </w:r>
+      <w:r>
+        <w:rPr>
+          <w:rFonts w:hint="cs"/>
+          <w:rtl/>
+          <w:lang w:bidi="fa-IR"/>
+        </w:rPr>
+        <w:t>ی</w:t>
+      </w:r>
+      <w:r>
+        <w:rPr>
+          <w:rFonts w:hint="eastAsia"/>
+          <w:rtl/>
+          <w:lang w:bidi="fa-IR"/>
+        </w:rPr>
+        <w:t>ش،</w:t>
+      </w:r>
+      <w:r>
+        <w:rPr>
+          <w:rtl/>
+          <w:lang w:bidi="fa-IR"/>
+        </w:rPr>
+        <w:t xml:space="preserve"> همراه با تول</w:t>
+      </w:r>
+      <w:r>
+        <w:rPr>
+          <w:rFonts w:hint="cs"/>
+          <w:rtl/>
+          <w:lang w:bidi="fa-IR"/>
+        </w:rPr>
+        <w:t>ی</w:t>
+      </w:r>
+      <w:r>
+        <w:rPr>
+          <w:rFonts w:hint="eastAsia"/>
+          <w:rtl/>
+          <w:lang w:bidi="fa-IR"/>
+        </w:rPr>
+        <w:t>د</w:t>
+      </w:r>
+      <w:r>
+        <w:rPr>
+          <w:rtl/>
+          <w:lang w:bidi="fa-IR"/>
+        </w:rPr>
+        <w:t xml:space="preserve"> </w:t>
+      </w:r>
+      <w:proofErr w:type="spellStart"/>
+      <w:r>
+        <w:rPr>
+          <w:rtl/>
+          <w:lang w:bidi="fa-IR"/>
+        </w:rPr>
+        <w:t>فا</w:t>
+      </w:r>
+      <w:r>
+        <w:rPr>
+          <w:rFonts w:hint="cs"/>
+          <w:rtl/>
+          <w:lang w:bidi="fa-IR"/>
+        </w:rPr>
+        <w:t>ی</w:t>
+      </w:r>
+      <w:r>
+        <w:rPr>
+          <w:rFonts w:hint="eastAsia"/>
+          <w:rtl/>
+          <w:lang w:bidi="fa-IR"/>
+        </w:rPr>
+        <w:t>ل‌ها</w:t>
+      </w:r>
+      <w:r>
+        <w:rPr>
+          <w:rFonts w:hint="cs"/>
+          <w:rtl/>
+          <w:lang w:bidi="fa-IR"/>
+        </w:rPr>
+        <w:t>ی</w:t>
+      </w:r>
+      <w:proofErr w:type="spellEnd"/>
+      <w:r>
+        <w:rPr>
+          <w:rtl/>
+          <w:lang w:bidi="fa-IR"/>
+        </w:rPr>
+        <w:t xml:space="preserve"> </w:t>
+      </w:r>
+      <w:proofErr w:type="spellStart"/>
+      <w:r>
+        <w:rPr>
+          <w:rtl/>
+          <w:lang w:bidi="fa-IR"/>
+        </w:rPr>
+        <w:t>لاگ</w:t>
+      </w:r>
+      <w:proofErr w:type="spellEnd"/>
+      <w:r>
+        <w:rPr>
+          <w:rtl/>
+          <w:lang w:bidi="fa-IR"/>
+        </w:rPr>
+        <w:t xml:space="preserve"> و </w:t>
+      </w:r>
+      <w:proofErr w:type="spellStart"/>
+      <w:r>
+        <w:rPr>
+          <w:rtl/>
+          <w:lang w:bidi="fa-IR"/>
+        </w:rPr>
+        <w:t>خروج</w:t>
+      </w:r>
+      <w:r>
+        <w:rPr>
+          <w:rFonts w:hint="cs"/>
+          <w:rtl/>
+          <w:lang w:bidi="fa-IR"/>
+        </w:rPr>
+        <w:t>ی‌</w:t>
+      </w:r>
+      <w:r>
+        <w:rPr>
+          <w:rFonts w:hint="eastAsia"/>
+          <w:rtl/>
+          <w:lang w:bidi="fa-IR"/>
+        </w:rPr>
+        <w:t>ها</w:t>
+      </w:r>
+      <w:r>
+        <w:rPr>
+          <w:rFonts w:hint="cs"/>
+          <w:rtl/>
+          <w:lang w:bidi="fa-IR"/>
+        </w:rPr>
+        <w:t>ی</w:t>
+      </w:r>
+      <w:proofErr w:type="spellEnd"/>
+      <w:r>
+        <w:rPr>
+          <w:rtl/>
+          <w:lang w:bidi="fa-IR"/>
+        </w:rPr>
+        <w:t xml:space="preserve"> موردن</w:t>
+      </w:r>
+      <w:r>
+        <w:rPr>
+          <w:rFonts w:hint="cs"/>
+          <w:rtl/>
+          <w:lang w:bidi="fa-IR"/>
+        </w:rPr>
+        <w:t>ی</w:t>
+      </w:r>
+      <w:r>
+        <w:rPr>
+          <w:rFonts w:hint="eastAsia"/>
+          <w:rtl/>
+          <w:lang w:bidi="fa-IR"/>
+        </w:rPr>
+        <w:t>از</w:t>
+      </w:r>
+      <w:r>
+        <w:rPr>
+          <w:rtl/>
+          <w:lang w:bidi="fa-IR"/>
+        </w:rPr>
+        <w:t>.</w:t>
       </w:r>
     </w:p>
     <w:p>
@@ -549,13 +1989,7 @@
         <w:rPr>
           <w:rtl/>
         </w:rPr>
-        <w:t xml:space="preserve"> </w:t>
-      </w:r>
-      <w:r>
-        <w:rPr>
-          <w:rtl/>
-        </w:rPr>
-        <w:t>برای تعیین نوع بسته کاربرد دارد</w:t>
+        <w:t xml:space="preserve"> برای تعیین نوع بسته کاربرد دارد</w:t>
       </w:r>
       <w:r>
         <w:rPr>
@@ -771,15 +2205,677 @@
     </w:p>
     <w:p>
       <w:pPr>
+        <w:pStyle w:val="Heading2"/>
+      </w:pPr>
+      <w:r>
+        <w:rPr>
+          <w:rFonts w:hint="cs"/>
+          <w:rtl/>
+        </w:rPr>
+        <w:t xml:space="preserve">نحوه کار پروتکل </w:t>
+      </w:r>
+      <w:r>
+        <w:t>Stop-and-Wait</w:t>
+      </w:r>
+    </w:p>
+    <w:p>
+      <w:pPr>
         <w:bidi/>
         <w:rPr>
-          <w:rtl/>
-          <w:lang w:bidi="fa-IR"/>
-        </w:rPr>
-      </w:pPr>
-      <w:r>
-        <w:rPr>
           <w:rFonts w:cs="Arial"/>
+          <w:rtl/>
+          <w:lang w:bidi="fa-IR"/>
+        </w:rPr>
+      </w:pPr>
+      <w:r>
+        <w:rPr>
+          <w:rFonts w:cs="Arial"/>
+          <w:rtl/>
+          <w:lang w:bidi="fa-IR"/>
+        </w:rPr>
+        <w:t>در این روش، فرستنده در هر لحظه فقط یک بسته (</w:t>
+      </w:r>
+      <w:r>
+        <w:rPr>
+          <w:lang w:bidi="fa-IR"/>
+        </w:rPr>
+        <w:t>Packet</w:t>
+      </w:r>
+      <w:r>
+        <w:rPr>
+          <w:rFonts w:cs="Arial"/>
+          <w:rtl/>
+          <w:lang w:bidi="fa-IR"/>
+        </w:rPr>
+        <w:t xml:space="preserve">) ارسال </w:t>
+      </w:r>
+      <w:proofErr w:type="spellStart"/>
+      <w:r>
+        <w:rPr>
+          <w:rFonts w:cs="Arial"/>
+          <w:rtl/>
+          <w:lang w:bidi="fa-IR"/>
+        </w:rPr>
+        <w:t>می‌کند</w:t>
+      </w:r>
+      <w:proofErr w:type="spellEnd"/>
+      <w:r>
+        <w:rPr>
+          <w:rFonts w:cs="Arial"/>
+          <w:rtl/>
+          <w:lang w:bidi="fa-IR"/>
+        </w:rPr>
+        <w:t xml:space="preserve"> و منتظر </w:t>
+      </w:r>
+      <w:proofErr w:type="spellStart"/>
+      <w:r>
+        <w:rPr>
+          <w:rFonts w:cs="Arial"/>
+          <w:rtl/>
+          <w:lang w:bidi="fa-IR"/>
+        </w:rPr>
+        <w:t>می‌ماند</w:t>
+      </w:r>
+      <w:proofErr w:type="spellEnd"/>
+      <w:r>
+        <w:rPr>
+          <w:rFonts w:cs="Arial"/>
+          <w:rtl/>
+          <w:lang w:bidi="fa-IR"/>
+        </w:rPr>
+        <w:t xml:space="preserve"> (</w:t>
+      </w:r>
+      <w:r>
+        <w:rPr>
+          <w:lang w:bidi="fa-IR"/>
+        </w:rPr>
+        <w:t>Stop</w:t>
+      </w:r>
+      <w:r>
+        <w:rPr>
+          <w:rFonts w:cs="Arial"/>
+          <w:rtl/>
+          <w:lang w:bidi="fa-IR"/>
+        </w:rPr>
+        <w:t>). تا زمانی که گیرنده پیام تایید (</w:t>
+      </w:r>
+      <w:r>
+        <w:rPr>
+          <w:lang w:bidi="fa-IR"/>
+        </w:rPr>
+        <w:t>ACK</w:t>
+      </w:r>
+      <w:r>
+        <w:rPr>
+          <w:rFonts w:cs="Arial"/>
+          <w:rtl/>
+          <w:lang w:bidi="fa-IR"/>
+        </w:rPr>
+        <w:t xml:space="preserve">) آن بسته را ارسال نکند، فرستنده بسته بعدی را به </w:t>
+      </w:r>
+      <w:proofErr w:type="spellStart"/>
+      <w:r>
+        <w:rPr>
+          <w:rFonts w:cs="Arial"/>
+          <w:rtl/>
+          <w:lang w:bidi="fa-IR"/>
+        </w:rPr>
+        <w:t>هیچ‌وجه</w:t>
+      </w:r>
+      <w:proofErr w:type="spellEnd"/>
+      <w:r>
+        <w:rPr>
+          <w:rFonts w:cs="Arial"/>
+          <w:rtl/>
+          <w:lang w:bidi="fa-IR"/>
+        </w:rPr>
+        <w:t xml:space="preserve"> درون شبکه تزریق </w:t>
+      </w:r>
+      <w:proofErr w:type="spellStart"/>
+      <w:r>
+        <w:rPr>
+          <w:rFonts w:cs="Arial"/>
+          <w:rtl/>
+          <w:lang w:bidi="fa-IR"/>
+        </w:rPr>
+        <w:t>نمی‌کند</w:t>
+      </w:r>
+      <w:proofErr w:type="spellEnd"/>
+      <w:r>
+        <w:rPr>
+          <w:rFonts w:cs="Arial"/>
+          <w:rtl/>
+          <w:lang w:bidi="fa-IR"/>
+        </w:rPr>
+        <w:t>. اگر در یک بازه زمانی مشخص (</w:t>
+      </w:r>
+      <w:r>
+        <w:rPr>
+          <w:lang w:bidi="fa-IR"/>
+        </w:rPr>
+        <w:t>Timeout</w:t>
+      </w:r>
+      <w:r>
+        <w:rPr>
+          <w:rFonts w:cs="Arial"/>
+          <w:rtl/>
+          <w:lang w:bidi="fa-IR"/>
+        </w:rPr>
+        <w:t xml:space="preserve">) </w:t>
+      </w:r>
+      <w:proofErr w:type="spellStart"/>
+      <w:r>
+        <w:rPr>
+          <w:rFonts w:cs="Arial"/>
+          <w:rtl/>
+          <w:lang w:bidi="fa-IR"/>
+        </w:rPr>
+        <w:t>تاییدیه</w:t>
+      </w:r>
+      <w:proofErr w:type="spellEnd"/>
+      <w:r>
+        <w:rPr>
+          <w:rFonts w:cs="Arial"/>
+          <w:rtl/>
+          <w:lang w:bidi="fa-IR"/>
+        </w:rPr>
+        <w:t xml:space="preserve"> به دست فرستنده نرسد، برنامه فرض </w:t>
+      </w:r>
+      <w:proofErr w:type="spellStart"/>
+      <w:r>
+        <w:rPr>
+          <w:rFonts w:cs="Arial"/>
+          <w:rtl/>
+          <w:lang w:bidi="fa-IR"/>
+        </w:rPr>
+        <w:t>می‌کند</w:t>
+      </w:r>
+      <w:proofErr w:type="spellEnd"/>
+      <w:r>
+        <w:rPr>
+          <w:rFonts w:cs="Arial"/>
+          <w:rtl/>
+          <w:lang w:bidi="fa-IR"/>
+        </w:rPr>
+        <w:t xml:space="preserve"> بسته یا </w:t>
+      </w:r>
+      <w:r>
+        <w:rPr>
+          <w:lang w:bidi="fa-IR"/>
+        </w:rPr>
+        <w:t>ACK</w:t>
+      </w:r>
+      <w:r>
+        <w:rPr>
+          <w:rFonts w:cs="Arial"/>
+          <w:rtl/>
+          <w:lang w:bidi="fa-IR"/>
+        </w:rPr>
+        <w:t xml:space="preserve"> در شبکه گم شده و همان بسته را </w:t>
+      </w:r>
+      <w:proofErr w:type="spellStart"/>
+      <w:r>
+        <w:rPr>
+          <w:rFonts w:cs="Arial"/>
+          <w:rtl/>
+          <w:lang w:bidi="fa-IR"/>
+        </w:rPr>
+        <w:t>مجدداً</w:t>
+      </w:r>
+      <w:proofErr w:type="spellEnd"/>
+      <w:r>
+        <w:rPr>
+          <w:rFonts w:cs="Arial"/>
+          <w:rtl/>
+          <w:lang w:bidi="fa-IR"/>
+        </w:rPr>
+        <w:t xml:space="preserve"> ارسال (</w:t>
+      </w:r>
+      <w:r>
+        <w:rPr>
+          <w:lang w:bidi="fa-IR"/>
+        </w:rPr>
+        <w:t>Retransmit</w:t>
+      </w:r>
+      <w:r>
+        <w:rPr>
+          <w:rFonts w:cs="Arial"/>
+          <w:rtl/>
+          <w:lang w:bidi="fa-IR"/>
+        </w:rPr>
+        <w:t xml:space="preserve">) </w:t>
+      </w:r>
+      <w:proofErr w:type="spellStart"/>
+      <w:r>
+        <w:rPr>
+          <w:rFonts w:cs="Arial"/>
+          <w:rtl/>
+          <w:lang w:bidi="fa-IR"/>
+        </w:rPr>
+        <w:t>می‌کند</w:t>
+      </w:r>
+      <w:proofErr w:type="spellEnd"/>
+      <w:r>
+        <w:rPr>
+          <w:rFonts w:cs="Arial"/>
+          <w:rtl/>
+          <w:lang w:bidi="fa-IR"/>
+        </w:rPr>
+        <w:t>.</w:t>
+      </w:r>
+    </w:p>
+    <w:p>
+      <w:pPr>
+        <w:pStyle w:val="Heading2"/>
+        <w:rPr>
+          <w:rtl/>
+        </w:rPr>
+      </w:pPr>
+      <w:r>
+        <w:rPr>
+          <w:rFonts w:hint="cs"/>
+          <w:rtl/>
+        </w:rPr>
+        <w:t>تست اجرا</w:t>
+      </w:r>
+    </w:p>
+    <w:p>
+      <w:pPr>
+        <w:pStyle w:val="ListParagraph"/>
+        <w:numPr>
+          <w:ilvl w:val="0"/>
+          <w:numId w:val="17"/>
+        </w:numPr>
+        <w:bidi/>
+        <w:rPr>
+          <w:rtl/>
+          <w:lang w:bidi="fa-IR"/>
+        </w:rPr>
+      </w:pPr>
+      <w:r>
+        <w:rPr>
+          <w:b/>
+          <w:bCs/>
+          <w:rtl/>
+        </w:rPr>
+        <w:t>صحت انتقال</w:t>
+      </w:r>
+      <w:r>
+        <w:rPr>
+          <w:b/>
+          <w:bCs/>
+          <w:lang w:bidi="fa-IR"/>
+        </w:rPr>
+        <w:t>:</w:t>
+      </w:r>
+      <w:r>
+        <w:rPr>
+          <w:lang w:bidi="fa-IR"/>
+        </w:rPr>
+        <w:t xml:space="preserve"> </w:t>
+      </w:r>
+      <w:r>
+        <w:rPr>
+          <w:rtl/>
+        </w:rPr>
+        <w:t xml:space="preserve">همان‌طور که در تصویر مشخص است، متن درون </w:t>
+      </w:r>
+      <w:r>
+        <w:rPr>
+          <w:lang w:bidi="fa-IR"/>
+        </w:rPr>
+        <w:t xml:space="preserve">sample_input.txt </w:t>
+      </w:r>
+      <w:r>
+        <w:rPr>
+          <w:rtl/>
+        </w:rPr>
+        <w:t xml:space="preserve">کلمه‌به‌کلمه و دقیق در </w:t>
+      </w:r>
+      <w:r>
+        <w:rPr>
+          <w:lang w:bidi="fa-IR"/>
+        </w:rPr>
+        <w:t xml:space="preserve">sample_output.txt </w:t>
+      </w:r>
+      <w:r>
+        <w:rPr>
+          <w:rtl/>
+        </w:rPr>
+        <w:t>نوشته شده است. این یعنی دریافت، بررسی</w:t>
+      </w:r>
+      <w:r>
+        <w:rPr>
+          <w:lang w:bidi="fa-IR"/>
+        </w:rPr>
+        <w:t xml:space="preserve"> Checksum </w:t>
+      </w:r>
+      <w:r>
+        <w:rPr>
+          <w:rtl/>
+        </w:rPr>
+        <w:t>و نوشتن فایل در گیرنده کاملاً بی‌نقص بوده است</w:t>
+      </w:r>
+      <w:r>
+        <w:rPr>
+          <w:lang w:bidi="fa-IR"/>
+        </w:rPr>
+        <w:t>.</w:t>
+      </w:r>
+    </w:p>
+    <w:p>
+      <w:pPr>
+        <w:pStyle w:val="ListParagraph"/>
+        <w:numPr>
+          <w:ilvl w:val="0"/>
+          <w:numId w:val="17"/>
+        </w:numPr>
+        <w:bidi/>
+        <w:rPr>
+          <w:rtl/>
+          <w:lang w:bidi="fa-IR"/>
+        </w:rPr>
+      </w:pPr>
+      <w:r>
+        <w:rPr>
+          <w:rtl/>
+        </w:rPr>
+        <w:t>آمار انتقال</w:t>
+      </w:r>
+      <w:r>
+        <w:rPr>
+          <w:lang w:bidi="fa-IR"/>
+        </w:rPr>
+        <w:t xml:space="preserve"> (Statistics)</w:t>
+      </w:r>
+      <w:r>
+        <w:rPr>
+          <w:rFonts w:hint="cs"/>
+          <w:rtl/>
+          <w:lang w:bidi="fa-IR"/>
+        </w:rPr>
+        <w:t>:</w:t>
+      </w:r>
+    </w:p>
+    <w:p>
+      <w:pPr>
+        <w:pStyle w:val="ListParagraph"/>
+        <w:numPr>
+          <w:ilvl w:val="1"/>
+          <w:numId w:val="19"/>
+        </w:numPr>
+        <w:bidi/>
+        <w:rPr>
+          <w:rtl/>
+          <w:lang w:bidi="fa-IR"/>
+        </w:rPr>
+      </w:pPr>
+      <w:r>
+        <w:rPr>
+          <w:b/>
+          <w:bCs/>
+          <w:lang w:bidi="fa-IR"/>
+        </w:rPr>
+        <w:t xml:space="preserve">Total packets sent: </w:t>
+      </w:r>
+      <w:proofErr w:type="gramStart"/>
+      <w:r>
+        <w:rPr>
+          <w:b/>
+          <w:bCs/>
+          <w:lang w:bidi="fa-IR"/>
+        </w:rPr>
+        <w:t>1</w:t>
+      </w:r>
+      <w:r>
+        <w:rPr>
+          <w:rFonts w:hint="cs"/>
+          <w:b/>
+          <w:bCs/>
+          <w:rtl/>
+          <w:lang w:bidi="fa-IR"/>
+        </w:rPr>
+        <w:t xml:space="preserve"> :</w:t>
+      </w:r>
+      <w:r>
+        <w:rPr>
+          <w:rtl/>
+        </w:rPr>
+        <w:t>چون</w:t>
+      </w:r>
+      <w:proofErr w:type="gramEnd"/>
+      <w:r>
+        <w:rPr>
+          <w:rtl/>
+        </w:rPr>
+        <w:t xml:space="preserve"> فایل آزمایشی بسیار کوچک (تنها یک خط متن) است، حجم آن کمتر از ظرفیت یک </w:t>
+      </w:r>
+      <w:r>
+        <w:rPr>
+          <w:lang w:bidi="fa-IR"/>
+        </w:rPr>
+        <w:t xml:space="preserve">Payload </w:t>
+      </w:r>
+      <w:r>
+        <w:rPr>
+          <w:rtl/>
+        </w:rPr>
+        <w:t xml:space="preserve">(مثلاً </w:t>
+      </w:r>
+      <w:r>
+        <w:rPr>
+          <w:rtl/>
+          <w:lang w:bidi="fa-IR"/>
+        </w:rPr>
+        <w:t>۱۰۲۴</w:t>
+      </w:r>
+      <w:r>
+        <w:rPr>
+          <w:rtl/>
+        </w:rPr>
+        <w:t xml:space="preserve"> بایت) بوده و کل فایل تنها در یک بسته</w:t>
+      </w:r>
+      <w:r>
+        <w:rPr>
+          <w:lang w:bidi="fa-IR"/>
+        </w:rPr>
+        <w:t xml:space="preserve"> (Packet) </w:t>
+      </w:r>
+      <w:r>
+        <w:rPr>
+          <w:rtl/>
+        </w:rPr>
+        <w:t>بسته‌بندی و ارسال شده است</w:t>
+      </w:r>
+      <w:r>
+        <w:rPr>
+          <w:lang w:bidi="fa-IR"/>
+        </w:rPr>
+        <w:t>.</w:t>
+      </w:r>
+    </w:p>
+    <w:p>
+      <w:pPr>
+        <w:pStyle w:val="ListParagraph"/>
+        <w:numPr>
+          <w:ilvl w:val="1"/>
+          <w:numId w:val="19"/>
+        </w:numPr>
+        <w:bidi/>
+        <w:rPr>
+          <w:rtl/>
+          <w:lang w:bidi="fa-IR"/>
+        </w:rPr>
+      </w:pPr>
+      <w:r>
+        <w:rPr>
+          <w:b/>
+          <w:bCs/>
+          <w:lang w:bidi="fa-IR"/>
+        </w:rPr>
+        <w:t xml:space="preserve">Total retransmissions: </w:t>
+      </w:r>
+      <w:proofErr w:type="gramStart"/>
+      <w:r>
+        <w:rPr>
+          <w:b/>
+          <w:bCs/>
+          <w:lang w:bidi="fa-IR"/>
+        </w:rPr>
+        <w:t>0</w:t>
+      </w:r>
+      <w:r>
+        <w:rPr>
+          <w:rFonts w:hint="cs"/>
+          <w:b/>
+          <w:bCs/>
+          <w:rtl/>
+          <w:lang w:bidi="fa-IR"/>
+        </w:rPr>
+        <w:t xml:space="preserve"> :</w:t>
+      </w:r>
+      <w:proofErr w:type="gramEnd"/>
+      <w:r>
+        <w:rPr>
+          <w:lang w:bidi="fa-IR"/>
+        </w:rPr>
+        <w:t xml:space="preserve"> </w:t>
+      </w:r>
+      <w:r>
+        <w:rPr>
+          <w:rtl/>
+        </w:rPr>
+        <w:t>چون برنامه روی بستر</w:t>
+      </w:r>
+      <w:r>
+        <w:rPr>
+          <w:lang w:bidi="fa-IR"/>
+        </w:rPr>
+        <w:t xml:space="preserve"> Localhost </w:t>
+      </w:r>
+      <w:r>
+        <w:rPr>
+          <w:rtl/>
+        </w:rPr>
+        <w:t>سیستم اجرا شده و در این فاز هنوز هیچ افت</w:t>
+      </w:r>
+      <w:r>
+        <w:rPr>
+          <w:lang w:bidi="fa-IR"/>
+        </w:rPr>
+        <w:t xml:space="preserve"> (Loss) </w:t>
+      </w:r>
+      <w:r>
+        <w:rPr>
+          <w:rtl/>
+        </w:rPr>
+        <w:t>یا تاخیری</w:t>
+      </w:r>
+      <w:r>
+        <w:rPr>
+          <w:lang w:bidi="fa-IR"/>
+        </w:rPr>
+        <w:t xml:space="preserve"> (Delay) </w:t>
+      </w:r>
+      <w:r>
+        <w:rPr>
+          <w:rtl/>
+        </w:rPr>
+        <w:t>شبیه‌سازی نشده، بسته در همان تلاش اول با موفقیت به مقصد رسیده و تایید شده است</w:t>
+      </w:r>
+      <w:r>
+        <w:rPr>
+          <w:lang w:bidi="fa-IR"/>
+        </w:rPr>
+        <w:t>.</w:t>
+      </w:r>
+    </w:p>
+    <w:p>
+      <w:pPr>
+        <w:pStyle w:val="ListParagraph"/>
+        <w:numPr>
+          <w:ilvl w:val="1"/>
+          <w:numId w:val="19"/>
+        </w:numPr>
+        <w:bidi/>
+        <w:rPr>
+          <w:rFonts w:hint="cs"/>
+          <w:rtl/>
+          <w:lang w:bidi="fa-IR"/>
+        </w:rPr>
+      </w:pPr>
+      <w:r>
+        <w:rPr>
+          <w:b/>
+          <w:bCs/>
+          <w:rtl/>
+        </w:rPr>
+        <w:t>زمان انتقال</w:t>
+      </w:r>
+      <w:r>
+        <w:rPr>
+          <w:b/>
+          <w:bCs/>
+          <w:lang w:bidi="fa-IR"/>
+        </w:rPr>
+        <w:t>:</w:t>
+      </w:r>
+      <w:r>
+        <w:rPr>
+          <w:lang w:bidi="fa-IR"/>
+        </w:rPr>
+        <w:t xml:space="preserve"> </w:t>
+      </w:r>
+      <w:r>
+        <w:rPr>
+          <w:rtl/>
+        </w:rPr>
+        <w:t xml:space="preserve">انتقال در زمان بسیار ناچیزی (حدود </w:t>
+      </w:r>
+      <w:r>
+        <w:rPr>
+          <w:rtl/>
+          <w:lang w:bidi="fa-IR"/>
+        </w:rPr>
+        <w:t>۰.۰۰۰۱</w:t>
+      </w:r>
+      <w:r>
+        <w:rPr>
+          <w:rtl/>
+        </w:rPr>
+        <w:t xml:space="preserve"> ثانیه) و بلافاصله پس از بسته شدن ارتباط با پرچم</w:t>
+      </w:r>
+      <w:r>
+        <w:rPr>
+          <w:lang w:bidi="fa-IR"/>
+        </w:rPr>
+        <w:t xml:space="preserve"> FIN </w:t>
+      </w:r>
+      <w:r>
+        <w:rPr>
+          <w:rtl/>
+        </w:rPr>
+        <w:t>به پایان رسیده است که برای یک بسته در محیط لوکال کاملاً منطقی است</w:t>
+      </w:r>
+      <w:r>
+        <w:rPr>
+          <w:lang w:bidi="fa-IR"/>
+        </w:rPr>
+        <w:t>.</w:t>
+      </w:r>
+    </w:p>
+    <w:p>
+      <w:pPr>
+        <w:bidi/>
+        <w:rPr>
+          <w:rtl/>
+          <w:lang w:bidi="fa-IR"/>
+        </w:rPr>
+      </w:pPr>
+      <w:r>
+        <w:rPr>
+          <w:rFonts w:cs="Arial"/>
+          <w:noProof/>
           <w:rtl/>
           <w:lang w:bidi="fa-IR"/>
         </w:rPr>
@@ -832,22 +2928,651 @@
     <w:p>
       <w:pPr>
         <w:pStyle w:val="Heading1"/>
-        <w:rPr>
-          <w:rtl/>
-        </w:rPr>
       </w:pPr>
       <w:r>
         <w:rPr>
           <w:rFonts w:hint="cs"/>
           <w:rtl/>
         </w:rPr>
+        <w:lastRenderedPageBreak/>
         <w:t>فاز دوم</w:t>
       </w:r>
     </w:p>
     <w:p>
       <w:pPr>
+        <w:pStyle w:val="Heading2"/>
+      </w:pPr>
+      <w:r>
+        <w:rPr>
+          <w:rtl/>
+          <w:lang w:bidi="ar-SA"/>
+        </w:rPr>
+        <w:t>نحوه کار پروتکل</w:t>
+      </w:r>
+      <w:r>
+        <w:t xml:space="preserve"> Sliding Window</w:t>
+      </w:r>
+      <w:r>
+        <w:t xml:space="preserve"> </w:t>
+      </w:r>
+    </w:p>
+    <w:p>
+      <w:pPr>
         <w:bidi/>
         <w:rPr>
+          <w:lang w:bidi="fa-IR"/>
+        </w:rPr>
+      </w:pPr>
+      <w:r>
+        <w:rPr>
+          <w:rtl/>
+        </w:rPr>
+        <w:t>برخلاف روش</w:t>
+      </w:r>
+      <w:r>
+        <w:rPr>
+          <w:lang w:bidi="fa-IR"/>
+        </w:rPr>
+        <w:t xml:space="preserve"> Stop-and-Wait</w:t>
+      </w:r>
+      <w:r>
+        <w:rPr>
+          <w:rtl/>
+        </w:rPr>
+        <w:t>، در این روش فرستنده برای ارسال بسته بعدی منتظر دریافت</w:t>
+      </w:r>
+      <w:r>
+        <w:rPr>
+          <w:lang w:bidi="fa-IR"/>
+        </w:rPr>
+        <w:t xml:space="preserve"> ACK </w:t>
+      </w:r>
+      <w:r>
+        <w:rPr>
+          <w:rtl/>
+        </w:rPr>
+        <w:t xml:space="preserve">نمی‌ماند. فرستنده اجازه دارد چندین بسته را به صورت متوالی (به اندازه ظرفیت یک متغیر به نام </w:t>
+      </w:r>
+      <w:proofErr w:type="spellStart"/>
+      <w:r>
+        <w:rPr>
+          <w:lang w:bidi="fa-IR"/>
+        </w:rPr>
+        <w:t>window_size</w:t>
+      </w:r>
+      <w:proofErr w:type="spellEnd"/>
+      <w:r>
+        <w:rPr>
+          <w:lang w:bidi="fa-IR"/>
+        </w:rPr>
+        <w:t xml:space="preserve">) </w:t>
+      </w:r>
+      <w:r>
+        <w:rPr>
+          <w:rtl/>
+        </w:rPr>
+        <w:t>درون شبکه تزریق کند</w:t>
+      </w:r>
+      <w:r>
+        <w:rPr>
+          <w:lang w:bidi="fa-IR"/>
+        </w:rPr>
+        <w:t>.</w:t>
+      </w:r>
+    </w:p>
+    <w:p>
+      <w:pPr>
+        <w:pStyle w:val="ListParagraph"/>
+        <w:numPr>
+          <w:ilvl w:val="0"/>
+          <w:numId w:val="20"/>
+        </w:numPr>
+        <w:bidi/>
+        <w:rPr>
+          <w:lang w:bidi="fa-IR"/>
+        </w:rPr>
+      </w:pPr>
+      <w:r>
+        <w:rPr>
+          <w:b/>
+          <w:bCs/>
+          <w:rtl/>
+        </w:rPr>
+        <w:t>لغزیدن پنجره</w:t>
+      </w:r>
+      <w:r>
+        <w:rPr>
+          <w:b/>
+          <w:bCs/>
+          <w:lang w:bidi="fa-IR"/>
+        </w:rPr>
+        <w:t>:</w:t>
+      </w:r>
+      <w:r>
+        <w:rPr>
+          <w:lang w:bidi="fa-IR"/>
+        </w:rPr>
+        <w:t xml:space="preserve"> </w:t>
+      </w:r>
+      <w:r>
+        <w:rPr>
+          <w:rtl/>
+        </w:rPr>
+        <w:t>با دریافت تأییدیه</w:t>
+      </w:r>
+      <w:r>
+        <w:rPr>
+          <w:lang w:bidi="fa-IR"/>
+        </w:rPr>
+        <w:t xml:space="preserve"> (ACK) </w:t>
+      </w:r>
+      <w:r>
+        <w:rPr>
+          <w:rtl/>
+        </w:rPr>
+        <w:t>برای بسته‌های قدیمی‌تر، این پنجره رو به جلو می‌لغزد و اجازه ارسال بسته‌های جدیدتر صادر می‌شود</w:t>
+      </w:r>
+      <w:r>
+        <w:rPr>
+          <w:lang w:bidi="fa-IR"/>
+        </w:rPr>
+        <w:t>.</w:t>
+      </w:r>
+    </w:p>
+    <w:p>
+      <w:pPr>
+        <w:pStyle w:val="ListParagraph"/>
+        <w:numPr>
+          <w:ilvl w:val="0"/>
+          <w:numId w:val="20"/>
+        </w:numPr>
+        <w:bidi/>
+        <w:rPr>
+          <w:lang w:bidi="fa-IR"/>
+        </w:rPr>
+      </w:pPr>
+      <w:r>
+        <w:rPr>
+          <w:b/>
+          <w:bCs/>
+          <w:rtl/>
+        </w:rPr>
+        <w:t>تأییدیه تجمعی</w:t>
+      </w:r>
+      <w:r>
+        <w:rPr>
+          <w:b/>
+          <w:bCs/>
+          <w:lang w:bidi="fa-IR"/>
+        </w:rPr>
+        <w:t xml:space="preserve"> (Cumulative ACK):</w:t>
+      </w:r>
+      <w:r>
+        <w:rPr>
+          <w:lang w:bidi="fa-IR"/>
+        </w:rPr>
+        <w:t xml:space="preserve"> </w:t>
+      </w:r>
+      <w:r>
+        <w:rPr>
+          <w:rtl/>
+        </w:rPr>
+        <w:t xml:space="preserve">گیرنده در جواب، شماره </w:t>
+      </w:r>
+      <w:r>
+        <w:rPr>
+          <w:b/>
+          <w:bCs/>
+          <w:rtl/>
+        </w:rPr>
+        <w:t>بسته بعدی که انتظار دارد</w:t>
+      </w:r>
+      <w:r>
+        <w:rPr>
+          <w:rtl/>
+        </w:rPr>
+        <w:t xml:space="preserve"> را می‌فرستد. مثلاً اگر</w:t>
+      </w:r>
+      <w:r>
+        <w:rPr>
+          <w:lang w:bidi="fa-IR"/>
+        </w:rPr>
+        <w:t xml:space="preserve"> ACK </w:t>
+      </w:r>
+      <w:r>
+        <w:rPr>
+          <w:rtl/>
+        </w:rPr>
+        <w:t xml:space="preserve">شماره </w:t>
+      </w:r>
+      <w:r>
+        <w:rPr>
+          <w:rtl/>
+          <w:lang w:bidi="fa-IR"/>
+        </w:rPr>
+        <w:t>۵</w:t>
+      </w:r>
+      <w:r>
+        <w:rPr>
+          <w:rtl/>
+        </w:rPr>
+        <w:t xml:space="preserve"> را بفرستد، یعنی بسته‌های </w:t>
+      </w:r>
+      <w:r>
+        <w:rPr>
+          <w:rtl/>
+          <w:lang w:bidi="fa-IR"/>
+        </w:rPr>
+        <w:t>۰</w:t>
+      </w:r>
+      <w:r>
+        <w:rPr>
+          <w:rtl/>
+        </w:rPr>
+        <w:t xml:space="preserve"> تا </w:t>
+      </w:r>
+      <w:r>
+        <w:rPr>
+          <w:rtl/>
+          <w:lang w:bidi="fa-IR"/>
+        </w:rPr>
+        <w:t>۴</w:t>
+      </w:r>
+      <w:r>
+        <w:rPr>
+          <w:rtl/>
+        </w:rPr>
+        <w:t xml:space="preserve"> را با موفقیت دریافت کرده است. این کار باعث استفاده بهینه از پهنای باند و افزایش شدید سرعت</w:t>
+      </w:r>
+      <w:r>
+        <w:rPr>
+          <w:lang w:bidi="fa-IR"/>
+        </w:rPr>
+        <w:t xml:space="preserve"> (Throughput) </w:t>
+      </w:r>
+      <w:r>
+        <w:rPr>
+          <w:rtl/>
+        </w:rPr>
+        <w:t>می‌شود</w:t>
+      </w:r>
+      <w:r>
+        <w:rPr>
+          <w:lang w:bidi="fa-IR"/>
+        </w:rPr>
+        <w:t>.</w:t>
+      </w:r>
+    </w:p>
+    <w:p>
+      <w:pPr>
+        <w:pStyle w:val="Heading2"/>
+        <w:rPr>
+          <w:rtl/>
+        </w:rPr>
+      </w:pPr>
+      <w:r>
+        <w:rPr>
+          <w:rFonts w:hint="cs"/>
+          <w:rtl/>
+        </w:rPr>
+        <w:t>تست اجرا</w:t>
+      </w:r>
+    </w:p>
+    <w:p>
+      <w:pPr>
+        <w:pStyle w:val="ListParagraph"/>
+        <w:numPr>
+          <w:ilvl w:val="0"/>
+          <w:numId w:val="21"/>
+        </w:numPr>
+        <w:bidi/>
+        <w:rPr>
+          <w:rtl/>
+          <w:lang w:bidi="fa-IR"/>
+        </w:rPr>
+      </w:pPr>
+      <w:r>
+        <w:rPr>
+          <w:b/>
+          <w:bCs/>
+          <w:rtl/>
+        </w:rPr>
+        <w:t>پرتاب اولیه</w:t>
+      </w:r>
+      <w:r>
+        <w:rPr>
+          <w:b/>
+          <w:bCs/>
+          <w:lang w:bidi="fa-IR"/>
+        </w:rPr>
+        <w:t xml:space="preserve"> (Burst):</w:t>
+      </w:r>
+      <w:r>
+        <w:rPr>
+          <w:lang w:bidi="fa-IR"/>
+        </w:rPr>
+        <w:t xml:space="preserve"> </w:t>
+      </w:r>
+      <w:r>
+        <w:rPr>
+          <w:rtl/>
+        </w:rPr>
+        <w:t xml:space="preserve">در سمت فرستنده (ترمینال راست)، می‌بینیم که در همان لحظه اول بسته‌های </w:t>
+      </w:r>
+      <w:r>
+        <w:rPr>
+          <w:lang w:bidi="fa-IR"/>
+        </w:rPr>
+        <w:t xml:space="preserve">0 </w:t>
+      </w:r>
+      <w:r>
+        <w:rPr>
+          <w:rtl/>
+        </w:rPr>
+        <w:t xml:space="preserve">تا </w:t>
+      </w:r>
+      <w:r>
+        <w:rPr>
+          <w:lang w:bidi="fa-IR"/>
+        </w:rPr>
+        <w:t xml:space="preserve">4 </w:t>
+      </w:r>
+      <w:r>
+        <w:rPr>
+          <w:rtl/>
+        </w:rPr>
+        <w:t>پشت سر هم ارسال شده‌اند بدون اینکه منتظر</w:t>
+      </w:r>
+      <w:r>
+        <w:rPr>
+          <w:lang w:bidi="fa-IR"/>
+        </w:rPr>
+        <w:t xml:space="preserve"> ACK </w:t>
+      </w:r>
+      <w:r>
+        <w:rPr>
+          <w:rtl/>
+        </w:rPr>
+        <w:t xml:space="preserve">بمانند. این نشان می‌دهد که </w:t>
+      </w:r>
+      <w:proofErr w:type="spellStart"/>
+      <w:r>
+        <w:rPr>
+          <w:lang w:bidi="fa-IR"/>
+        </w:rPr>
+        <w:t>window_size</w:t>
+      </w:r>
+      <w:proofErr w:type="spellEnd"/>
+      <w:r>
+        <w:rPr>
+          <w:lang w:bidi="fa-IR"/>
+        </w:rPr>
+        <w:t xml:space="preserve"> </w:t>
+      </w:r>
+      <w:r>
+        <w:rPr>
+          <w:rtl/>
+        </w:rPr>
+        <w:t xml:space="preserve">روی عدد </w:t>
+      </w:r>
+      <w:r>
+        <w:rPr>
+          <w:b/>
+          <w:bCs/>
+          <w:rtl/>
+          <w:lang w:bidi="fa-IR"/>
+        </w:rPr>
+        <w:t>۵</w:t>
+      </w:r>
+      <w:r>
+        <w:rPr>
+          <w:rtl/>
+        </w:rPr>
+        <w:t xml:space="preserve"> تنظیم شده است</w:t>
+      </w:r>
+      <w:r>
+        <w:rPr>
+          <w:lang w:bidi="fa-IR"/>
+        </w:rPr>
+        <w:t>.</w:t>
+      </w:r>
+    </w:p>
+    <w:p>
+      <w:pPr>
+        <w:pStyle w:val="ListParagraph"/>
+        <w:numPr>
+          <w:ilvl w:val="0"/>
+          <w:numId w:val="21"/>
+        </w:numPr>
+        <w:bidi/>
+        <w:rPr>
+          <w:rtl/>
+          <w:lang w:bidi="fa-IR"/>
+        </w:rPr>
+      </w:pPr>
+      <w:r>
+        <w:rPr>
+          <w:b/>
+          <w:bCs/>
+          <w:rtl/>
+        </w:rPr>
+        <w:t>عملکرد لغزش</w:t>
+      </w:r>
+      <w:r>
+        <w:rPr>
+          <w:b/>
+          <w:bCs/>
+          <w:lang w:bidi="fa-IR"/>
+        </w:rPr>
+        <w:t xml:space="preserve"> (Sliding):</w:t>
+      </w:r>
+      <w:r>
+        <w:rPr>
+          <w:lang w:bidi="fa-IR"/>
+        </w:rPr>
+        <w:t xml:space="preserve"> </w:t>
+      </w:r>
+      <w:r>
+        <w:rPr>
+          <w:rtl/>
+        </w:rPr>
+        <w:t>به محض اینکه فرستنده اولین تاییدیه</w:t>
+      </w:r>
+      <w:r>
+        <w:rPr>
+          <w:lang w:bidi="fa-IR"/>
+        </w:rPr>
+        <w:t xml:space="preserve"> (ACK for expected seq: 1) </w:t>
+      </w:r>
+      <w:r>
+        <w:rPr>
+          <w:rtl/>
+        </w:rPr>
+        <w:t xml:space="preserve">را دریافت می‌کند، پنجره یک واحد به جلو می‌لغزد و بلافاصله بسته </w:t>
+      </w:r>
+      <w:r>
+        <w:rPr>
+          <w:lang w:bidi="fa-IR"/>
+        </w:rPr>
+        <w:t xml:space="preserve">5 </w:t>
+      </w:r>
+      <w:r>
+        <w:rPr>
+          <w:rtl/>
+        </w:rPr>
+        <w:t>را ارسال می‌کند. این چرخه تا پایان فایل ادامه دارد</w:t>
+      </w:r>
+      <w:r>
+        <w:rPr>
+          <w:lang w:bidi="fa-IR"/>
+        </w:rPr>
+        <w:t>.</w:t>
+      </w:r>
+    </w:p>
+    <w:p>
+      <w:pPr>
+        <w:pStyle w:val="ListParagraph"/>
+        <w:numPr>
+          <w:ilvl w:val="0"/>
+          <w:numId w:val="21"/>
+        </w:numPr>
+        <w:bidi/>
+        <w:rPr>
+          <w:rtl/>
+        </w:rPr>
+      </w:pPr>
+      <w:r>
+        <w:rPr>
+          <w:b/>
+          <w:bCs/>
+          <w:rtl/>
+        </w:rPr>
+        <w:t>تأییدیه‌های تجمعی گیرنده</w:t>
+      </w:r>
+      <w:r>
+        <w:rPr>
+          <w:b/>
+          <w:bCs/>
+          <w:lang w:bidi="fa-IR"/>
+        </w:rPr>
+        <w:t>:</w:t>
+      </w:r>
+      <w:r>
+        <w:rPr>
+          <w:lang w:bidi="fa-IR"/>
+        </w:rPr>
+        <w:t xml:space="preserve"> </w:t>
+      </w:r>
+      <w:r>
+        <w:rPr>
+          <w:rtl/>
+        </w:rPr>
+        <w:t>در سمت گیرنده (ترمینال چپ)، با دریافت هر بسته، بلافاصله</w:t>
+      </w:r>
+      <w:r>
+        <w:rPr>
+          <w:lang w:bidi="fa-IR"/>
+        </w:rPr>
+        <w:t xml:space="preserve"> ACK </w:t>
+      </w:r>
+      <w:r>
+        <w:rPr>
+          <w:rtl/>
+        </w:rPr>
+        <w:t>تجمعی برای شماره بعدی ارسال شده است</w:t>
+      </w:r>
+      <w:r>
+        <w:rPr>
+          <w:rFonts w:hint="cs"/>
+          <w:rtl/>
+        </w:rPr>
+        <w:t>.</w:t>
+      </w:r>
+    </w:p>
+    <w:p>
+      <w:pPr>
+        <w:pStyle w:val="ListParagraph"/>
+        <w:numPr>
+          <w:ilvl w:val="0"/>
+          <w:numId w:val="21"/>
+        </w:numPr>
+        <w:bidi/>
+        <w:rPr>
+          <w:rFonts w:hint="cs"/>
+          <w:rtl/>
+          <w:lang w:bidi="fa-IR"/>
+        </w:rPr>
+      </w:pPr>
+      <w:r>
+        <w:rPr>
+          <w:b/>
+          <w:bCs/>
+          <w:rtl/>
+        </w:rPr>
+        <w:t>آمار نهایی</w:t>
+      </w:r>
+      <w:r>
+        <w:rPr>
+          <w:b/>
+          <w:bCs/>
+          <w:lang w:bidi="fa-IR"/>
+        </w:rPr>
+        <w:t>:</w:t>
+      </w:r>
+      <w:r>
+        <w:rPr>
+          <w:lang w:bidi="fa-IR"/>
+        </w:rPr>
+        <w:t xml:space="preserve"> </w:t>
+      </w:r>
+      <w:r>
+        <w:rPr>
+          <w:rtl/>
+        </w:rPr>
+        <w:t xml:space="preserve">کل </w:t>
+      </w:r>
+      <w:r>
+        <w:rPr>
+          <w:rtl/>
+          <w:lang w:bidi="fa-IR"/>
+        </w:rPr>
+        <w:t>۸</w:t>
+      </w:r>
+      <w:r>
+        <w:rPr>
+          <w:rtl/>
+        </w:rPr>
+        <w:t xml:space="preserve"> بسته با </w:t>
+      </w:r>
+      <w:r>
+        <w:rPr>
+          <w:rtl/>
+          <w:lang w:bidi="fa-IR"/>
+        </w:rPr>
+        <w:t>۰</w:t>
+      </w:r>
+      <w:r>
+        <w:rPr>
+          <w:rtl/>
+        </w:rPr>
+        <w:t xml:space="preserve"> بار ارسال مجدد</w:t>
+      </w:r>
+      <w:r>
+        <w:rPr>
+          <w:lang w:bidi="fa-IR"/>
+        </w:rPr>
+        <w:t xml:space="preserve"> (Retransmission) </w:t>
+      </w:r>
+      <w:r>
+        <w:rPr>
+          <w:rtl/>
+        </w:rPr>
+        <w:t>منتقل شده‌اند. به دلیل استفاده از پنجره لغزان و پر ماندن لوله ارتباطی شبکه، زمان انتقال به شدت کاهش یافته و کل فایل در کسر بسیار کوچکی از ثانیه (</w:t>
+      </w:r>
+      <w:r>
+        <w:rPr>
+          <w:rtl/>
+          <w:lang w:bidi="fa-IR"/>
+        </w:rPr>
+        <w:t>۰.۰۰۰۵</w:t>
+      </w:r>
+      <w:r>
+        <w:rPr>
+          <w:rtl/>
+        </w:rPr>
+        <w:t xml:space="preserve"> ثانیه) منتقل شده است</w:t>
+      </w:r>
+      <w:r>
+        <w:rPr>
+          <w:lang w:bidi="fa-IR"/>
+        </w:rPr>
+        <w:t>.</w:t>
+      </w:r>
+    </w:p>
+    <w:p>
+      <w:pPr>
+        <w:bidi/>
+        <w:rPr>
           <w:rtl/>
           <w:lang w:bidi="fa-IR"/>
         </w:rPr>
@@ -855,6 +3580,7 @@
       <w:r>
         <w:rPr>
           <w:rFonts w:cs="Arial"/>
+          <w:noProof/>
           <w:rtl/>
           <w:lang w:bidi="fa-IR"/>
         </w:rPr>
@@ -975,7 +3701,14 @@
         <w:rPr>
           <w:lang w:bidi="fa-IR"/>
         </w:rPr>
-        <w:t xml:space="preserve"> ACK (Round Trip Time </w:t>
+        <w:t xml:space="preserve"> ACK (Round </w:t>
+      </w:r>
+      <w:r>
+        <w:rPr>
+          <w:lang w:bidi="fa-IR"/>
+        </w:rPr>
+        <w:lastRenderedPageBreak/>
+        <w:t xml:space="preserve">Trip Time </w:t>
       </w:r>
       <w:r>
         <w:rPr>
@@ -1134,65 +3867,771 @@
     </w:p>
     <w:p>
       <w:pPr>
-        <w:bidi/>
-        <w:rPr>
-          <w:rtl/>
-          <w:lang w:bidi="fa-IR"/>
-        </w:rPr>
-      </w:pPr>
+        <w:pStyle w:val="Heading1"/>
+        <w:rPr>
+          <w:rtl/>
+        </w:rPr>
+      </w:pPr>
+      <w:r>
+        <w:rPr>
+          <w:rFonts w:hint="cs"/>
+          <w:rtl/>
+        </w:rPr>
+        <w:t>فاز سوم</w:t>
+      </w:r>
     </w:p>
     <w:p>
       <w:pPr>
-        <w:bidi/>
-        <w:rPr>
-          <w:rtl/>
-          <w:lang w:bidi="fa-IR"/>
-        </w:rPr>
-      </w:pPr>
+        <w:pStyle w:val="Heading2"/>
+        <w:rPr>
+          <w:rtl/>
+        </w:rPr>
+      </w:pPr>
+      <w:r>
+        <w:rPr>
+          <w:rtl/>
+          <w:lang w:bidi="ar-SA"/>
+        </w:rPr>
+        <w:t>نحوه پیاده‌سازی</w:t>
+      </w:r>
+      <w:r>
+        <w:t xml:space="preserve"> Timeout </w:t>
+      </w:r>
+      <w:r>
+        <w:rPr>
+          <w:rtl/>
+          <w:lang w:bidi="ar-SA"/>
+        </w:rPr>
+        <w:t>و</w:t>
+      </w:r>
+      <w:r>
+        <w:t xml:space="preserve"> Retransmission</w:t>
+      </w:r>
     </w:p>
     <w:p>
       <w:pPr>
-        <w:rPr>
-          <w:rFonts w:asciiTheme="majorHAnsi" w:eastAsiaTheme="majorEastAsia" w:hAnsiTheme="majorHAnsi" w:cstheme="majorBidi"/>
-          <w:color w:val="2F5496" w:themeColor="accent1" w:themeShade="BF"/>
-          <w:sz w:val="52"/>
-          <w:szCs w:val="52"/>
-          <w:rtl/>
-          <w:lang w:bidi="fa-IR"/>
-        </w:rPr>
-      </w:pPr>
-      <w:r>
-        <w:rPr>
-          <w:rtl/>
-        </w:rPr>
-        <w:br w:type="page"/>
+        <w:pStyle w:val="ListParagraph"/>
+        <w:numPr>
+          <w:ilvl w:val="0"/>
+          <w:numId w:val="22"/>
+        </w:numPr>
+        <w:bidi/>
+        <w:rPr>
+          <w:rtl/>
+          <w:lang w:bidi="fa-IR"/>
+        </w:rPr>
+      </w:pPr>
+      <w:r>
+        <w:rPr>
+          <w:b/>
+          <w:bCs/>
+          <w:rtl/>
+        </w:rPr>
+        <w:t>مدیریت زمان</w:t>
+      </w:r>
+      <w:r>
+        <w:rPr>
+          <w:b/>
+          <w:bCs/>
+          <w:lang w:bidi="fa-IR"/>
+        </w:rPr>
+        <w:t xml:space="preserve"> (Timeout):</w:t>
+      </w:r>
+      <w:r>
+        <w:rPr>
+          <w:lang w:bidi="fa-IR"/>
+        </w:rPr>
+        <w:t xml:space="preserve"> </w:t>
+      </w:r>
+      <w:r>
+        <w:rPr>
+          <w:rtl/>
+        </w:rPr>
+        <w:t>در ساختار فرستنده، برای مدیریت زمان انتظار، به جای درگیری با</w:t>
+      </w:r>
+      <w:r>
+        <w:rPr>
+          <w:lang w:bidi="fa-IR"/>
+        </w:rPr>
+        <w:t xml:space="preserve"> Thread</w:t>
+      </w:r>
+      <w:r>
+        <w:rPr>
+          <w:rtl/>
+        </w:rPr>
+        <w:t xml:space="preserve">ها و تایمرهای دستی، از تابع سیستمی </w:t>
+      </w:r>
+      <w:r>
+        <w:rPr>
+          <w:lang w:bidi="fa-IR"/>
+        </w:rPr>
+        <w:t xml:space="preserve">select </w:t>
+      </w:r>
+      <w:r>
+        <w:rPr>
+          <w:rtl/>
+        </w:rPr>
+        <w:t>بر روی سوکت</w:t>
+      </w:r>
+      <w:r>
+        <w:rPr>
+          <w:lang w:bidi="fa-IR"/>
+        </w:rPr>
+        <w:t xml:space="preserve"> UDP </w:t>
+      </w:r>
+      <w:r>
+        <w:rPr>
+          <w:rtl/>
+        </w:rPr>
+        <w:t>استفاده شده است. این تابع منتظر دریافت داده</w:t>
+      </w:r>
+      <w:r>
+        <w:rPr>
+          <w:lang w:bidi="fa-IR"/>
+        </w:rPr>
+        <w:t xml:space="preserve"> (ACK) </w:t>
+      </w:r>
+      <w:r>
+        <w:rPr>
+          <w:rtl/>
+        </w:rPr>
+        <w:t xml:space="preserve">می‌ماند و یک تایمر داخلی (در اینجا </w:t>
+      </w:r>
+      <w:r>
+        <w:rPr>
+          <w:rtl/>
+          <w:lang w:bidi="fa-IR"/>
+        </w:rPr>
+        <w:t>۱</w:t>
+      </w:r>
+      <w:r>
+        <w:rPr>
+          <w:rtl/>
+        </w:rPr>
+        <w:t xml:space="preserve"> ثانیه) دارد. اگر پیش از رسیدن هرگونه پاسخی از گیرنده، این زمان به پایان برسد، تابع </w:t>
+      </w:r>
+      <w:r>
+        <w:rPr>
+          <w:lang w:bidi="fa-IR"/>
+        </w:rPr>
+        <w:t xml:space="preserve">select </w:t>
+      </w:r>
+      <w:r>
+        <w:rPr>
+          <w:rtl/>
+        </w:rPr>
+        <w:t>مقدار صفر را برمی‌گرداند که نشان‌دهنده وقوع انقضای زمان یا</w:t>
+      </w:r>
+      <w:r>
+        <w:rPr>
+          <w:lang w:bidi="fa-IR"/>
+        </w:rPr>
+        <w:t xml:space="preserve"> Timeout </w:t>
+      </w:r>
+      <w:r>
+        <w:rPr>
+          <w:rtl/>
+        </w:rPr>
+        <w:t>است</w:t>
+      </w:r>
+      <w:r>
+        <w:rPr>
+          <w:lang w:bidi="fa-IR"/>
+        </w:rPr>
+        <w:t>.</w:t>
       </w:r>
     </w:p>
     <w:p>
       <w:pPr>
-        <w:pStyle w:val="Heading1"/>
-        <w:rPr>
-          <w:rtl/>
-        </w:rPr>
-      </w:pPr>
-      <w:r>
-        <w:rPr>
-          <w:rFonts w:hint="cs"/>
-          <w:rtl/>
-        </w:rPr>
-        <w:lastRenderedPageBreak/>
-        <w:t>فاز سوم</w:t>
+        <w:pStyle w:val="ListParagraph"/>
+        <w:numPr>
+          <w:ilvl w:val="0"/>
+          <w:numId w:val="22"/>
+        </w:numPr>
+        <w:bidi/>
+        <w:rPr>
+          <w:lang w:bidi="fa-IR"/>
+        </w:rPr>
+      </w:pPr>
+      <w:r>
+        <w:rPr>
+          <w:b/>
+          <w:bCs/>
+          <w:rtl/>
+        </w:rPr>
+        <w:t>ارسال مجدد</w:t>
+      </w:r>
+      <w:r>
+        <w:rPr>
+          <w:b/>
+          <w:bCs/>
+          <w:lang w:bidi="fa-IR"/>
+        </w:rPr>
+        <w:t xml:space="preserve"> (Go-Back-N Retransmission):</w:t>
+      </w:r>
+      <w:r>
+        <w:rPr>
+          <w:lang w:bidi="fa-IR"/>
+        </w:rPr>
+        <w:t xml:space="preserve"> </w:t>
+      </w:r>
+      <w:r>
+        <w:rPr>
+          <w:rtl/>
+        </w:rPr>
+        <w:t>به محض تشخیص</w:t>
+      </w:r>
+      <w:r>
+        <w:rPr>
+          <w:lang w:bidi="fa-IR"/>
+        </w:rPr>
+        <w:t xml:space="preserve"> Timeout</w:t>
+      </w:r>
+      <w:r>
+        <w:rPr>
+          <w:rtl/>
+        </w:rPr>
+        <w:t xml:space="preserve">، فرستنده نتیجه می‌گیرد که بسته ارسال‌شده در شبکه گم شده است. در این حالت، متغیر </w:t>
+      </w:r>
+      <w:proofErr w:type="spellStart"/>
+      <w:r>
+        <w:rPr>
+          <w:lang w:bidi="fa-IR"/>
+        </w:rPr>
+        <w:t>next_seq</w:t>
+      </w:r>
+      <w:proofErr w:type="spellEnd"/>
+      <w:r>
+        <w:rPr>
+          <w:lang w:bidi="fa-IR"/>
+        </w:rPr>
+        <w:t xml:space="preserve"> </w:t>
+      </w:r>
+      <w:r>
+        <w:rPr>
+          <w:rtl/>
+        </w:rPr>
+        <w:t xml:space="preserve">(که نشان‌دهنده بسته بعدی برای ارسال است) مستقیماً به مقدار </w:t>
+      </w:r>
+      <w:r>
+        <w:rPr>
+          <w:lang w:bidi="fa-IR"/>
+        </w:rPr>
+        <w:t xml:space="preserve">base </w:t>
+      </w:r>
+      <w:r>
+        <w:rPr>
+          <w:rtl/>
+        </w:rPr>
+        <w:t>(شماره قدیمی‌ترین بسته تأییدنشده) ریست می‌شود. با این کار، فرستنده تمام بسته‌های درون پنجره ارسال را که هنوز تأییدیه نگرفته‌اند، از ابتدا و به ترتیب مجدداً به درون شبکه تزریق می‌کند</w:t>
+      </w:r>
+      <w:r>
+        <w:rPr>
+          <w:lang w:bidi="fa-IR"/>
+        </w:rPr>
+        <w:t xml:space="preserve"> (Retransmit).</w:t>
       </w:r>
     </w:p>
     <w:p>
       <w:pPr>
-        <w:rPr>
-          <w:rtl/>
-          <w:lang w:bidi="fa-IR"/>
-        </w:rPr>
-      </w:pPr>
-      <w:r>
-        <w:rPr>
+        <w:pStyle w:val="Heading2"/>
+        <w:rPr>
+          <w:rtl/>
+        </w:rPr>
+      </w:pPr>
+      <w:r>
+        <w:rPr>
+          <w:rFonts w:hint="cs"/>
+          <w:rtl/>
+        </w:rPr>
+        <w:t>تست اجرا</w:t>
+      </w:r>
+    </w:p>
+    <w:p>
+      <w:pPr>
+        <w:pStyle w:val="ListParagraph"/>
+        <w:numPr>
+          <w:ilvl w:val="0"/>
+          <w:numId w:val="23"/>
+        </w:numPr>
+        <w:bidi/>
+        <w:rPr>
+          <w:rtl/>
+          <w:lang w:bidi="fa-IR"/>
+        </w:rPr>
+      </w:pPr>
+      <w:r>
+        <w:rPr>
+          <w:b/>
+          <w:bCs/>
+          <w:rtl/>
+        </w:rPr>
+        <w:t>شبیه‌سازی افت بسته</w:t>
+      </w:r>
+      <w:r>
+        <w:rPr>
+          <w:b/>
+          <w:bCs/>
+          <w:lang w:bidi="fa-IR"/>
+        </w:rPr>
+        <w:t xml:space="preserve"> (Packet Loss):</w:t>
+      </w:r>
+      <w:r>
+        <w:rPr>
+          <w:lang w:bidi="fa-IR"/>
+        </w:rPr>
+        <w:t xml:space="preserve"> </w:t>
+      </w:r>
+      <w:r>
+        <w:rPr>
+          <w:rtl/>
+        </w:rPr>
+        <w:t xml:space="preserve">در لاگ گیرنده (سمت چپ) به وضوح می‌بینیم که برنامه به صورت مصنوعی بسته شماره </w:t>
+      </w:r>
+      <w:r>
+        <w:rPr>
+          <w:rtl/>
+          <w:lang w:bidi="fa-IR"/>
+        </w:rPr>
+        <w:t>۷</w:t>
+      </w:r>
+      <w:r>
+        <w:rPr>
+          <w:rtl/>
+        </w:rPr>
+        <w:t xml:space="preserve"> را نادیده می‌گیرد</w:t>
+      </w:r>
+      <w:r>
+        <w:rPr>
+          <w:lang w:bidi="fa-IR"/>
+        </w:rPr>
+        <w:t xml:space="preserve"> (SIMULATED LOSS: Dropped packet seq 7).</w:t>
+      </w:r>
+    </w:p>
+    <w:p>
+      <w:pPr>
+        <w:pStyle w:val="ListParagraph"/>
+        <w:numPr>
+          <w:ilvl w:val="0"/>
+          <w:numId w:val="23"/>
+        </w:numPr>
+        <w:bidi/>
+        <w:rPr>
+          <w:rtl/>
+          <w:lang w:bidi="fa-IR"/>
+        </w:rPr>
+      </w:pPr>
+      <w:r>
+        <w:rPr>
+          <w:b/>
+          <w:bCs/>
+          <w:rtl/>
+        </w:rPr>
+        <w:t>عملکرد تأییدیه تجمعی</w:t>
+      </w:r>
+      <w:r>
+        <w:rPr>
+          <w:b/>
+          <w:bCs/>
+          <w:lang w:bidi="fa-IR"/>
+        </w:rPr>
+        <w:t xml:space="preserve"> (Cumulative ACK):</w:t>
+      </w:r>
+      <w:r>
+        <w:rPr>
+          <w:lang w:bidi="fa-IR"/>
+        </w:rPr>
+        <w:t xml:space="preserve"> </w:t>
+      </w:r>
+      <w:r>
+        <w:rPr>
+          <w:rtl/>
+        </w:rPr>
+        <w:t xml:space="preserve">از آنجا که بسته </w:t>
+      </w:r>
+      <w:r>
+        <w:rPr>
+          <w:rtl/>
+          <w:lang w:bidi="fa-IR"/>
+        </w:rPr>
+        <w:t>۷</w:t>
+      </w:r>
+      <w:r>
+        <w:rPr>
+          <w:rtl/>
+        </w:rPr>
+        <w:t xml:space="preserve"> گم شده، گیرنده با دریافت بسته‌های بعدی (</w:t>
+      </w:r>
+      <w:r>
+        <w:rPr>
+          <w:rtl/>
+          <w:lang w:bidi="fa-IR"/>
+        </w:rPr>
+        <w:t>۸</w:t>
+      </w:r>
+      <w:r>
+        <w:rPr>
+          <w:rtl/>
+        </w:rPr>
+        <w:t xml:space="preserve">، </w:t>
+      </w:r>
+      <w:r>
+        <w:rPr>
+          <w:rtl/>
+          <w:lang w:bidi="fa-IR"/>
+        </w:rPr>
+        <w:t>۹</w:t>
+      </w:r>
+      <w:r>
+        <w:rPr>
+          <w:rtl/>
+        </w:rPr>
+        <w:t xml:space="preserve">، </w:t>
+      </w:r>
+      <w:r>
+        <w:rPr>
+          <w:rtl/>
+          <w:lang w:bidi="fa-IR"/>
+        </w:rPr>
+        <w:t>۱۰</w:t>
+      </w:r>
+      <w:r>
+        <w:rPr>
+          <w:rtl/>
+        </w:rPr>
+        <w:t xml:space="preserve"> و </w:t>
+      </w:r>
+      <w:r>
+        <w:rPr>
+          <w:rtl/>
+          <w:lang w:bidi="fa-IR"/>
+        </w:rPr>
+        <w:t xml:space="preserve">۱۱) </w:t>
+      </w:r>
+      <w:r>
+        <w:rPr>
+          <w:rtl/>
+        </w:rPr>
+        <w:t xml:space="preserve">که خارج از ترتیب رسیده‌اند، از تأیید آن‌ها خودداری می‌کند. در عوض، برای هر کدام از آن‌ها، مجدداً پیام </w:t>
+      </w:r>
+      <w:r>
+        <w:rPr>
+          <w:lang w:bidi="fa-IR"/>
+        </w:rPr>
+        <w:t xml:space="preserve">ACK for next expected seq: 7 </w:t>
+      </w:r>
+      <w:r>
+        <w:rPr>
+          <w:rtl/>
+        </w:rPr>
+        <w:t xml:space="preserve">را به فرستنده می‌فرستد تا به او بفهماند که همچنان منتظر بسته شماره </w:t>
+      </w:r>
+      <w:r>
+        <w:rPr>
+          <w:rtl/>
+          <w:lang w:bidi="fa-IR"/>
+        </w:rPr>
+        <w:t>۷</w:t>
+      </w:r>
+      <w:r>
+        <w:rPr>
+          <w:rtl/>
+        </w:rPr>
+        <w:t xml:space="preserve"> است</w:t>
+      </w:r>
+      <w:r>
+        <w:rPr>
+          <w:lang w:bidi="fa-IR"/>
+        </w:rPr>
+        <w:t>.</w:t>
+      </w:r>
+    </w:p>
+    <w:p>
+      <w:pPr>
+        <w:pStyle w:val="ListParagraph"/>
+        <w:numPr>
+          <w:ilvl w:val="0"/>
+          <w:numId w:val="23"/>
+        </w:numPr>
+        <w:bidi/>
+        <w:rPr>
+          <w:rtl/>
+          <w:lang w:bidi="fa-IR"/>
+        </w:rPr>
+      </w:pPr>
+      <w:r>
+        <w:rPr>
+          <w:b/>
+          <w:bCs/>
+          <w:rtl/>
+        </w:rPr>
+        <w:t>وقوع</w:t>
+      </w:r>
+      <w:r>
+        <w:rPr>
+          <w:b/>
+          <w:bCs/>
+          <w:lang w:bidi="fa-IR"/>
+        </w:rPr>
+        <w:t xml:space="preserve"> Timeout </w:t>
+      </w:r>
+      <w:r>
+        <w:rPr>
+          <w:b/>
+          <w:bCs/>
+          <w:rtl/>
+        </w:rPr>
+        <w:t>و ارسال مجدد</w:t>
+      </w:r>
+      <w:r>
+        <w:rPr>
+          <w:b/>
+          <w:bCs/>
+          <w:lang w:bidi="fa-IR"/>
+        </w:rPr>
+        <w:t>:</w:t>
+      </w:r>
+      <w:r>
+        <w:rPr>
+          <w:lang w:bidi="fa-IR"/>
+        </w:rPr>
+        <w:t xml:space="preserve"> </w:t>
+      </w:r>
+      <w:r>
+        <w:rPr>
+          <w:rtl/>
+        </w:rPr>
+        <w:t>فرستنده با دریافت این</w:t>
+      </w:r>
+      <w:r>
+        <w:rPr>
+          <w:lang w:bidi="fa-IR"/>
+        </w:rPr>
+        <w:t xml:space="preserve"> ACK</w:t>
+      </w:r>
+      <w:r>
+        <w:rPr>
+          <w:rtl/>
+        </w:rPr>
+        <w:t>های تکراری، تغییری در پنجره خود نمی‌دهد. در نهایت، با گذشت زمان تعیین‌شده، تایمر منقضی شده</w:t>
+      </w:r>
+      <w:r>
+        <w:rPr>
+          <w:lang w:bidi="fa-IR"/>
+        </w:rPr>
+        <w:t xml:space="preserve"> (Timeout occurred!) </w:t>
+      </w:r>
+      <w:r>
+        <w:rPr>
+          <w:rtl/>
+        </w:rPr>
+        <w:t xml:space="preserve">و فرستنده کل پنجره را از همان بسته شماره </w:t>
+      </w:r>
+      <w:r>
+        <w:rPr>
+          <w:rtl/>
+          <w:lang w:bidi="fa-IR"/>
+        </w:rPr>
+        <w:t>۷</w:t>
+      </w:r>
+      <w:r>
+        <w:rPr>
+          <w:rtl/>
+        </w:rPr>
+        <w:t xml:space="preserve"> دوباره ارسال می‌کند</w:t>
+      </w:r>
+      <w:r>
+        <w:rPr>
+          <w:lang w:bidi="fa-IR"/>
+        </w:rPr>
+        <w:t xml:space="preserve"> (Retransmitting window from seq: 7). </w:t>
+      </w:r>
+      <w:r>
+        <w:rPr>
+          <w:rtl/>
+        </w:rPr>
+        <w:t xml:space="preserve">همین روند کمی بعد برای بسته شماره </w:t>
+      </w:r>
+      <w:r>
+        <w:rPr>
+          <w:rtl/>
+          <w:lang w:bidi="fa-IR"/>
+        </w:rPr>
+        <w:t>۸</w:t>
+      </w:r>
+      <w:r>
+        <w:rPr>
+          <w:rtl/>
+        </w:rPr>
+        <w:t xml:space="preserve"> نیز تکرار شده است</w:t>
+      </w:r>
+      <w:r>
+        <w:rPr>
+          <w:lang w:bidi="fa-IR"/>
+        </w:rPr>
+        <w:t>.</w:t>
+      </w:r>
+    </w:p>
+    <w:p>
+      <w:pPr>
+        <w:pStyle w:val="ListParagraph"/>
+        <w:numPr>
+          <w:ilvl w:val="0"/>
+          <w:numId w:val="23"/>
+        </w:numPr>
+        <w:bidi/>
+        <w:rPr>
+          <w:rtl/>
+          <w:lang w:bidi="fa-IR"/>
+        </w:rPr>
+      </w:pPr>
+      <w:r>
+        <w:rPr>
+          <w:b/>
+          <w:bCs/>
+          <w:rtl/>
+        </w:rPr>
+        <w:lastRenderedPageBreak/>
+        <w:t>آمار و توان عملیاتی</w:t>
+      </w:r>
+      <w:r>
+        <w:rPr>
+          <w:b/>
+          <w:bCs/>
+          <w:lang w:bidi="fa-IR"/>
+        </w:rPr>
+        <w:t xml:space="preserve"> (Throughput):</w:t>
+      </w:r>
+      <w:r>
+        <w:rPr>
+          <w:lang w:bidi="fa-IR"/>
+        </w:rPr>
+        <w:t xml:space="preserve"> </w:t>
+      </w:r>
+      <w:r>
+        <w:rPr>
+          <w:rtl/>
+        </w:rPr>
+        <w:t xml:space="preserve">در آمار نهایی، ثبت </w:t>
+      </w:r>
+      <w:r>
+        <w:rPr>
+          <w:rtl/>
+          <w:lang w:bidi="fa-IR"/>
+        </w:rPr>
+        <w:t>۳</w:t>
+      </w:r>
+      <w:r>
+        <w:rPr>
+          <w:rtl/>
+        </w:rPr>
+        <w:t xml:space="preserve"> رویداد</w:t>
+      </w:r>
+      <w:r>
+        <w:rPr>
+          <w:lang w:bidi="fa-IR"/>
+        </w:rPr>
+        <w:t xml:space="preserve"> Retransmission </w:t>
+      </w:r>
+      <w:r>
+        <w:rPr>
+          <w:rtl/>
+        </w:rPr>
+        <w:t xml:space="preserve">نشان می‌دهد که شبکه </w:t>
+      </w:r>
+      <w:r>
+        <w:rPr>
+          <w:rtl/>
+          <w:lang w:bidi="fa-IR"/>
+        </w:rPr>
+        <w:t>۳</w:t>
+      </w:r>
+      <w:r>
+        <w:rPr>
+          <w:rtl/>
+        </w:rPr>
+        <w:t xml:space="preserve"> بار دچار وقفه کامل </w:t>
+      </w:r>
+      <w:r>
+        <w:rPr>
+          <w:rtl/>
+          <w:lang w:bidi="fa-IR"/>
+        </w:rPr>
+        <w:t>۱</w:t>
+      </w:r>
+      <w:r>
+        <w:rPr>
+          <w:rtl/>
+        </w:rPr>
+        <w:t xml:space="preserve"> ثانیه‌ای شده است. این توقف‌ها باعث شده زمان انتقال به </w:t>
+      </w:r>
+      <w:r>
+        <w:rPr>
+          <w:rtl/>
+          <w:lang w:bidi="fa-IR"/>
+        </w:rPr>
+        <w:t>۴.۳۳</w:t>
+      </w:r>
+      <w:r>
+        <w:rPr>
+          <w:rtl/>
+        </w:rPr>
+        <w:t xml:space="preserve"> ثانیه برسد و توان عملیاتی</w:t>
+      </w:r>
+      <w:r>
+        <w:rPr>
+          <w:lang w:bidi="fa-IR"/>
+        </w:rPr>
+        <w:t xml:space="preserve"> (Throughput) </w:t>
+      </w:r>
+      <w:r>
+        <w:rPr>
+          <w:rtl/>
+        </w:rPr>
+        <w:t xml:space="preserve">به شدت افت کرده و عدد </w:t>
+      </w:r>
+      <w:r>
+        <w:rPr>
+          <w:rtl/>
+          <w:lang w:bidi="fa-IR"/>
+        </w:rPr>
+        <w:t>۳۷۱۵</w:t>
+      </w:r>
+      <w:r>
+        <w:rPr>
+          <w:rtl/>
+        </w:rPr>
+        <w:t xml:space="preserve"> بایت بر ثانیه را ثبت کند. این خروجی به شکل دقیقی نشان‌دهنده تاثیر مخرب افت بسته بر پروتکل‌هایی است که فقط به مکانیزم پایه</w:t>
+      </w:r>
+      <w:r>
+        <w:rPr>
+          <w:lang w:bidi="fa-IR"/>
+        </w:rPr>
+        <w:t xml:space="preserve"> Timeout </w:t>
+      </w:r>
+      <w:r>
+        <w:rPr>
+          <w:rtl/>
+        </w:rPr>
+        <w:t>وابسته‌اند</w:t>
+      </w:r>
+      <w:r>
+        <w:rPr>
+          <w:lang w:bidi="fa-IR"/>
+        </w:rPr>
+        <w:t>.</w:t>
+      </w:r>
+    </w:p>
+    <w:p>
+      <w:pPr>
+        <w:rPr>
+          <w:rtl/>
+          <w:lang w:bidi="fa-IR"/>
+        </w:rPr>
+      </w:pPr>
+      <w:r>
+        <w:rPr>
+          <w:noProof/>
           <w:lang w:bidi="fa-IR"/>
         </w:rPr>
         <w:drawing>
@@ -1519,21 +4958,1166 @@
           <w:rFonts w:hint="cs"/>
           <w:rtl/>
         </w:rPr>
-        <w:lastRenderedPageBreak/>
         <w:t>فاز چهارم</w:t>
       </w:r>
     </w:p>
     <w:p>
       <w:pPr>
-        <w:rPr>
-          <w:rtl/>
-          <w:lang w:bidi="fa-IR"/>
-        </w:rPr>
-      </w:pPr>
-      <w:r>
-        <w:rPr>
-          <w:lang w:bidi="fa-IR"/>
-        </w:rPr>
+        <w:pStyle w:val="Heading2"/>
+        <w:rPr>
+          <w:rtl/>
+        </w:rPr>
+      </w:pPr>
+      <w:r>
+        <w:rPr>
+          <w:rtl/>
+          <w:lang w:bidi="ar-SA"/>
+        </w:rPr>
+        <w:t>نحوه پیاده‌سازی</w:t>
+      </w:r>
+      <w:r>
+        <w:t xml:space="preserve"> Slow Start </w:t>
+      </w:r>
+      <w:r>
+        <w:rPr>
+          <w:rtl/>
+          <w:lang w:bidi="ar-SA"/>
+        </w:rPr>
+        <w:t>و</w:t>
+      </w:r>
+      <w:r>
+        <w:t xml:space="preserve"> Congestion Avoidance</w:t>
+      </w:r>
+    </w:p>
+    <w:p>
+      <w:pPr>
+        <w:bidi/>
+        <w:rPr>
+          <w:rtl/>
+          <w:lang w:bidi="fa-IR"/>
+        </w:rPr>
+      </w:pPr>
+      <w:r>
+        <w:rPr>
+          <w:rtl/>
+        </w:rPr>
+        <w:t>مکانیزم کنترل ازدحام</w:t>
+      </w:r>
+      <w:r>
+        <w:rPr>
+          <w:lang w:bidi="fa-IR"/>
+        </w:rPr>
+        <w:t xml:space="preserve"> (TCP Congestion Control) </w:t>
+      </w:r>
+      <w:r>
+        <w:rPr>
+          <w:rtl/>
+        </w:rPr>
+        <w:t>با استفاده از سه متغیر اصلی مدیریت می‌شود: پنجره ازدحام</w:t>
+      </w:r>
+      <w:r>
+        <w:rPr>
+          <w:lang w:bidi="fa-IR"/>
+        </w:rPr>
+        <w:t xml:space="preserve"> (</w:t>
+      </w:r>
+      <w:proofErr w:type="spellStart"/>
+      <w:r>
+        <w:rPr>
+          <w:lang w:bidi="fa-IR"/>
+        </w:rPr>
+        <w:t>cwnd</w:t>
+      </w:r>
+      <w:proofErr w:type="spellEnd"/>
+      <w:r>
+        <w:rPr>
+          <w:lang w:bidi="fa-IR"/>
+        </w:rPr>
+        <w:t xml:space="preserve">) </w:t>
+      </w:r>
+      <w:r>
+        <w:rPr>
+          <w:rtl/>
+        </w:rPr>
+        <w:t xml:space="preserve">با مقدار اولیه </w:t>
+      </w:r>
+      <w:r>
+        <w:rPr>
+          <w:rtl/>
+          <w:lang w:bidi="fa-IR"/>
+        </w:rPr>
+        <w:t>۱</w:t>
+      </w:r>
+      <w:r>
+        <w:rPr>
+          <w:rtl/>
+        </w:rPr>
+        <w:t>، آستانه شروع آهسته</w:t>
+      </w:r>
+      <w:r>
+        <w:rPr>
+          <w:lang w:bidi="fa-IR"/>
+        </w:rPr>
+        <w:t xml:space="preserve"> (</w:t>
+      </w:r>
+      <w:proofErr w:type="spellStart"/>
+      <w:r>
+        <w:rPr>
+          <w:lang w:bidi="fa-IR"/>
+        </w:rPr>
+        <w:t>ssthresh</w:t>
+      </w:r>
+      <w:proofErr w:type="spellEnd"/>
+      <w:r>
+        <w:rPr>
+          <w:lang w:bidi="fa-IR"/>
+        </w:rPr>
+        <w:t xml:space="preserve">) </w:t>
+      </w:r>
+      <w:r>
+        <w:rPr>
+          <w:rtl/>
+        </w:rPr>
+        <w:t xml:space="preserve">با یک مقدار اولیه بزرگ (مثلاً </w:t>
+      </w:r>
+      <w:r>
+        <w:rPr>
+          <w:rtl/>
+          <w:lang w:bidi="fa-IR"/>
+        </w:rPr>
+        <w:t>۵۰</w:t>
+      </w:r>
+      <w:r>
+        <w:rPr>
+          <w:rtl/>
+        </w:rPr>
+        <w:t xml:space="preserve"> یا </w:t>
+      </w:r>
+      <w:r>
+        <w:rPr>
+          <w:rtl/>
+          <w:lang w:bidi="fa-IR"/>
+        </w:rPr>
+        <w:t>۶۴)</w:t>
+      </w:r>
+      <w:r>
+        <w:rPr>
+          <w:rtl/>
+        </w:rPr>
+        <w:t>، و شمارنده تأییدیه‌ها. پیاده‌سازی آن به شرح زیر است</w:t>
+      </w:r>
+      <w:r>
+        <w:rPr>
+          <w:lang w:bidi="fa-IR"/>
+        </w:rPr>
+        <w:t>:</w:t>
+      </w:r>
+    </w:p>
+    <w:p>
+      <w:pPr>
+        <w:pStyle w:val="ListParagraph"/>
+        <w:numPr>
+          <w:ilvl w:val="0"/>
+          <w:numId w:val="24"/>
+        </w:numPr>
+        <w:bidi/>
+        <w:rPr>
+          <w:rtl/>
+          <w:lang w:bidi="fa-IR"/>
+        </w:rPr>
+      </w:pPr>
+      <w:r>
+        <w:rPr>
+          <w:b/>
+          <w:bCs/>
+          <w:rtl/>
+        </w:rPr>
+        <w:lastRenderedPageBreak/>
+        <w:t>شروع آهسته</w:t>
+      </w:r>
+      <w:r>
+        <w:rPr>
+          <w:b/>
+          <w:bCs/>
+          <w:lang w:bidi="fa-IR"/>
+        </w:rPr>
+        <w:t xml:space="preserve"> (Slow Start):</w:t>
+      </w:r>
+      <w:r>
+        <w:rPr>
+          <w:lang w:bidi="fa-IR"/>
+        </w:rPr>
+        <w:t xml:space="preserve"> </w:t>
+      </w:r>
+      <w:r>
+        <w:rPr>
+          <w:rtl/>
+        </w:rPr>
+        <w:t xml:space="preserve">تا زمانی که </w:t>
+      </w:r>
+      <w:proofErr w:type="spellStart"/>
+      <w:r>
+        <w:rPr>
+          <w:lang w:bidi="fa-IR"/>
+        </w:rPr>
+        <w:t>cwnd</w:t>
+      </w:r>
+      <w:proofErr w:type="spellEnd"/>
+      <w:r>
+        <w:rPr>
+          <w:lang w:bidi="fa-IR"/>
+        </w:rPr>
+        <w:t xml:space="preserve"> &lt; </w:t>
+      </w:r>
+      <w:proofErr w:type="spellStart"/>
+      <w:r>
+        <w:rPr>
+          <w:lang w:bidi="fa-IR"/>
+        </w:rPr>
+        <w:t>ssthresh</w:t>
+      </w:r>
+      <w:proofErr w:type="spellEnd"/>
+      <w:r>
+        <w:rPr>
+          <w:lang w:bidi="fa-IR"/>
+        </w:rPr>
+        <w:t xml:space="preserve"> </w:t>
+      </w:r>
+      <w:r>
+        <w:rPr>
+          <w:rtl/>
+        </w:rPr>
+        <w:t>باشد، فرستنده در فاز</w:t>
+      </w:r>
+      <w:r>
+        <w:rPr>
+          <w:lang w:bidi="fa-IR"/>
+        </w:rPr>
+        <w:t xml:space="preserve"> Slow Start </w:t>
+      </w:r>
+      <w:r>
+        <w:rPr>
+          <w:rtl/>
+        </w:rPr>
+        <w:t>قرار دارد. در این فاز، با دریافت هر</w:t>
+      </w:r>
+      <w:r>
+        <w:rPr>
+          <w:lang w:bidi="fa-IR"/>
+        </w:rPr>
+        <w:t xml:space="preserve"> ACK </w:t>
+      </w:r>
+      <w:r>
+        <w:rPr>
+          <w:rtl/>
+        </w:rPr>
+        <w:t>معتبر و غیرتکراری، مقدار پنجره ازدحام یک واحد افزایش می‌یابد</w:t>
+      </w:r>
+      <w:r>
+        <w:rPr>
+          <w:lang w:bidi="fa-IR"/>
+        </w:rPr>
+        <w:t xml:space="preserve"> (</w:t>
+      </w:r>
+      <w:proofErr w:type="spellStart"/>
+      <w:r>
+        <w:rPr>
+          <w:lang w:bidi="fa-IR"/>
+        </w:rPr>
+        <w:t>cwnd</w:t>
+      </w:r>
+      <w:proofErr w:type="spellEnd"/>
+      <w:r>
+        <w:rPr>
+          <w:lang w:bidi="fa-IR"/>
+        </w:rPr>
+        <w:t xml:space="preserve"> += 1.0). </w:t>
+      </w:r>
+      <w:r>
+        <w:rPr>
+          <w:rtl/>
+        </w:rPr>
+        <w:t>این رفتار باعث می‌شود که اندازه پنجره در هر زمان رفت‌وبرگشت</w:t>
+      </w:r>
+      <w:r>
+        <w:rPr>
+          <w:lang w:bidi="fa-IR"/>
+        </w:rPr>
+        <w:t xml:space="preserve"> (RTT) </w:t>
+      </w:r>
+      <w:r>
+        <w:rPr>
+          <w:rtl/>
+        </w:rPr>
+        <w:t>به صورت نمایی دوبرابر شود تا سریعاً از ظرفیت خالی شبکه استفاده کند</w:t>
+      </w:r>
+      <w:r>
+        <w:rPr>
+          <w:lang w:bidi="fa-IR"/>
+        </w:rPr>
+        <w:t>.</w:t>
+      </w:r>
+    </w:p>
+    <w:p>
+      <w:pPr>
+        <w:pStyle w:val="ListParagraph"/>
+        <w:numPr>
+          <w:ilvl w:val="0"/>
+          <w:numId w:val="24"/>
+        </w:numPr>
+        <w:bidi/>
+        <w:rPr>
+          <w:rtl/>
+          <w:lang w:bidi="fa-IR"/>
+        </w:rPr>
+      </w:pPr>
+      <w:r>
+        <w:rPr>
+          <w:b/>
+          <w:bCs/>
+          <w:rtl/>
+        </w:rPr>
+        <w:t>جلوگیری از ازدحام</w:t>
+      </w:r>
+      <w:r>
+        <w:rPr>
+          <w:b/>
+          <w:bCs/>
+          <w:lang w:bidi="fa-IR"/>
+        </w:rPr>
+        <w:t xml:space="preserve"> (Congestion Avoidance):</w:t>
+      </w:r>
+      <w:r>
+        <w:rPr>
+          <w:lang w:bidi="fa-IR"/>
+        </w:rPr>
+        <w:t xml:space="preserve"> </w:t>
+      </w:r>
+      <w:r>
+        <w:rPr>
+          <w:rtl/>
+        </w:rPr>
+        <w:t xml:space="preserve">به محض اینکه </w:t>
+      </w:r>
+      <w:proofErr w:type="spellStart"/>
+      <w:r>
+        <w:rPr>
+          <w:lang w:bidi="fa-IR"/>
+        </w:rPr>
+        <w:t>cwnd</w:t>
+      </w:r>
+      <w:proofErr w:type="spellEnd"/>
+      <w:r>
+        <w:rPr>
+          <w:lang w:bidi="fa-IR"/>
+        </w:rPr>
+        <w:t xml:space="preserve"> &gt;= </w:t>
+      </w:r>
+      <w:proofErr w:type="spellStart"/>
+      <w:r>
+        <w:rPr>
+          <w:lang w:bidi="fa-IR"/>
+        </w:rPr>
+        <w:t>ssthresh</w:t>
+      </w:r>
+      <w:proofErr w:type="spellEnd"/>
+      <w:r>
+        <w:rPr>
+          <w:lang w:bidi="fa-IR"/>
+        </w:rPr>
+        <w:t xml:space="preserve"> </w:t>
+      </w:r>
+      <w:r>
+        <w:rPr>
+          <w:rtl/>
+        </w:rPr>
+        <w:t>شود، فرستنده وارد فاز رشد خطی می‌شود. در این فاز، برای جلوگیری از سرریز ناگهانی بافرهای شبکه، با دریافت هر</w:t>
+      </w:r>
+      <w:r>
+        <w:rPr>
+          <w:lang w:bidi="fa-IR"/>
+        </w:rPr>
+        <w:t xml:space="preserve"> ACK </w:t>
+      </w:r>
+      <w:r>
+        <w:rPr>
+          <w:rtl/>
+        </w:rPr>
+        <w:t xml:space="preserve">معتبر، مقدار پنجره به صورت محتاطانه‌تر و بر اساس رابطه </w:t>
+      </w:r>
+      <w:proofErr w:type="spellStart"/>
+      <w:r>
+        <w:rPr>
+          <w:lang w:bidi="fa-IR"/>
+        </w:rPr>
+        <w:t>cwnd</w:t>
+      </w:r>
+      <w:proofErr w:type="spellEnd"/>
+      <w:r>
+        <w:rPr>
+          <w:lang w:bidi="fa-IR"/>
+        </w:rPr>
+        <w:t xml:space="preserve"> += 1.0 / </w:t>
+      </w:r>
+      <w:proofErr w:type="spellStart"/>
+      <w:r>
+        <w:rPr>
+          <w:lang w:bidi="fa-IR"/>
+        </w:rPr>
+        <w:t>cwnd</w:t>
+      </w:r>
+      <w:proofErr w:type="spellEnd"/>
+      <w:r>
+        <w:rPr>
+          <w:lang w:bidi="fa-IR"/>
+        </w:rPr>
+        <w:t xml:space="preserve"> </w:t>
+      </w:r>
+      <w:r>
+        <w:rPr>
+          <w:rtl/>
+        </w:rPr>
+        <w:t>افزایش می‌یابد. به این ترتیب، در هر</w:t>
+      </w:r>
+      <w:r>
+        <w:rPr>
+          <w:lang w:bidi="fa-IR"/>
+        </w:rPr>
+        <w:t xml:space="preserve"> RTT </w:t>
+      </w:r>
+      <w:r>
+        <w:rPr>
+          <w:rtl/>
+        </w:rPr>
+        <w:t>پنجره حداکثر یک واحد رشد می‌کند</w:t>
+      </w:r>
+      <w:r>
+        <w:rPr>
+          <w:lang w:bidi="fa-IR"/>
+        </w:rPr>
+        <w:t>.</w:t>
+      </w:r>
+    </w:p>
+    <w:p>
+      <w:pPr>
+        <w:pStyle w:val="ListParagraph"/>
+        <w:numPr>
+          <w:ilvl w:val="0"/>
+          <w:numId w:val="24"/>
+        </w:numPr>
+        <w:bidi/>
+        <w:rPr>
+          <w:rtl/>
+          <w:lang w:bidi="fa-IR"/>
+        </w:rPr>
+      </w:pPr>
+      <w:r>
+        <w:rPr>
+          <w:b/>
+          <w:bCs/>
+          <w:rtl/>
+        </w:rPr>
+        <w:t>برخورد با رخداد</w:t>
+      </w:r>
+      <w:r>
+        <w:rPr>
+          <w:b/>
+          <w:bCs/>
+          <w:lang w:bidi="fa-IR"/>
+        </w:rPr>
+        <w:t xml:space="preserve"> Timeout:</w:t>
+      </w:r>
+      <w:r>
+        <w:rPr>
+          <w:lang w:bidi="fa-IR"/>
+        </w:rPr>
+        <w:t xml:space="preserve"> </w:t>
+      </w:r>
+      <w:r>
+        <w:rPr>
+          <w:rtl/>
+        </w:rPr>
+        <w:t>در صورت منقضی شدن تایمر</w:t>
+      </w:r>
+      <w:r>
+        <w:rPr>
+          <w:lang w:bidi="fa-IR"/>
+        </w:rPr>
+        <w:t xml:space="preserve"> (</w:t>
+      </w:r>
+      <w:r>
+        <w:rPr>
+          <w:rtl/>
+        </w:rPr>
+        <w:t>وقوع</w:t>
+      </w:r>
+      <w:r>
+        <w:rPr>
+          <w:lang w:bidi="fa-IR"/>
+        </w:rPr>
+        <w:t xml:space="preserve"> Timeout)</w:t>
+      </w:r>
+      <w:r>
+        <w:rPr>
+          <w:rtl/>
+        </w:rPr>
+        <w:t>، فرستنده فرض می‌کند شبکه دچار احتقان شدید شده است. در نتیجه</w:t>
+      </w:r>
+      <w:r>
+        <w:rPr>
+          <w:lang w:bidi="fa-IR"/>
+        </w:rPr>
+        <w:t>:</w:t>
+      </w:r>
+    </w:p>
+    <w:p>
+      <w:pPr>
+        <w:pStyle w:val="ListParagraph"/>
+        <w:numPr>
+          <w:ilvl w:val="1"/>
+          <w:numId w:val="25"/>
+        </w:numPr>
+        <w:bidi/>
+        <w:rPr>
+          <w:rtl/>
+          <w:lang w:bidi="fa-IR"/>
+        </w:rPr>
+      </w:pPr>
+      <w:r>
+        <w:rPr>
+          <w:rtl/>
+        </w:rPr>
+        <w:t>مقدار آستانه به نصف پنجره فعلی کاهش می‌یابد</w:t>
+      </w:r>
+      <w:r>
+        <w:rPr>
+          <w:rFonts w:hint="cs"/>
+          <w:rtl/>
+        </w:rPr>
+        <w:t xml:space="preserve">: </w:t>
+      </w:r>
+      <w:r>
+        <w:rPr>
+          <w:lang w:bidi="fa-IR"/>
+        </w:rPr>
+        <w:t xml:space="preserve"> </w:t>
+      </w:r>
+      <w:proofErr w:type="spellStart"/>
+      <w:r>
+        <w:rPr>
+          <w:lang w:bidi="fa-IR"/>
+        </w:rPr>
+        <w:t>ssthresh</w:t>
+      </w:r>
+      <w:proofErr w:type="spellEnd"/>
+      <w:r>
+        <w:rPr>
+          <w:lang w:bidi="fa-IR"/>
+        </w:rPr>
+        <w:t xml:space="preserve"> = max(2.0, </w:t>
+      </w:r>
+      <w:proofErr w:type="spellStart"/>
+      <w:r>
+        <w:rPr>
+          <w:lang w:bidi="fa-IR"/>
+        </w:rPr>
+        <w:t>cwnd</w:t>
+      </w:r>
+      <w:proofErr w:type="spellEnd"/>
+      <w:r>
+        <w:rPr>
+          <w:lang w:bidi="fa-IR"/>
+        </w:rPr>
+        <w:t xml:space="preserve"> / 2.0)</w:t>
+      </w:r>
+    </w:p>
+    <w:p>
+      <w:pPr>
+        <w:pStyle w:val="ListParagraph"/>
+        <w:numPr>
+          <w:ilvl w:val="1"/>
+          <w:numId w:val="25"/>
+        </w:numPr>
+        <w:bidi/>
+        <w:rPr>
+          <w:rtl/>
+          <w:lang w:bidi="fa-IR"/>
+        </w:rPr>
+      </w:pPr>
+      <w:r>
+        <w:rPr>
+          <w:rtl/>
+        </w:rPr>
+        <w:t>پنجره ازدحام به مقدار اولیه خود سقوط می‌کند</w:t>
+      </w:r>
+      <w:r>
+        <w:rPr>
+          <w:rFonts w:hint="cs"/>
+          <w:rtl/>
+          <w:lang w:bidi="fa-IR"/>
+        </w:rPr>
+        <w:t xml:space="preserve">: </w:t>
+      </w:r>
+      <w:r>
+        <w:rPr>
+          <w:lang w:bidi="fa-IR"/>
+        </w:rPr>
+        <w:t xml:space="preserve"> </w:t>
+      </w:r>
+      <w:proofErr w:type="spellStart"/>
+      <w:r>
+        <w:rPr>
+          <w:lang w:bidi="fa-IR"/>
+        </w:rPr>
+        <w:t>cwnd</w:t>
+      </w:r>
+      <w:proofErr w:type="spellEnd"/>
+      <w:r>
+        <w:rPr>
+          <w:lang w:bidi="fa-IR"/>
+        </w:rPr>
+        <w:t xml:space="preserve"> = 1.0</w:t>
+      </w:r>
+    </w:p>
+    <w:p>
+      <w:pPr>
+        <w:pStyle w:val="ListParagraph"/>
+        <w:numPr>
+          <w:ilvl w:val="1"/>
+          <w:numId w:val="25"/>
+        </w:numPr>
+        <w:bidi/>
+        <w:rPr>
+          <w:lang w:bidi="fa-IR"/>
+        </w:rPr>
+      </w:pPr>
+      <w:r>
+        <w:rPr>
+          <w:rtl/>
+        </w:rPr>
+        <w:t>فرستنده مجدداً کار خود را از فاز</w:t>
+      </w:r>
+      <w:r>
+        <w:rPr>
+          <w:lang w:bidi="fa-IR"/>
+        </w:rPr>
+        <w:t xml:space="preserve"> Slow Start </w:t>
+      </w:r>
+      <w:r>
+        <w:rPr>
+          <w:rtl/>
+        </w:rPr>
+        <w:t>آغاز می‌کند</w:t>
+      </w:r>
+      <w:r>
+        <w:rPr>
+          <w:lang w:bidi="fa-IR"/>
+        </w:rPr>
+        <w:t>.</w:t>
+      </w:r>
+    </w:p>
+    <w:p>
+      <w:pPr>
+        <w:pStyle w:val="Heading2"/>
+        <w:rPr>
+          <w:rtl/>
+        </w:rPr>
+      </w:pPr>
+      <w:r>
+        <w:rPr>
+          <w:rFonts w:hint="cs"/>
+          <w:rtl/>
+        </w:rPr>
+        <w:t>تست اجرا</w:t>
+      </w:r>
+    </w:p>
+    <w:p>
+      <w:pPr>
+        <w:bidi/>
+        <w:rPr>
+          <w:rtl/>
+          <w:lang w:bidi="fa-IR"/>
+        </w:rPr>
+      </w:pPr>
+      <w:r>
+        <w:rPr>
+          <w:rtl/>
+        </w:rPr>
+        <w:t>با بررسی تصویر ترمینال فرستنده (سمت چپ)، فرآیند کنترل ازدحام به صورت پویا و کاملاً منطبق بر تئوری شبکه‌ها دیده می‌شود</w:t>
+      </w:r>
+      <w:r>
+        <w:rPr>
+          <w:lang w:bidi="fa-IR"/>
+        </w:rPr>
+        <w:t>:</w:t>
+      </w:r>
+    </w:p>
+    <w:p>
+      <w:pPr>
+        <w:pStyle w:val="ListParagraph"/>
+        <w:numPr>
+          <w:ilvl w:val="0"/>
+          <w:numId w:val="26"/>
+        </w:numPr>
+        <w:bidi/>
+        <w:rPr>
+          <w:rtl/>
+          <w:lang w:bidi="fa-IR"/>
+        </w:rPr>
+      </w:pPr>
+      <w:r>
+        <w:rPr>
+          <w:b/>
+          <w:bCs/>
+          <w:rtl/>
+        </w:rPr>
+        <w:t>وقوع</w:t>
+      </w:r>
+      <w:r>
+        <w:rPr>
+          <w:b/>
+          <w:bCs/>
+          <w:lang w:bidi="fa-IR"/>
+        </w:rPr>
+        <w:t xml:space="preserve"> Timeout </w:t>
+      </w:r>
+      <w:r>
+        <w:rPr>
+          <w:b/>
+          <w:bCs/>
+          <w:rtl/>
+        </w:rPr>
+        <w:t>و به‌روزرسانی پارامترها</w:t>
+      </w:r>
+      <w:r>
+        <w:rPr>
+          <w:b/>
+          <w:bCs/>
+          <w:lang w:bidi="fa-IR"/>
+        </w:rPr>
+        <w:t>:</w:t>
+      </w:r>
+      <w:r>
+        <w:rPr>
+          <w:lang w:bidi="fa-IR"/>
+        </w:rPr>
+        <w:t xml:space="preserve"> </w:t>
+      </w:r>
+      <w:r>
+        <w:rPr>
+          <w:rtl/>
+        </w:rPr>
+        <w:t xml:space="preserve">در لاگ عبارت </w:t>
+      </w:r>
+      <w:r>
+        <w:rPr>
+          <w:lang w:bidi="fa-IR"/>
+        </w:rPr>
+        <w:t xml:space="preserve">Timeout occurred! </w:t>
+      </w:r>
+      <w:r>
+        <w:rPr>
+          <w:rtl/>
+        </w:rPr>
+        <w:t xml:space="preserve">ثبت شده است. بلافاصله پس از این رخداد، سیستم مقدار آستانه را به عدد </w:t>
+      </w:r>
+      <w:r>
+        <w:rPr>
+          <w:rtl/>
+          <w:lang w:bidi="fa-IR"/>
+        </w:rPr>
+        <w:t>۲</w:t>
+      </w:r>
+      <w:r>
+        <w:rPr>
+          <w:rtl/>
+        </w:rPr>
+        <w:t xml:space="preserve"> کاهش داده است</w:t>
+      </w:r>
+      <w:r>
+        <w:rPr>
+          <w:lang w:bidi="fa-IR"/>
+        </w:rPr>
+        <w:t xml:space="preserve"> (</w:t>
+      </w:r>
+      <w:proofErr w:type="spellStart"/>
+      <w:r>
+        <w:rPr>
+          <w:lang w:bidi="fa-IR"/>
+        </w:rPr>
+        <w:t>ssthresh</w:t>
+      </w:r>
+      <w:proofErr w:type="spellEnd"/>
+      <w:r>
+        <w:rPr>
+          <w:lang w:bidi="fa-IR"/>
+        </w:rPr>
+        <w:t xml:space="preserve"> updated to: 2) </w:t>
+      </w:r>
+      <w:r>
+        <w:rPr>
+          <w:rtl/>
+        </w:rPr>
+        <w:t xml:space="preserve">و اندازه پنجره ازدحام را مجدداً به </w:t>
+      </w:r>
+      <w:r>
+        <w:rPr>
+          <w:rtl/>
+          <w:lang w:bidi="fa-IR"/>
+        </w:rPr>
+        <w:t>۱</w:t>
+      </w:r>
+      <w:r>
+        <w:rPr>
+          <w:rtl/>
+        </w:rPr>
+        <w:t xml:space="preserve"> بازگردانده است</w:t>
+      </w:r>
+      <w:r>
+        <w:rPr>
+          <w:lang w:bidi="fa-IR"/>
+        </w:rPr>
+        <w:t xml:space="preserve"> (</w:t>
+      </w:r>
+      <w:proofErr w:type="spellStart"/>
+      <w:r>
+        <w:rPr>
+          <w:lang w:bidi="fa-IR"/>
+        </w:rPr>
+        <w:t>cwnd</w:t>
+      </w:r>
+      <w:proofErr w:type="spellEnd"/>
+      <w:r>
+        <w:rPr>
+          <w:lang w:bidi="fa-IR"/>
+        </w:rPr>
+        <w:t xml:space="preserve"> reset to 1). </w:t>
+      </w:r>
+      <w:r>
+        <w:rPr>
+          <w:rtl/>
+        </w:rPr>
+        <w:t>این رفتار گامی پیشگیرانه برای تخلیه بافرهای شبکه است</w:t>
+      </w:r>
+      <w:r>
+        <w:rPr>
+          <w:lang w:bidi="fa-IR"/>
+        </w:rPr>
+        <w:t>.</w:t>
+      </w:r>
+    </w:p>
+    <w:p>
+      <w:pPr>
+        <w:pStyle w:val="ListParagraph"/>
+        <w:numPr>
+          <w:ilvl w:val="0"/>
+          <w:numId w:val="26"/>
+        </w:numPr>
+        <w:bidi/>
+        <w:rPr>
+          <w:rtl/>
+          <w:lang w:bidi="fa-IR"/>
+        </w:rPr>
+      </w:pPr>
+      <w:r>
+        <w:rPr>
+          <w:rtl/>
+        </w:rPr>
+        <w:t>انتقال حالت پویای پروتکل</w:t>
+      </w:r>
+      <w:r>
+        <w:rPr>
+          <w:lang w:bidi="fa-IR"/>
+        </w:rPr>
+        <w:t>:</w:t>
+      </w:r>
+    </w:p>
+    <w:p>
+      <w:pPr>
+        <w:pStyle w:val="ListParagraph"/>
+        <w:numPr>
+          <w:ilvl w:val="1"/>
+          <w:numId w:val="26"/>
+        </w:numPr>
+        <w:bidi/>
+        <w:rPr>
+          <w:rtl/>
+          <w:lang w:bidi="fa-IR"/>
+        </w:rPr>
+      </w:pPr>
+      <w:r>
+        <w:rPr>
+          <w:rtl/>
+        </w:rPr>
+        <w:t>پس از ریست شدن، فرستنده کار خود را در فاز</w:t>
+      </w:r>
+      <w:r>
+        <w:rPr>
+          <w:lang w:bidi="fa-IR"/>
+        </w:rPr>
+        <w:t xml:space="preserve"> Slow Start </w:t>
+      </w:r>
+      <w:r>
+        <w:rPr>
+          <w:rtl/>
+        </w:rPr>
+        <w:t>آغاز می‌کند و بلافاصله پس از دریافت</w:t>
+      </w:r>
+      <w:r>
+        <w:rPr>
+          <w:lang w:bidi="fa-IR"/>
+        </w:rPr>
+        <w:t xml:space="preserve"> ACK</w:t>
+      </w:r>
+      <w:r>
+        <w:rPr>
+          <w:rtl/>
+        </w:rPr>
+        <w:t>، پنجره را به سرعت افزایش می‌دهد</w:t>
+      </w:r>
+      <w:r>
+        <w:rPr>
+          <w:lang w:bidi="fa-IR"/>
+        </w:rPr>
+        <w:t xml:space="preserve"> (Updating CWND (Slow Start) -&gt; Old: 1, New: 2).</w:t>
+      </w:r>
+    </w:p>
+    <w:p>
+      <w:pPr>
+        <w:pStyle w:val="ListParagraph"/>
+        <w:numPr>
+          <w:ilvl w:val="1"/>
+          <w:numId w:val="26"/>
+        </w:numPr>
+        <w:bidi/>
+        <w:rPr>
+          <w:rtl/>
+          <w:lang w:bidi="fa-IR"/>
+        </w:rPr>
+      </w:pPr>
+      <w:r>
+        <w:rPr>
+          <w:rtl/>
+        </w:rPr>
+        <w:t>به محض اینکه مقدار پنجره به مرز آستانه</w:t>
+      </w:r>
+      <w:r>
+        <w:rPr>
+          <w:lang w:bidi="fa-IR"/>
+        </w:rPr>
+        <w:t xml:space="preserve"> (</w:t>
+      </w:r>
+      <w:proofErr w:type="spellStart"/>
+      <w:r>
+        <w:rPr>
+          <w:lang w:bidi="fa-IR"/>
+        </w:rPr>
+        <w:t>ssthresh</w:t>
+      </w:r>
+      <w:proofErr w:type="spellEnd"/>
+      <w:r>
+        <w:rPr>
+          <w:lang w:bidi="fa-IR"/>
+        </w:rPr>
+        <w:t xml:space="preserve"> = 2) </w:t>
+      </w:r>
+      <w:r>
+        <w:rPr>
+          <w:rtl/>
+        </w:rPr>
+        <w:t>می‌رسد، سیستم تغییر وضعیت داده و از این لحظه به بعد با فرمول خطی رشد می‌کند</w:t>
+      </w:r>
+      <w:r>
+        <w:rPr>
+          <w:lang w:bidi="fa-IR"/>
+        </w:rPr>
+        <w:t xml:space="preserve">: (Updating CWND (Congestion Avoidance) -&gt; Old: 2, New: 2.something). </w:t>
+      </w:r>
+      <w:r>
+        <w:rPr>
+          <w:rtl/>
+        </w:rPr>
+        <w:t>این تغییر فاز دقیقاً نشان‌دهنده پیاده‌سازی صحیح مرز انتقال بین شروع آهسته و جلوگیری از ازدحام است</w:t>
+      </w:r>
+      <w:r>
+        <w:rPr>
+          <w:lang w:bidi="fa-IR"/>
+        </w:rPr>
+        <w:t>.</w:t>
+      </w:r>
+    </w:p>
+    <w:p>
+      <w:pPr>
+        <w:pStyle w:val="ListParagraph"/>
+        <w:numPr>
+          <w:ilvl w:val="0"/>
+          <w:numId w:val="26"/>
+        </w:numPr>
+        <w:bidi/>
+        <w:rPr>
+          <w:rtl/>
+          <w:lang w:bidi="fa-IR"/>
+        </w:rPr>
+      </w:pPr>
+      <w:r>
+        <w:rPr>
+          <w:b/>
+          <w:bCs/>
+          <w:rtl/>
+        </w:rPr>
+        <w:t>شاخص‌های عملکردی نهایی</w:t>
+      </w:r>
+      <w:r>
+        <w:rPr>
+          <w:b/>
+          <w:bCs/>
+          <w:lang w:bidi="fa-IR"/>
+        </w:rPr>
+        <w:t xml:space="preserve"> (Metrics):</w:t>
+      </w:r>
+      <w:r>
+        <w:rPr>
+          <w:lang w:bidi="fa-IR"/>
+        </w:rPr>
+        <w:t xml:space="preserve"> </w:t>
+      </w:r>
+      <w:r>
+        <w:rPr>
+          <w:rtl/>
+        </w:rPr>
+        <w:t xml:space="preserve">ثبت زمان انتقال </w:t>
+      </w:r>
+      <w:r>
+        <w:rPr>
+          <w:b/>
+          <w:bCs/>
+          <w:rtl/>
+          <w:lang w:bidi="fa-IR"/>
+        </w:rPr>
+        <w:t>۴.۲۶</w:t>
+      </w:r>
+      <w:r>
+        <w:rPr>
+          <w:b/>
+          <w:bCs/>
+          <w:lang w:bidi="fa-IR"/>
+        </w:rPr>
+        <w:t xml:space="preserve"> </w:t>
+      </w:r>
+      <w:r>
+        <w:rPr>
+          <w:b/>
+          <w:bCs/>
+          <w:rtl/>
+        </w:rPr>
+        <w:t>ثانیه</w:t>
+      </w:r>
+      <w:r>
+        <w:rPr>
+          <w:rtl/>
+        </w:rPr>
+        <w:t xml:space="preserve"> و توان عملیاتی </w:t>
+      </w:r>
+      <w:r>
+        <w:rPr>
+          <w:b/>
+          <w:bCs/>
+          <w:rtl/>
+          <w:lang w:bidi="fa-IR"/>
+        </w:rPr>
+        <w:t>۳۷۷۰</w:t>
+      </w:r>
+      <w:r>
+        <w:rPr>
+          <w:b/>
+          <w:bCs/>
+          <w:lang w:bidi="fa-IR"/>
+        </w:rPr>
+        <w:t xml:space="preserve"> </w:t>
+      </w:r>
+      <w:r>
+        <w:rPr>
+          <w:b/>
+          <w:bCs/>
+          <w:rtl/>
+        </w:rPr>
+        <w:t>بایت بر ثانیه</w:t>
+      </w:r>
+      <w:r>
+        <w:rPr>
+          <w:rtl/>
+        </w:rPr>
+        <w:t xml:space="preserve"> </w:t>
+      </w:r>
+      <w:r>
+        <w:rPr>
+          <w:lang w:bidi="fa-IR"/>
+        </w:rPr>
+        <w:t>(</w:t>
+      </w:r>
+      <w:r>
+        <w:rPr>
+          <w:rtl/>
+        </w:rPr>
+        <w:t xml:space="preserve">با وجود اعمال </w:t>
+      </w:r>
+      <w:r>
+        <w:rPr>
+          <w:rtl/>
+          <w:lang w:bidi="fa-IR"/>
+        </w:rPr>
+        <w:t>۳</w:t>
+      </w:r>
+      <w:r>
+        <w:rPr>
+          <w:rtl/>
+        </w:rPr>
+        <w:t xml:space="preserve"> بار رخداد</w:t>
+      </w:r>
+      <w:r>
+        <w:rPr>
+          <w:lang w:bidi="fa-IR"/>
+        </w:rPr>
+        <w:t xml:space="preserve"> Timeout </w:t>
+      </w:r>
+      <w:r>
+        <w:rPr>
+          <w:rtl/>
+        </w:rPr>
+        <w:t>در سناریو</w:t>
+      </w:r>
+      <w:r>
+        <w:rPr>
+          <w:lang w:bidi="fa-IR"/>
+        </w:rPr>
+        <w:t xml:space="preserve">) </w:t>
+      </w:r>
+      <w:r>
+        <w:rPr>
+          <w:rtl/>
+        </w:rPr>
+        <w:t>تایید می‌کند که سیستم پس از هر ریزش و قطعی موقت در کانال انتقال، به سرعت خود را بازیابی کرده و بدون قفل شدن ارتباط، ارسال داده‌ها را با نرخ متناسب با کشش شبکه ادامه داده است</w:t>
+      </w:r>
+      <w:r>
+        <w:rPr>
+          <w:lang w:bidi="fa-IR"/>
+        </w:rPr>
+        <w:t>.</w:t>
+      </w:r>
+    </w:p>
+    <w:p>
+      <w:pPr>
+        <w:rPr>
+          <w:rtl/>
+          <w:lang w:bidi="fa-IR"/>
+        </w:rPr>
+      </w:pPr>
+      <w:r>
+        <w:rPr>
+          <w:noProof/>
+          <w:lang w:bidi="fa-IR"/>
+        </w:rPr>
+        <w:lastRenderedPageBreak/>
         <w:drawing>
           <wp:inline distT="0" distB="0" distL="0" distR="0" wp14:anchorId="2AF6CB28" wp14:editId="5DFF0355">
             <wp:extent cx="5943600" cy="2707640"/>
@@ -1839,13 +6423,2491 @@
     </w:p>
     <w:p>
       <w:pPr>
+        <w:pStyle w:val="Heading1"/>
+        <w:rPr>
+          <w:rtl/>
+        </w:rPr>
+      </w:pPr>
+      <w:r>
+        <w:rPr>
+          <w:rFonts w:hint="cs"/>
+          <w:rtl/>
+        </w:rPr>
+        <w:t>فاز پنجم</w:t>
+      </w:r>
+    </w:p>
+    <w:p>
+      <w:pPr>
+        <w:pStyle w:val="Heading2"/>
+        <w:rPr>
+          <w:rtl/>
+        </w:rPr>
+      </w:pPr>
+      <w:r>
+        <w:rPr>
+          <w:rFonts w:hint="cs"/>
+          <w:rtl/>
+        </w:rPr>
+        <w:t>تحلیل خروجی ها</w:t>
+      </w:r>
+    </w:p>
+    <w:p>
+      <w:pPr>
+        <w:pStyle w:val="Heading3"/>
+        <w:rPr>
+          <w:rtl/>
+          <w:lang w:bidi="fa-IR"/>
+        </w:rPr>
+      </w:pPr>
+      <w:r>
+        <w:rPr>
+          <w:rtl/>
+        </w:rPr>
+        <w:t>آزمایش اول: شبکه بدون افت</w:t>
+      </w:r>
+      <w:r>
+        <w:rPr>
+          <w:lang w:bidi="fa-IR"/>
+        </w:rPr>
+        <w:t xml:space="preserve"> (Loss = 0%, Delay = 0ms)</w:t>
+      </w:r>
+    </w:p>
+    <w:p>
+      <w:pPr>
+        <w:pStyle w:val="ListParagraph"/>
+        <w:numPr>
+          <w:ilvl w:val="0"/>
+          <w:numId w:val="27"/>
+        </w:numPr>
         <w:bidi/>
         <w:rPr>
+          <w:rtl/>
+          <w:lang w:bidi="fa-IR"/>
+        </w:rPr>
+      </w:pPr>
+      <w:r>
+        <w:rPr>
+          <w:b/>
+          <w:bCs/>
+          <w:rtl/>
+        </w:rPr>
+        <w:t>نحوه رشد</w:t>
+      </w:r>
+      <w:r>
+        <w:rPr>
+          <w:b/>
+          <w:bCs/>
+          <w:lang w:bidi="fa-IR"/>
+        </w:rPr>
+        <w:t xml:space="preserve"> </w:t>
+      </w:r>
+      <w:proofErr w:type="spellStart"/>
+      <w:r>
+        <w:rPr>
+          <w:b/>
+          <w:bCs/>
+          <w:lang w:bidi="fa-IR"/>
+        </w:rPr>
+        <w:t>cwnd</w:t>
+      </w:r>
+      <w:proofErr w:type="spellEnd"/>
+      <w:r>
+        <w:rPr>
+          <w:b/>
+          <w:bCs/>
+          <w:lang w:bidi="fa-IR"/>
+        </w:rPr>
+        <w:t>:</w:t>
+      </w:r>
+      <w:r>
+        <w:rPr>
+          <w:lang w:bidi="fa-IR"/>
+        </w:rPr>
+        <w:t xml:space="preserve"> </w:t>
+      </w:r>
+      <w:r>
+        <w:rPr>
+          <w:rtl/>
+        </w:rPr>
+        <w:t xml:space="preserve">همان‌طور که در نمودار تست </w:t>
+      </w:r>
+      <w:r>
+        <w:rPr>
+          <w:rtl/>
+          <w:lang w:bidi="fa-IR"/>
+        </w:rPr>
+        <w:t>۱ (</w:t>
+      </w:r>
+      <w:r>
+        <w:rPr>
+          <w:rtl/>
+        </w:rPr>
+        <w:t>خط آبی) مشخص است، فرستنده کار خود را با فاز</w:t>
+      </w:r>
+      <w:r>
+        <w:rPr>
+          <w:lang w:bidi="fa-IR"/>
+        </w:rPr>
+        <w:t xml:space="preserve"> Slow Start </w:t>
+      </w:r>
+      <w:r>
+        <w:rPr>
+          <w:rtl/>
+        </w:rPr>
+        <w:t>آغاز کرده و پنجره به صورت نمایی رشد می‌کند</w:t>
+      </w:r>
+      <w:r>
+        <w:rPr>
+          <w:lang w:bidi="fa-IR"/>
+        </w:rPr>
+        <w:t xml:space="preserve">. </w:t>
+      </w:r>
+      <w:r>
+        <w:rPr>
+          <w:rtl/>
+        </w:rPr>
+        <w:t>پس از رسیدن به آستانه</w:t>
+      </w:r>
+      <w:r>
+        <w:rPr>
+          <w:lang w:bidi="fa-IR"/>
+        </w:rPr>
+        <w:t xml:space="preserve"> (</w:t>
+      </w:r>
+      <w:proofErr w:type="spellStart"/>
+      <w:r>
+        <w:rPr>
+          <w:lang w:bidi="fa-IR"/>
+        </w:rPr>
+        <w:t>ssthresh</w:t>
+      </w:r>
+      <w:proofErr w:type="spellEnd"/>
+      <w:r>
+        <w:rPr>
+          <w:lang w:bidi="fa-IR"/>
+        </w:rPr>
+        <w:t>)</w:t>
+      </w:r>
+      <w:r>
+        <w:rPr>
+          <w:rtl/>
+        </w:rPr>
+        <w:t>، پروتکل به صورت هوشمندانه وارد فاز</w:t>
+      </w:r>
+      <w:r>
+        <w:rPr>
+          <w:lang w:bidi="fa-IR"/>
+        </w:rPr>
+        <w:t xml:space="preserve"> Congestion Avoidance </w:t>
+      </w:r>
+      <w:r>
+        <w:rPr>
+          <w:rtl/>
+        </w:rPr>
+        <w:t xml:space="preserve">شده و شیب رشد آن خطی و ملایم‌تر می‌شود. از آنجا که هیچ بسته‌ای گم نمی‌شود، پنجره به طور پیوسته تا پایان انتقال فایل (حدود </w:t>
+      </w:r>
+      <w:r>
+        <w:rPr>
+          <w:rtl/>
+          <w:lang w:bidi="fa-IR"/>
+        </w:rPr>
+        <w:t>۱۸</w:t>
+      </w:r>
+      <w:r>
+        <w:rPr>
+          <w:rtl/>
+        </w:rPr>
+        <w:t xml:space="preserve"> پکت) بزرگ می‌شود</w:t>
+      </w:r>
+      <w:r>
+        <w:rPr>
+          <w:lang w:bidi="fa-IR"/>
+        </w:rPr>
+        <w:t>.</w:t>
+      </w:r>
+    </w:p>
+    <w:p>
+      <w:pPr>
+        <w:pStyle w:val="ListParagraph"/>
+        <w:numPr>
+          <w:ilvl w:val="0"/>
+          <w:numId w:val="27"/>
+        </w:numPr>
+        <w:bidi/>
+        <w:rPr>
+          <w:lang w:bidi="fa-IR"/>
+        </w:rPr>
+      </w:pPr>
+      <w:r>
+        <w:rPr>
+          <w:b/>
+          <w:bCs/>
+          <w:rtl/>
+        </w:rPr>
+        <w:t>توان عملیاتی</w:t>
+      </w:r>
+      <w:r>
+        <w:rPr>
+          <w:b/>
+          <w:bCs/>
+          <w:lang w:bidi="fa-IR"/>
+        </w:rPr>
+        <w:t xml:space="preserve"> (Throughput) </w:t>
+      </w:r>
+      <w:r>
+        <w:rPr>
+          <w:b/>
+          <w:bCs/>
+          <w:rtl/>
+        </w:rPr>
+        <w:t>نهایی</w:t>
+      </w:r>
+      <w:r>
+        <w:rPr>
+          <w:b/>
+          <w:bCs/>
+          <w:lang w:bidi="fa-IR"/>
+        </w:rPr>
+        <w:t>:</w:t>
+      </w:r>
+      <w:r>
+        <w:rPr>
+          <w:lang w:bidi="fa-IR"/>
+        </w:rPr>
+        <w:t xml:space="preserve"> </w:t>
+      </w:r>
+      <w:r>
+        <w:rPr>
+          <w:rtl/>
+        </w:rPr>
+        <w:t>به دلیل عدم وجود تاخیر و افت بسته، سیستم از تمام پهنای باند شبکه محلی</w:t>
+      </w:r>
+      <w:r>
+        <w:rPr>
+          <w:lang w:bidi="fa-IR"/>
+        </w:rPr>
+        <w:t xml:space="preserve"> (Localhost) </w:t>
+      </w:r>
+      <w:r>
+        <w:rPr>
+          <w:rtl/>
+        </w:rPr>
+        <w:t>استفاده می‌کند</w:t>
+      </w:r>
+      <w:r>
+        <w:rPr>
+          <w:lang w:bidi="fa-IR"/>
+        </w:rPr>
+        <w:t xml:space="preserve">. </w:t>
+      </w:r>
+      <w:r>
+        <w:rPr>
+          <w:rtl/>
+        </w:rPr>
+        <w:t>نمودار</w:t>
+      </w:r>
+      <w:r>
+        <w:rPr>
+          <w:lang w:bidi="fa-IR"/>
+        </w:rPr>
+        <w:t xml:space="preserve"> Throughput </w:t>
+      </w:r>
+      <w:r>
+        <w:rPr>
+          <w:rtl/>
+        </w:rPr>
+        <w:t xml:space="preserve">(تست </w:t>
+      </w:r>
+      <w:r>
+        <w:rPr>
+          <w:rtl/>
+          <w:lang w:bidi="fa-IR"/>
+        </w:rPr>
+        <w:t xml:space="preserve">۱) </w:t>
+      </w:r>
+      <w:r>
+        <w:rPr>
+          <w:rtl/>
+        </w:rPr>
+        <w:t xml:space="preserve">نشان می‌دهد که توان عملیاتی بسیار بالا و در حدود </w:t>
+      </w:r>
+      <w:r>
+        <w:rPr>
+          <w:rtl/>
+          <w:lang w:bidi="fa-IR"/>
+        </w:rPr>
+        <w:t>۱۰</w:t>
+      </w:r>
+      <w:r>
+        <w:rPr>
+          <w:rtl/>
+        </w:rPr>
+        <w:t xml:space="preserve"> مگابایت بر ثانیه</w:t>
+      </w:r>
+      <w:r>
+        <w:rPr>
+          <w:lang w:bidi="fa-IR"/>
+        </w:rPr>
+        <w:t xml:space="preserve"> (</w:t>
+      </w:r>
+      <m:oMath>
+        <m:sSup>
+          <m:sSupPr>
+            <m:ctrlPr>
+              <w:rPr>
+                <w:rFonts w:ascii="Cambria Math" w:hAnsi="Cambria Math"/>
+                <w:lang w:bidi="fa-IR"/>
+              </w:rPr>
+            </m:ctrlPr>
+          </m:sSupPr>
+          <m:e>
+            <m:r>
+              <w:rPr>
+                <w:rFonts w:ascii="Cambria Math" w:hAnsi="Cambria Math"/>
+                <w:lang w:bidi="fa-IR"/>
+              </w:rPr>
+              <m:t>10</m:t>
+            </m:r>
+          </m:e>
+          <m:sup>
+            <m:r>
+              <w:rPr>
+                <w:rFonts w:ascii="Cambria Math" w:hAnsi="Cambria Math"/>
+                <w:lang w:bidi="fa-IR"/>
+              </w:rPr>
+              <m:t>7</m:t>
+            </m:r>
+          </m:sup>
+        </m:sSup>
+      </m:oMath>
+      <w:r>
+        <w:rPr>
+          <w:lang w:bidi="fa-IR"/>
+        </w:rPr>
+        <w:t xml:space="preserve"> B/s) </w:t>
+      </w:r>
+      <w:r>
+        <w:rPr>
+          <w:rtl/>
+        </w:rPr>
+        <w:t>است</w:t>
+      </w:r>
+      <w:r>
+        <w:rPr>
+          <w:lang w:bidi="fa-IR"/>
+        </w:rPr>
+        <w:t xml:space="preserve">. </w:t>
+      </w:r>
+    </w:p>
+    <w:p>
+      <w:pPr>
+        <w:pStyle w:val="Heading3"/>
+        <w:rPr>
+          <w:rtl/>
+        </w:rPr>
+      </w:pPr>
+      <w:r>
+        <w:rPr>
+          <w:rtl/>
+        </w:rPr>
+        <w:lastRenderedPageBreak/>
+        <w:t>آزمایش دوم: شبکه با افت متوسط</w:t>
+      </w:r>
+      <w:r>
+        <w:rPr>
+          <w:lang w:bidi="fa-IR"/>
+        </w:rPr>
+        <w:t xml:space="preserve"> (Loss = 10%, Delay = 50ms)</w:t>
+      </w:r>
+    </w:p>
+    <w:p>
+      <w:pPr>
+        <w:pStyle w:val="ListParagraph"/>
+        <w:numPr>
+          <w:ilvl w:val="0"/>
+          <w:numId w:val="28"/>
+        </w:numPr>
+        <w:bidi/>
+        <w:rPr>
+          <w:rtl/>
+          <w:lang w:bidi="fa-IR"/>
+        </w:rPr>
+      </w:pPr>
+      <w:r>
+        <w:rPr>
+          <w:b/>
+          <w:bCs/>
+          <w:rtl/>
+        </w:rPr>
+        <w:t>رخداد</w:t>
+      </w:r>
+      <w:r>
+        <w:rPr>
+          <w:b/>
+          <w:bCs/>
+          <w:lang w:bidi="fa-IR"/>
+        </w:rPr>
+        <w:t xml:space="preserve"> Timeout:</w:t>
+      </w:r>
+      <w:r>
+        <w:rPr>
+          <w:lang w:bidi="fa-IR"/>
+        </w:rPr>
+        <w:t xml:space="preserve"> </w:t>
+      </w:r>
+      <w:r>
+        <w:rPr>
+          <w:rtl/>
+        </w:rPr>
+        <w:t>با اعمال 10% افت بسته، سیستم به طور مکرر دچار مفقود شدن بسته‌ها می‌شود</w:t>
+      </w:r>
+      <w:r>
+        <w:rPr>
+          <w:lang w:bidi="fa-IR"/>
+        </w:rPr>
+        <w:t xml:space="preserve">. </w:t>
+      </w:r>
+      <w:r>
+        <w:rPr>
+          <w:rtl/>
+        </w:rPr>
+        <w:t>با هر بار گم شدن بسته، فرستنده تاییدیه</w:t>
+      </w:r>
+      <w:r>
+        <w:rPr>
+          <w:lang w:bidi="fa-IR"/>
+        </w:rPr>
+        <w:t xml:space="preserve"> (ACK) </w:t>
+      </w:r>
+      <w:r>
+        <w:rPr>
+          <w:rtl/>
+        </w:rPr>
+        <w:t>آن را دریافت نمی‌کند و پس از گذشت زمان تعیین‌شده، پدیده</w:t>
+      </w:r>
+      <w:r>
+        <w:rPr>
+          <w:lang w:bidi="fa-IR"/>
+        </w:rPr>
+        <w:t xml:space="preserve"> Timeout </w:t>
+      </w:r>
+      <w:r>
+        <w:rPr>
+          <w:rtl/>
+        </w:rPr>
+        <w:t>رخ می‌دهد</w:t>
+      </w:r>
+      <w:r>
+        <w:rPr>
+          <w:lang w:bidi="fa-IR"/>
+        </w:rPr>
+        <w:t>.</w:t>
+      </w:r>
+    </w:p>
+    <w:p>
+      <w:pPr>
+        <w:pStyle w:val="ListParagraph"/>
+        <w:numPr>
+          <w:ilvl w:val="0"/>
+          <w:numId w:val="28"/>
+        </w:numPr>
+        <w:bidi/>
+        <w:rPr>
+          <w:lang w:bidi="fa-IR"/>
+        </w:rPr>
+      </w:pPr>
+      <w:r>
+        <w:rPr>
+          <w:b/>
+          <w:bCs/>
+          <w:rtl/>
+        </w:rPr>
+        <w:t>نحوه کاهش</w:t>
+      </w:r>
+      <w:r>
+        <w:rPr>
+          <w:b/>
+          <w:bCs/>
+          <w:lang w:bidi="fa-IR"/>
+        </w:rPr>
+        <w:t xml:space="preserve"> </w:t>
+      </w:r>
+      <w:proofErr w:type="spellStart"/>
+      <w:r>
+        <w:rPr>
+          <w:b/>
+          <w:bCs/>
+          <w:lang w:bidi="fa-IR"/>
+        </w:rPr>
+        <w:t>cwnd</w:t>
+      </w:r>
+      <w:proofErr w:type="spellEnd"/>
+      <w:r>
+        <w:rPr>
+          <w:b/>
+          <w:bCs/>
+          <w:lang w:bidi="fa-IR"/>
+        </w:rPr>
+        <w:t>:</w:t>
+      </w:r>
+      <w:r>
+        <w:rPr>
+          <w:lang w:bidi="fa-IR"/>
+        </w:rPr>
+        <w:t xml:space="preserve"> </w:t>
+      </w:r>
+      <w:r>
+        <w:rPr>
+          <w:rtl/>
+        </w:rPr>
+        <w:t xml:space="preserve">نمودار تست </w:t>
+      </w:r>
+      <w:r>
+        <w:rPr>
+          <w:rtl/>
+          <w:lang w:bidi="fa-IR"/>
+        </w:rPr>
+        <w:t>۲ (</w:t>
+      </w:r>
+      <w:r>
+        <w:rPr>
+          <w:rtl/>
+        </w:rPr>
+        <w:t>خط زرد/نارنجی) الگوی معروف "دندانه‌اره‌ای</w:t>
+      </w:r>
+      <w:r>
+        <w:rPr>
+          <w:lang w:bidi="fa-IR"/>
+        </w:rPr>
+        <w:t xml:space="preserve">" (Saw-tooth) </w:t>
+      </w:r>
+      <w:r>
+        <w:rPr>
+          <w:rtl/>
+        </w:rPr>
+        <w:t>پروتکل</w:t>
+      </w:r>
+      <w:r>
+        <w:rPr>
+          <w:lang w:bidi="fa-IR"/>
+        </w:rPr>
+        <w:t xml:space="preserve"> TCP </w:t>
+      </w:r>
+      <w:r>
+        <w:rPr>
+          <w:rtl/>
+        </w:rPr>
+        <w:t>را به وضوح نشان می‌دهد</w:t>
+      </w:r>
+      <w:r>
+        <w:rPr>
+          <w:lang w:bidi="fa-IR"/>
+        </w:rPr>
+        <w:t xml:space="preserve">. </w:t>
+      </w:r>
+      <w:r>
+        <w:rPr>
+          <w:rtl/>
+        </w:rPr>
+        <w:t>با هر بار وقوع</w:t>
+      </w:r>
+      <w:r>
+        <w:rPr>
+          <w:lang w:bidi="fa-IR"/>
+        </w:rPr>
+        <w:t xml:space="preserve"> Timeout</w:t>
+      </w:r>
+      <w:r>
+        <w:rPr>
+          <w:rtl/>
+        </w:rPr>
+        <w:t xml:space="preserve">، پروتکل فرض می‌کند شبکه دچار ازدحام شده است؛ در نتیجه بلافاصله مقدار </w:t>
+      </w:r>
+      <w:proofErr w:type="spellStart"/>
+      <w:r>
+        <w:rPr>
+          <w:lang w:bidi="fa-IR"/>
+        </w:rPr>
+        <w:t>cwnd</w:t>
+      </w:r>
+      <w:proofErr w:type="spellEnd"/>
+      <w:r>
+        <w:rPr>
+          <w:lang w:bidi="fa-IR"/>
+        </w:rPr>
+        <w:t xml:space="preserve"> </w:t>
+      </w:r>
+      <w:r>
+        <w:rPr>
+          <w:rtl/>
+        </w:rPr>
+        <w:t xml:space="preserve">را به </w:t>
+      </w:r>
+      <w:r>
+        <w:rPr>
+          <w:rtl/>
+          <w:lang w:bidi="fa-IR"/>
+        </w:rPr>
+        <w:t>۱</w:t>
+      </w:r>
+      <w:r>
+        <w:rPr>
+          <w:rtl/>
+        </w:rPr>
+        <w:t xml:space="preserve"> سقوط می‌دهد</w:t>
+      </w:r>
+      <w:r>
+        <w:rPr>
+          <w:lang w:bidi="fa-IR"/>
+        </w:rPr>
+        <w:t xml:space="preserve"> (Drop to 1) </w:t>
+      </w:r>
+      <w:r>
+        <w:rPr>
+          <w:rtl/>
+        </w:rPr>
+        <w:t>و آستانه</w:t>
+      </w:r>
+      <w:r>
+        <w:rPr>
+          <w:lang w:bidi="fa-IR"/>
+        </w:rPr>
+        <w:t xml:space="preserve"> (</w:t>
+      </w:r>
+      <w:proofErr w:type="spellStart"/>
+      <w:r>
+        <w:rPr>
+          <w:lang w:bidi="fa-IR"/>
+        </w:rPr>
+        <w:t>ssthresh</w:t>
+      </w:r>
+      <w:proofErr w:type="spellEnd"/>
+      <w:r>
+        <w:rPr>
+          <w:lang w:bidi="fa-IR"/>
+        </w:rPr>
+        <w:t xml:space="preserve">) </w:t>
+      </w:r>
+      <w:r>
+        <w:rPr>
+          <w:rtl/>
+        </w:rPr>
+        <w:t>را به نصف پنجره فعلی کاهش می‌دهد</w:t>
+      </w:r>
+      <w:r>
+        <w:rPr>
+          <w:lang w:bidi="fa-IR"/>
+        </w:rPr>
+        <w:t xml:space="preserve">. </w:t>
+      </w:r>
+      <w:r>
+        <w:rPr>
+          <w:rtl/>
+        </w:rPr>
+        <w:t>سپس دوباره تلاش می‌کند با</w:t>
+      </w:r>
+      <w:r>
+        <w:rPr>
+          <w:lang w:bidi="fa-IR"/>
+        </w:rPr>
+        <w:t xml:space="preserve"> Slow Start </w:t>
+      </w:r>
+      <w:r>
+        <w:rPr>
+          <w:rtl/>
+        </w:rPr>
+        <w:t>ظرفیت شبکه را بسنجد. این ریزش‌ها به طور مداوم در طول انتقال تکرار شده‌اند</w:t>
+      </w:r>
+      <w:r>
+        <w:rPr>
+          <w:lang w:bidi="fa-IR"/>
+        </w:rPr>
+        <w:t>.</w:t>
+      </w:r>
+    </w:p>
+    <w:p>
+      <w:pPr>
+        <w:pStyle w:val="Heading3"/>
+        <w:rPr>
+          <w:rtl/>
+          <w:lang w:bidi="fa-IR"/>
+        </w:rPr>
+      </w:pPr>
+      <w:r>
+        <w:rPr>
+          <w:rtl/>
+        </w:rPr>
+        <w:t>آزمایش سوم: شبکه با افت زیاد</w:t>
+      </w:r>
+      <w:r>
+        <w:rPr>
+          <w:lang w:bidi="fa-IR"/>
+        </w:rPr>
+        <w:t xml:space="preserve"> (Loss = 20%, Delay = 100ms)</w:t>
+      </w:r>
+    </w:p>
+    <w:p>
+      <w:pPr>
+        <w:pStyle w:val="ListParagraph"/>
+        <w:numPr>
+          <w:ilvl w:val="0"/>
+          <w:numId w:val="29"/>
+        </w:numPr>
+        <w:bidi/>
+        <w:rPr>
+          <w:rtl/>
+          <w:lang w:bidi="fa-IR"/>
+        </w:rPr>
+      </w:pPr>
+      <w:r>
+        <w:rPr>
+          <w:b/>
+          <w:bCs/>
+          <w:rtl/>
+        </w:rPr>
+        <w:t>صحت انتقال فایل</w:t>
+      </w:r>
+      <w:r>
+        <w:rPr>
+          <w:b/>
+          <w:bCs/>
+          <w:lang w:bidi="fa-IR"/>
+        </w:rPr>
+        <w:t>:</w:t>
+      </w:r>
+      <w:r>
+        <w:rPr>
+          <w:lang w:bidi="fa-IR"/>
+        </w:rPr>
+        <w:t xml:space="preserve"> </w:t>
+      </w:r>
+      <w:r>
+        <w:rPr>
+          <w:rtl/>
+        </w:rPr>
+        <w:t>با وجود افت بسیار شدید 20% و تاخیر بالا، پروتکل توانسته است به لطف پیاده‌سازی دقیق مکانیزم‌های</w:t>
+      </w:r>
+      <w:r>
+        <w:rPr>
+          <w:lang w:bidi="fa-IR"/>
+        </w:rPr>
+        <w:t xml:space="preserve"> Retransmission </w:t>
+      </w:r>
+      <w:r>
+        <w:rPr>
+          <w:rtl/>
+        </w:rPr>
+        <w:t>و</w:t>
+      </w:r>
+      <w:r>
+        <w:rPr>
+          <w:lang w:bidi="fa-IR"/>
+        </w:rPr>
+        <w:t xml:space="preserve"> Cumulative ACK</w:t>
+      </w:r>
+      <w:r>
+        <w:rPr>
+          <w:rtl/>
+        </w:rPr>
+        <w:t>، فایل را به صورت کاملاً سالم و بدون نقص به گیرنده منتقل کند</w:t>
+      </w:r>
+      <w:r>
+        <w:rPr>
+          <w:lang w:bidi="fa-IR"/>
+        </w:rPr>
+        <w:t xml:space="preserve">. </w:t>
+      </w:r>
+      <w:r>
+        <w:rPr>
+          <w:rtl/>
+        </w:rPr>
+        <w:t>این نشان‌دهنده پایداری</w:t>
+      </w:r>
+      <w:r>
+        <w:rPr>
+          <w:lang w:bidi="fa-IR"/>
+        </w:rPr>
+        <w:t xml:space="preserve"> (Reliability) </w:t>
+      </w:r>
+      <w:r>
+        <w:rPr>
+          <w:rtl/>
+        </w:rPr>
+        <w:t>بالای این پیاده‌سازی است</w:t>
+      </w:r>
+      <w:r>
+        <w:rPr>
+          <w:lang w:bidi="fa-IR"/>
+        </w:rPr>
+        <w:t>.</w:t>
+      </w:r>
+    </w:p>
+    <w:p>
+      <w:pPr>
+        <w:pStyle w:val="ListParagraph"/>
+        <w:numPr>
+          <w:ilvl w:val="0"/>
+          <w:numId w:val="29"/>
+        </w:numPr>
+        <w:bidi/>
+        <w:rPr>
+          <w:lang w:bidi="fa-IR"/>
+        </w:rPr>
+      </w:pPr>
+      <w:r>
+        <w:rPr>
+          <w:b/>
+          <w:bCs/>
+          <w:rtl/>
+        </w:rPr>
+        <w:t>کاهش</w:t>
+      </w:r>
+      <w:r>
+        <w:rPr>
+          <w:b/>
+          <w:bCs/>
+          <w:lang w:bidi="fa-IR"/>
+        </w:rPr>
+        <w:t xml:space="preserve"> Throughput:</w:t>
+      </w:r>
+      <w:r>
+        <w:rPr>
+          <w:lang w:bidi="fa-IR"/>
+        </w:rPr>
+        <w:t xml:space="preserve"> </w:t>
+      </w:r>
+      <w:r>
+        <w:rPr>
+          <w:rtl/>
+        </w:rPr>
+        <w:t xml:space="preserve">نمودار تست </w:t>
+      </w:r>
+      <w:r>
+        <w:rPr>
+          <w:rtl/>
+          <w:lang w:bidi="fa-IR"/>
+        </w:rPr>
+        <w:t>۳ (</w:t>
+      </w:r>
+      <w:r>
+        <w:rPr>
+          <w:rtl/>
+        </w:rPr>
+        <w:t xml:space="preserve">خط قرمز) نشان می‌دهد که توان عملیاتی به شدت آسیب دیده و دچار نوسانات شدید بین </w:t>
+      </w:r>
+      <w:r>
+        <w:rPr>
+          <w:rtl/>
+          <w:lang w:bidi="fa-IR"/>
+        </w:rPr>
+        <w:t>۲۰۰۰</w:t>
+      </w:r>
+      <w:r>
+        <w:rPr>
+          <w:rtl/>
+        </w:rPr>
+        <w:t xml:space="preserve"> تا </w:t>
+      </w:r>
+      <w:r>
+        <w:rPr>
+          <w:rtl/>
+          <w:lang w:bidi="fa-IR"/>
+        </w:rPr>
+        <w:t>۱۴۰۰۰</w:t>
+      </w:r>
+      <w:r>
+        <w:rPr>
+          <w:rtl/>
+        </w:rPr>
+        <w:t xml:space="preserve"> بایت بر ثانیه شده است</w:t>
+      </w:r>
+      <w:r>
+        <w:rPr>
+          <w:lang w:bidi="fa-IR"/>
+        </w:rPr>
+        <w:t xml:space="preserve">. </w:t>
+      </w:r>
+      <w:r>
+        <w:rPr>
+          <w:rtl/>
+        </w:rPr>
+        <w:t>افت مکرر بسته‌ها باعث شده تا فرستنده بیشتر زمان خود را در وضعیت</w:t>
+      </w:r>
+      <w:r>
+        <w:rPr>
+          <w:lang w:bidi="fa-IR"/>
+        </w:rPr>
+        <w:t xml:space="preserve"> Timeout </w:t>
+      </w:r>
+      <w:r>
+        <w:rPr>
+          <w:rtl/>
+        </w:rPr>
+        <w:t>و ارسال مجدد بسته‌های قدیمی</w:t>
+      </w:r>
+      <w:r>
+        <w:rPr>
+          <w:lang w:bidi="fa-IR"/>
+        </w:rPr>
+        <w:t xml:space="preserve"> (Go-Back-N) </w:t>
+      </w:r>
+      <w:r>
+        <w:rPr>
+          <w:rtl/>
+        </w:rPr>
+        <w:t>بگذراند تا ارسال داده‌های جدید</w:t>
+      </w:r>
+      <w:r>
+        <w:rPr>
+          <w:lang w:bidi="fa-IR"/>
+        </w:rPr>
+        <w:t>.</w:t>
+      </w:r>
+    </w:p>
+    <w:p>
+      <w:pPr>
+        <w:pStyle w:val="Heading3"/>
+        <w:rPr>
+          <w:rtl/>
+        </w:rPr>
+      </w:pPr>
+      <w:r>
+        <w:rPr>
+          <w:rtl/>
+        </w:rPr>
+        <w:t>تحلیل نهایی: اثر افزایش</w:t>
+      </w:r>
+      <w:r>
+        <w:rPr>
+          <w:lang w:bidi="fa-IR"/>
+        </w:rPr>
+        <w:t xml:space="preserve"> Loss </w:t>
+      </w:r>
+      <w:r>
+        <w:rPr>
+          <w:rtl/>
+        </w:rPr>
+        <w:t>و</w:t>
+      </w:r>
+      <w:r>
+        <w:rPr>
+          <w:lang w:bidi="fa-IR"/>
+        </w:rPr>
+        <w:t xml:space="preserve"> Delay </w:t>
+      </w:r>
+      <w:r>
+        <w:rPr>
+          <w:rtl/>
+        </w:rPr>
+        <w:t>بر عملکرد پروتکل</w:t>
+      </w:r>
+    </w:p>
+    <w:p>
+      <w:pPr>
+        <w:bidi/>
+        <w:rPr>
+          <w:rtl/>
+        </w:rPr>
+      </w:pPr>
+      <w:r>
+        <w:rPr>
+          <w:rtl/>
+        </w:rPr>
+        <w:t>با مقایسه همزمان نمودارها</w:t>
+      </w:r>
+      <w:r>
+        <w:t xml:space="preserve"> (Combined Comparison)</w:t>
+      </w:r>
+      <w:r>
+        <w:rPr>
+          <w:rtl/>
+        </w:rPr>
+        <w:t>، می‌توان نتیجه‌گیری‌های زیر را استخراج کرد</w:t>
+      </w:r>
+      <w:r>
+        <w:t>:</w:t>
+      </w:r>
+    </w:p>
+    <w:p>
+      <w:pPr>
+        <w:pStyle w:val="ListParagraph"/>
+        <w:numPr>
+          <w:ilvl w:val="0"/>
+          <w:numId w:val="30"/>
+        </w:numPr>
+        <w:bidi/>
+        <w:rPr>
+          <w:rtl/>
+        </w:rPr>
+      </w:pPr>
+      <w:r>
+        <w:rPr>
+          <w:b/>
+          <w:bCs/>
+          <w:rtl/>
+        </w:rPr>
+        <w:t>اثر</w:t>
+      </w:r>
+      <w:r>
+        <w:rPr>
+          <w:b/>
+          <w:bCs/>
+        </w:rPr>
+        <w:t xml:space="preserve"> Loss </w:t>
+      </w:r>
+      <w:r>
+        <w:rPr>
+          <w:b/>
+          <w:bCs/>
+          <w:rtl/>
+        </w:rPr>
+        <w:t>بر کارایی شبکه</w:t>
+      </w:r>
+      <w:r>
+        <w:rPr>
+          <w:b/>
+          <w:bCs/>
+        </w:rPr>
+        <w:t>:</w:t>
+      </w:r>
+      <w:r>
+        <w:t xml:space="preserve"> </w:t>
+      </w:r>
+      <w:r>
+        <w:rPr>
+          <w:rtl/>
+        </w:rPr>
+        <w:t>با افزایش درصد افت بسته (از 0% به 10% و 20%)، تعداد دفعات</w:t>
+      </w:r>
+      <w:r>
+        <w:t xml:space="preserve"> Timeout </w:t>
+      </w:r>
+      <w:r>
+        <w:rPr>
+          <w:rtl/>
+        </w:rPr>
+        <w:t>به شدت بالا می‌رود</w:t>
+      </w:r>
+      <w:r>
+        <w:t xml:space="preserve">. </w:t>
+      </w:r>
+      <w:r>
+        <w:rPr>
+          <w:rtl/>
+        </w:rPr>
+        <w:t>این امر باعث می‌شود اندازه پنجره</w:t>
+      </w:r>
+      <w:r>
+        <w:t xml:space="preserve"> (</w:t>
+      </w:r>
+      <w:proofErr w:type="spellStart"/>
+      <w:r>
+        <w:t>cwnd</w:t>
+      </w:r>
+      <w:proofErr w:type="spellEnd"/>
+      <w:r>
+        <w:t xml:space="preserve">) </w:t>
+      </w:r>
+      <w:r>
+        <w:rPr>
+          <w:rtl/>
+        </w:rPr>
+        <w:t xml:space="preserve">نتواند به اندازه کافی بزرگ شود و مدام به </w:t>
+      </w:r>
+      <w:r>
+        <w:rPr>
+          <w:rtl/>
+          <w:lang w:bidi="fa-IR"/>
+        </w:rPr>
+        <w:t>۱</w:t>
+      </w:r>
+      <w:r>
+        <w:rPr>
+          <w:rtl/>
+        </w:rPr>
+        <w:t xml:space="preserve"> ریست گردد. کوچک ماندن پنجره به معنای ارسال بسته‌های کمتر در هر</w:t>
+      </w:r>
+      <w:r>
+        <w:t xml:space="preserve"> RTT </w:t>
+      </w:r>
+      <w:r>
+        <w:rPr>
+          <w:rtl/>
+        </w:rPr>
+        <w:t>و در نتیجه سقوط شدید توان عملیاتی</w:t>
+      </w:r>
+      <w:r>
+        <w:t xml:space="preserve"> (Throughput) </w:t>
+      </w:r>
+      <w:r>
+        <w:rPr>
+          <w:rtl/>
+        </w:rPr>
+        <w:t>است</w:t>
+      </w:r>
+      <w:r>
+        <w:t>.</w:t>
+      </w:r>
+    </w:p>
+    <w:p>
+      <w:pPr>
+        <w:pStyle w:val="ListParagraph"/>
+        <w:numPr>
+          <w:ilvl w:val="0"/>
+          <w:numId w:val="30"/>
+        </w:numPr>
+        <w:bidi/>
+        <w:rPr>
+          <w:rtl/>
+        </w:rPr>
+      </w:pPr>
+      <w:r>
+        <w:rPr>
+          <w:b/>
+          <w:bCs/>
+          <w:rtl/>
+        </w:rPr>
+        <w:t>اثر</w:t>
+      </w:r>
+      <w:r>
+        <w:rPr>
+          <w:b/>
+          <w:bCs/>
+        </w:rPr>
+        <w:t xml:space="preserve"> Delay </w:t>
+      </w:r>
+      <w:r>
+        <w:rPr>
+          <w:b/>
+          <w:bCs/>
+          <w:rtl/>
+        </w:rPr>
+        <w:t>بر سرعت رشد</w:t>
+      </w:r>
+      <w:r>
+        <w:rPr>
+          <w:b/>
+          <w:bCs/>
+        </w:rPr>
+        <w:t>:</w:t>
+      </w:r>
+      <w:r>
+        <w:t xml:space="preserve"> </w:t>
+      </w:r>
+      <w:r>
+        <w:rPr>
+          <w:rtl/>
+        </w:rPr>
+        <w:t>تاخیر</w:t>
+      </w:r>
+      <w:r>
+        <w:t xml:space="preserve"> (Delay) </w:t>
+      </w:r>
+      <w:r>
+        <w:rPr>
+          <w:rtl/>
+        </w:rPr>
+        <w:t>مستقیماً روی زمان رفت‌وبرگشت</w:t>
+      </w:r>
+      <w:r>
+        <w:t xml:space="preserve"> (RTT) </w:t>
+      </w:r>
+      <w:r>
+        <w:rPr>
+          <w:rtl/>
+        </w:rPr>
+        <w:t>تاثیر می‌گذارد</w:t>
+      </w:r>
+      <w:r>
+        <w:t xml:space="preserve">. </w:t>
+      </w:r>
+      <w:r>
+        <w:rPr>
+          <w:rtl/>
+        </w:rPr>
+        <w:t xml:space="preserve">در تست </w:t>
+      </w:r>
+      <w:r>
+        <w:rPr>
+          <w:rtl/>
+          <w:lang w:bidi="fa-IR"/>
+        </w:rPr>
+        <w:t>۳</w:t>
+      </w:r>
+      <w:r>
+        <w:rPr>
+          <w:rtl/>
+        </w:rPr>
+        <w:t xml:space="preserve"> که تاخیر 100</w:t>
+      </w:r>
+      <w:proofErr w:type="spellStart"/>
+      <w:r>
+        <w:t>ms</w:t>
+      </w:r>
+      <w:proofErr w:type="spellEnd"/>
+      <w:r>
+        <w:t xml:space="preserve"> </w:t>
+      </w:r>
+      <w:r>
+        <w:rPr>
+          <w:rtl/>
+        </w:rPr>
+        <w:t>است، حتی در فاز</w:t>
+      </w:r>
+      <w:r>
+        <w:t xml:space="preserve"> Slow Start </w:t>
+      </w:r>
+      <w:r>
+        <w:rPr>
+          <w:rtl/>
+        </w:rPr>
+        <w:t>نیز مدت زمان زیادی طول می‌کشد تا تاییدیه‌ها به فرستنده برسند و پنجره یک واحد بزرگ‌تر شود. این کندی در دریافت</w:t>
+      </w:r>
+      <w:r>
+        <w:t xml:space="preserve"> ACK</w:t>
+      </w:r>
+      <w:r>
+        <w:rPr>
+          <w:rtl/>
+        </w:rPr>
+        <w:t>ها، باعث طولانی‌تر شدن زمان کل انتقال فایل و افت ملموس</w:t>
+      </w:r>
+      <w:r>
+        <w:t xml:space="preserve"> Throughput </w:t>
+      </w:r>
+      <w:r>
+        <w:rPr>
+          <w:rtl/>
+        </w:rPr>
+        <w:t>می‌شود</w:t>
+      </w:r>
+      <w:r>
+        <w:t>.</w:t>
+      </w:r>
+    </w:p>
+    <w:p>
+      <w:pPr>
+        <w:pStyle w:val="ListParagraph"/>
+        <w:numPr>
+          <w:ilvl w:val="0"/>
+          <w:numId w:val="30"/>
+        </w:numPr>
+        <w:bidi/>
+        <w:rPr>
+          <w:rtl/>
+        </w:rPr>
+      </w:pPr>
+      <w:r>
+        <w:rPr>
+          <w:b/>
+          <w:bCs/>
+          <w:rtl/>
+        </w:rPr>
+        <w:t>تغییر رویکرد مصرف پهنای باند</w:t>
+      </w:r>
+      <w:r>
+        <w:rPr>
+          <w:b/>
+          <w:bCs/>
+        </w:rPr>
+        <w:t>:</w:t>
+      </w:r>
+      <w:r>
+        <w:t xml:space="preserve"> </w:t>
+      </w:r>
+      <w:r>
+        <w:rPr>
+          <w:rtl/>
+        </w:rPr>
+        <w:t>در شبکه بدون افت، پهنای باند صرف انتقال داده‌های مفید می‌شود؛ اما در شبکه‌های دارای</w:t>
+      </w:r>
+      <w:r>
+        <w:t xml:space="preserve"> Loss </w:t>
+      </w:r>
+      <w:r>
+        <w:rPr>
+          <w:rtl/>
+        </w:rPr>
+        <w:t>بالا، درصد عظیمی از پهنای باند و زمان شبکه صرف ارسال مجدد</w:t>
+      </w:r>
+      <w:r>
+        <w:t xml:space="preserve"> (Retransmission) </w:t>
+      </w:r>
+      <w:r>
+        <w:rPr>
+          <w:rtl/>
+        </w:rPr>
+        <w:t>داده‌های تکراری می‌گردد که راندمان سیستم را به شدت کاهش می‌دهد</w:t>
+      </w:r>
+      <w:r>
+        <w:t>.</w:t>
+      </w:r>
+    </w:p>
+    <w:p>
+      <w:pPr>
+        <w:bidi/>
+        <w:rPr>
+          <w:rtl/>
+          <w:lang w:bidi="fa-IR"/>
+        </w:rPr>
+      </w:pPr>
+      <w:r>
+        <w:rPr>
+          <w:noProof/>
+        </w:rPr>
+        <w:lastRenderedPageBreak/>
+        <w:drawing>
+          <wp:inline distT="0" distB="0" distL="0" distR="0" wp14:anchorId="73158665" wp14:editId="6377C574">
+            <wp:extent cx="4934585" cy="8229600"/>
+            <wp:effectExtent l="0" t="0" r="0" b="0"/>
+            <wp:docPr id="2106993035" name="Picture 5"/>
+            <wp:cNvGraphicFramePr>
+              <a:graphicFrameLocks xmlns:a="http://schemas.openxmlformats.org/drawingml/2006/main" noChangeAspect="1"/>
+            </wp:cNvGraphicFramePr>
+            <a:graphic xmlns:a="http://schemas.openxmlformats.org/drawingml/2006/main">
+              <a:graphicData uri="http://schemas.openxmlformats.org/drawingml/2006/picture">
+                <pic:pic xmlns:pic="http://schemas.openxmlformats.org/drawingml/2006/picture">
+                  <pic:nvPicPr>
+                    <pic:cNvPr id="0" name="Picture 14"/>
+                    <pic:cNvPicPr>
+                      <a:picLocks noChangeAspect="1" noChangeArrowheads="1"/>
+                    </pic:cNvPicPr>
+                  </pic:nvPicPr>
+                  <pic:blipFill>
+                    <a:blip r:embed="rId10">
+                      <a:extLst>
+                        <a:ext uri="{28A0092B-C50C-407E-A947-70E740481C1C}">
+                          <a14:useLocalDpi xmlns:a14="http://schemas.microsoft.com/office/drawing/2010/main" val="0"/>
+                        </a:ext>
+                      </a:extLst>
+                    </a:blip>
+                    <a:srcRect/>
+                    <a:stretch>
+                      <a:fillRect/>
+                    </a:stretch>
+                  </pic:blipFill>
+                  <pic:spPr bwMode="auto">
+                    <a:xfrm>
+                      <a:off x="0" y="0"/>
+                      <a:ext cx="4934585" cy="8229600"/>
+                    </a:xfrm>
+                    <a:prstGeom prst="rect">
+                      <a:avLst/>
+                    </a:prstGeom>
+                    <a:noFill/>
+                    <a:ln>
+                      <a:noFill/>
+                    </a:ln>
+                  </pic:spPr>
+                </pic:pic>
+              </a:graphicData>
+            </a:graphic>
+          </wp:inline>
+        </w:drawing>
+      </w:r>
+      <w:r>
+        <w:rPr>
+          <w:noProof/>
+        </w:rPr>
+        <w:lastRenderedPageBreak/>
+        <w:drawing>
+          <wp:inline distT="0" distB="0" distL="0" distR="0" wp14:anchorId="1BD1BBC5" wp14:editId="0E8E9D6B">
+            <wp:extent cx="4934585" cy="8229600"/>
+            <wp:effectExtent l="0" t="0" r="0" b="0"/>
+            <wp:docPr id="264432087" name="Picture 4"/>
+            <wp:cNvGraphicFramePr>
+              <a:graphicFrameLocks xmlns:a="http://schemas.openxmlformats.org/drawingml/2006/main" noChangeAspect="1"/>
+            </wp:cNvGraphicFramePr>
+            <a:graphic xmlns:a="http://schemas.openxmlformats.org/drawingml/2006/main">
+              <a:graphicData uri="http://schemas.openxmlformats.org/drawingml/2006/picture">
+                <pic:pic xmlns:pic="http://schemas.openxmlformats.org/drawingml/2006/picture">
+                  <pic:nvPicPr>
+                    <pic:cNvPr id="0" name="Picture 13"/>
+                    <pic:cNvPicPr>
+                      <a:picLocks noChangeAspect="1" noChangeArrowheads="1"/>
+                    </pic:cNvPicPr>
+                  </pic:nvPicPr>
+                  <pic:blipFill>
+                    <a:blip r:embed="rId11">
+                      <a:extLst>
+                        <a:ext uri="{28A0092B-C50C-407E-A947-70E740481C1C}">
+                          <a14:useLocalDpi xmlns:a14="http://schemas.microsoft.com/office/drawing/2010/main" val="0"/>
+                        </a:ext>
+                      </a:extLst>
+                    </a:blip>
+                    <a:srcRect/>
+                    <a:stretch>
+                      <a:fillRect/>
+                    </a:stretch>
+                  </pic:blipFill>
+                  <pic:spPr bwMode="auto">
+                    <a:xfrm>
+                      <a:off x="0" y="0"/>
+                      <a:ext cx="4934585" cy="8229600"/>
+                    </a:xfrm>
+                    <a:prstGeom prst="rect">
+                      <a:avLst/>
+                    </a:prstGeom>
+                    <a:noFill/>
+                    <a:ln>
+                      <a:noFill/>
+                    </a:ln>
+                  </pic:spPr>
+                </pic:pic>
+              </a:graphicData>
+            </a:graphic>
+          </wp:inline>
+        </w:drawing>
+      </w:r>
+    </w:p>
+    <w:p>
+      <w:pPr>
+        <w:pStyle w:val="Heading1"/>
+        <w:rPr>
+          <w:rtl/>
+        </w:rPr>
+      </w:pPr>
+      <w:r>
+        <w:rPr>
           <w:rFonts w:hint="cs"/>
           <w:rtl/>
-          <w:lang w:bidi="fa-IR"/>
-        </w:rPr>
-      </w:pPr>
+        </w:rPr>
+        <w:lastRenderedPageBreak/>
+        <w:t>فاز امتیازی</w:t>
+      </w:r>
+    </w:p>
+    <w:p>
+      <w:pPr>
+        <w:pStyle w:val="Heading2"/>
+        <w:rPr>
+          <w:rtl/>
+        </w:rPr>
+      </w:pPr>
+      <w:r>
+        <w:rPr>
+          <w:rtl/>
+          <w:lang w:bidi="ar-SA"/>
+        </w:rPr>
+        <w:t>مفهوم</w:t>
+      </w:r>
+      <w:r>
+        <w:t xml:space="preserve"> </w:t>
+      </w:r>
+      <w:proofErr w:type="spellStart"/>
+      <w:r>
+        <w:t>cwnd</w:t>
+      </w:r>
+      <w:proofErr w:type="spellEnd"/>
+      <w:r>
+        <w:t xml:space="preserve"> </w:t>
+      </w:r>
+      <w:r>
+        <w:rPr>
+          <w:rtl/>
+          <w:lang w:bidi="ar-SA"/>
+        </w:rPr>
+        <w:t>و</w:t>
+      </w:r>
+      <w:r>
+        <w:t xml:space="preserve"> </w:t>
+      </w:r>
+      <w:proofErr w:type="spellStart"/>
+      <w:r>
+        <w:t>ssthresh</w:t>
+      </w:r>
+      <w:proofErr w:type="spellEnd"/>
+    </w:p>
+    <w:p>
+      <w:pPr>
+        <w:bidi/>
+        <w:rPr>
+          <w:rtl/>
+          <w:lang w:bidi="fa-IR"/>
+        </w:rPr>
+      </w:pPr>
+      <w:r>
+        <w:rPr>
+          <w:rtl/>
+        </w:rPr>
+        <w:t>در پروتکل</w:t>
+      </w:r>
+      <w:r>
+        <w:rPr>
+          <w:lang w:bidi="fa-IR"/>
+        </w:rPr>
+        <w:t xml:space="preserve"> TCP</w:t>
+      </w:r>
+      <w:r>
+        <w:rPr>
+          <w:rtl/>
+        </w:rPr>
+        <w:t>، مدیریت پهنای باند و جلوگیری از خفگی شبکه توسط دو متغیر کلیدی کنترل می‌شود</w:t>
+      </w:r>
+      <w:r>
+        <w:rPr>
+          <w:lang w:bidi="fa-IR"/>
+        </w:rPr>
+        <w:t>:</w:t>
+      </w:r>
+    </w:p>
+    <w:p>
+      <w:pPr>
+        <w:pStyle w:val="ListParagraph"/>
+        <w:numPr>
+          <w:ilvl w:val="0"/>
+          <w:numId w:val="31"/>
+        </w:numPr>
+        <w:bidi/>
+        <w:rPr>
+          <w:rtl/>
+          <w:lang w:bidi="fa-IR"/>
+        </w:rPr>
+      </w:pPr>
+      <w:r>
+        <w:rPr>
+          <w:b/>
+          <w:bCs/>
+          <w:rtl/>
+        </w:rPr>
+        <w:t>متغیر</w:t>
+      </w:r>
+      <w:r>
+        <w:rPr>
+          <w:b/>
+          <w:bCs/>
+          <w:lang w:bidi="fa-IR"/>
+        </w:rPr>
+        <w:t xml:space="preserve"> </w:t>
+      </w:r>
+      <w:proofErr w:type="spellStart"/>
+      <w:r>
+        <w:rPr>
+          <w:b/>
+          <w:bCs/>
+          <w:lang w:bidi="fa-IR"/>
+        </w:rPr>
+        <w:t>cwnd</w:t>
+      </w:r>
+      <w:proofErr w:type="spellEnd"/>
+      <w:r>
+        <w:rPr>
+          <w:b/>
+          <w:bCs/>
+          <w:lang w:bidi="fa-IR"/>
+        </w:rPr>
+        <w:t xml:space="preserve"> (Congestion Window):</w:t>
+      </w:r>
+      <w:r>
+        <w:rPr>
+          <w:lang w:bidi="fa-IR"/>
+        </w:rPr>
+        <w:t xml:space="preserve"> </w:t>
+      </w:r>
+      <w:r>
+        <w:rPr>
+          <w:rtl/>
+        </w:rPr>
+        <w:t>این متغیر مشخص می‌کند که فرستنده در هر لحظه، حداکثر چند بسته را می‌تواند بدون انتظار برای دریافت تأییدیه به درون شبکه بفرستد</w:t>
+      </w:r>
+      <w:r>
+        <w:rPr>
+          <w:lang w:bidi="fa-IR"/>
+        </w:rPr>
+        <w:t xml:space="preserve">. </w:t>
+      </w:r>
+      <w:r>
+        <w:rPr>
+          <w:rtl/>
+        </w:rPr>
+        <w:t>این مقدار پویا است و بر اساس شرایط شبکه بزرگ یا کوچک می‌شود</w:t>
+      </w:r>
+      <w:r>
+        <w:rPr>
+          <w:lang w:bidi="fa-IR"/>
+        </w:rPr>
+        <w:t>.</w:t>
+      </w:r>
+    </w:p>
+    <w:p>
+      <w:pPr>
+        <w:pStyle w:val="ListParagraph"/>
+        <w:numPr>
+          <w:ilvl w:val="0"/>
+          <w:numId w:val="31"/>
+        </w:numPr>
+        <w:bidi/>
+        <w:rPr>
+          <w:lang w:bidi="fa-IR"/>
+        </w:rPr>
+      </w:pPr>
+      <w:r>
+        <w:rPr>
+          <w:b/>
+          <w:bCs/>
+          <w:rtl/>
+        </w:rPr>
+        <w:t>متغیر</w:t>
+      </w:r>
+      <w:r>
+        <w:rPr>
+          <w:b/>
+          <w:bCs/>
+          <w:lang w:bidi="fa-IR"/>
+        </w:rPr>
+        <w:t xml:space="preserve"> </w:t>
+      </w:r>
+      <w:proofErr w:type="spellStart"/>
+      <w:r>
+        <w:rPr>
+          <w:b/>
+          <w:bCs/>
+          <w:lang w:bidi="fa-IR"/>
+        </w:rPr>
+        <w:t>ssthresh</w:t>
+      </w:r>
+      <w:proofErr w:type="spellEnd"/>
+      <w:r>
+        <w:rPr>
+          <w:b/>
+          <w:bCs/>
+          <w:lang w:bidi="fa-IR"/>
+        </w:rPr>
+        <w:t xml:space="preserve"> (Slow Start Threshold):</w:t>
+      </w:r>
+      <w:r>
+        <w:rPr>
+          <w:lang w:bidi="fa-IR"/>
+        </w:rPr>
+        <w:t xml:space="preserve"> </w:t>
+      </w:r>
+      <w:r>
+        <w:rPr>
+          <w:rtl/>
+        </w:rPr>
+        <w:t>یک حد آستانه است که فاز کاری کنترل ازدحام را تعیین می‌کند</w:t>
+      </w:r>
+      <w:r>
+        <w:rPr>
+          <w:lang w:bidi="fa-IR"/>
+        </w:rPr>
+        <w:t xml:space="preserve">. </w:t>
+      </w:r>
+      <w:r>
+        <w:rPr>
+          <w:rtl/>
+        </w:rPr>
+        <w:t xml:space="preserve">تا زمانی که مقدار </w:t>
+      </w:r>
+      <w:proofErr w:type="spellStart"/>
+      <w:r>
+        <w:rPr>
+          <w:lang w:bidi="fa-IR"/>
+        </w:rPr>
+        <w:t>cwnd</w:t>
+      </w:r>
+      <w:proofErr w:type="spellEnd"/>
+      <w:r>
+        <w:rPr>
+          <w:lang w:bidi="fa-IR"/>
+        </w:rPr>
+        <w:t xml:space="preserve"> </w:t>
+      </w:r>
+      <w:r>
+        <w:rPr>
+          <w:rtl/>
+        </w:rPr>
+        <w:t xml:space="preserve">کمتر از </w:t>
+      </w:r>
+      <w:proofErr w:type="spellStart"/>
+      <w:r>
+        <w:rPr>
+          <w:lang w:bidi="fa-IR"/>
+        </w:rPr>
+        <w:t>ssthresh</w:t>
+      </w:r>
+      <w:proofErr w:type="spellEnd"/>
+      <w:r>
+        <w:rPr>
+          <w:lang w:bidi="fa-IR"/>
+        </w:rPr>
+        <w:t xml:space="preserve"> </w:t>
+      </w:r>
+      <w:r>
+        <w:rPr>
+          <w:rtl/>
+        </w:rPr>
+        <w:t>باشد، پروتکل در فاز شروع آهسته</w:t>
+      </w:r>
+      <w:r>
+        <w:rPr>
+          <w:lang w:bidi="fa-IR"/>
+        </w:rPr>
+        <w:t xml:space="preserve"> (Slow Start) </w:t>
+      </w:r>
+      <w:r>
+        <w:rPr>
+          <w:rtl/>
+        </w:rPr>
+        <w:t>قرار دارد و به صورت نمایی رشد می‌کند</w:t>
+      </w:r>
+      <w:r>
+        <w:rPr>
+          <w:lang w:bidi="fa-IR"/>
+        </w:rPr>
+        <w:t xml:space="preserve">. </w:t>
+      </w:r>
+      <w:r>
+        <w:rPr>
+          <w:rtl/>
+        </w:rPr>
+        <w:t xml:space="preserve">وقتی </w:t>
+      </w:r>
+      <w:proofErr w:type="spellStart"/>
+      <w:r>
+        <w:rPr>
+          <w:lang w:bidi="fa-IR"/>
+        </w:rPr>
+        <w:t>cwnd</w:t>
+      </w:r>
+      <w:proofErr w:type="spellEnd"/>
+      <w:r>
+        <w:rPr>
+          <w:lang w:bidi="fa-IR"/>
+        </w:rPr>
+        <w:t xml:space="preserve"> </w:t>
+      </w:r>
+      <w:r>
+        <w:rPr>
+          <w:rtl/>
+        </w:rPr>
+        <w:t>به این آستانه می‌رسد یا از آن عبور می‌کند، پروتکل وارد فاز اجتناب از ازدحام</w:t>
+      </w:r>
+      <w:r>
+        <w:rPr>
+          <w:lang w:bidi="fa-IR"/>
+        </w:rPr>
+        <w:t xml:space="preserve"> (Congestion Avoidance) </w:t>
+      </w:r>
+      <w:r>
+        <w:rPr>
+          <w:rtl/>
+        </w:rPr>
+        <w:t>شده و محتاطانه‌تر (رشد خطی) عمل می‌کند</w:t>
+      </w:r>
+      <w:r>
+        <w:rPr>
+          <w:lang w:bidi="fa-IR"/>
+        </w:rPr>
+        <w:t xml:space="preserve">. </w:t>
+      </w:r>
+      <w:r>
+        <w:rPr>
+          <w:rtl/>
+        </w:rPr>
+        <w:t>در زمان وقوع قطعی یا</w:t>
+      </w:r>
+      <w:r>
+        <w:rPr>
+          <w:lang w:bidi="fa-IR"/>
+        </w:rPr>
+        <w:t xml:space="preserve"> Timeout</w:t>
+      </w:r>
+      <w:r>
+        <w:rPr>
+          <w:rtl/>
+        </w:rPr>
+        <w:t xml:space="preserve">، این آستانه به نصف مقدار فعلی </w:t>
+      </w:r>
+      <w:proofErr w:type="spellStart"/>
+      <w:r>
+        <w:rPr>
+          <w:lang w:bidi="fa-IR"/>
+        </w:rPr>
+        <w:t>cwnd</w:t>
+      </w:r>
+      <w:proofErr w:type="spellEnd"/>
+      <w:r>
+        <w:rPr>
+          <w:lang w:bidi="fa-IR"/>
+        </w:rPr>
+        <w:t xml:space="preserve"> </w:t>
+      </w:r>
+      <w:r>
+        <w:rPr>
+          <w:rtl/>
+        </w:rPr>
+        <w:t>کاهش می‌یابد</w:t>
+      </w:r>
+      <w:r>
+        <w:rPr>
+          <w:lang w:bidi="fa-IR"/>
+        </w:rPr>
+        <w:t>.</w:t>
+      </w:r>
+    </w:p>
+    <w:p>
+      <w:pPr>
+        <w:bidi/>
+        <w:rPr>
+          <w:rtl/>
+          <w:lang w:bidi="fa-IR"/>
+        </w:rPr>
+      </w:pPr>
+    </w:p>
+    <w:p>
+      <w:pPr>
+        <w:pStyle w:val="Heading2"/>
+        <w:rPr>
+          <w:rtl/>
+        </w:rPr>
+      </w:pPr>
+      <w:r>
+        <w:rPr>
+          <w:rFonts w:hint="cs"/>
+          <w:rtl/>
+        </w:rPr>
+        <w:t>تحلیل خروجی</w:t>
+      </w:r>
+    </w:p>
+    <w:p>
+      <w:pPr>
+        <w:bidi/>
+        <w:rPr>
+          <w:rtl/>
+          <w:lang w:bidi="fa-IR"/>
+        </w:rPr>
+      </w:pPr>
+      <w:r>
+        <w:rPr>
+          <w:rtl/>
+        </w:rPr>
+        <w:t>بر اساس خروجی‌های ثبت شده در نمودار ترکیبی</w:t>
+      </w:r>
+      <w:r>
+        <w:rPr>
+          <w:lang w:bidi="fa-IR"/>
+        </w:rPr>
+        <w:t xml:space="preserve"> (Bonus Phase Analysis)</w:t>
+      </w:r>
+      <w:r>
+        <w:rPr>
+          <w:rtl/>
+        </w:rPr>
+        <w:t>، می‌توان عملکرد مکانیزم‌های بازیابی سریع را به شرح زیر تحلیل کرد</w:t>
+      </w:r>
+      <w:r>
+        <w:rPr>
+          <w:lang w:bidi="fa-IR"/>
+        </w:rPr>
+        <w:t>:</w:t>
+      </w:r>
+    </w:p>
+    <w:p>
+      <w:pPr>
+        <w:pStyle w:val="ListParagraph"/>
+        <w:numPr>
+          <w:ilvl w:val="0"/>
+          <w:numId w:val="32"/>
+        </w:numPr>
+        <w:bidi/>
+        <w:rPr>
+          <w:rtl/>
+          <w:lang w:bidi="fa-IR"/>
+        </w:rPr>
+      </w:pPr>
+      <w:r>
+        <w:rPr>
+          <w:b/>
+          <w:bCs/>
+          <w:rtl/>
+        </w:rPr>
+        <w:t>رسم نمودار</w:t>
+      </w:r>
+      <w:r>
+        <w:rPr>
+          <w:b/>
+          <w:bCs/>
+          <w:lang w:bidi="fa-IR"/>
+        </w:rPr>
+        <w:t xml:space="preserve"> </w:t>
+      </w:r>
+      <w:proofErr w:type="spellStart"/>
+      <w:r>
+        <w:rPr>
+          <w:b/>
+          <w:bCs/>
+          <w:lang w:bidi="fa-IR"/>
+        </w:rPr>
+        <w:t>cwnd</w:t>
+      </w:r>
+      <w:proofErr w:type="spellEnd"/>
+      <w:r>
+        <w:rPr>
+          <w:b/>
+          <w:bCs/>
+          <w:lang w:bidi="fa-IR"/>
+        </w:rPr>
+        <w:t xml:space="preserve"> </w:t>
+      </w:r>
+      <w:r>
+        <w:rPr>
+          <w:b/>
+          <w:bCs/>
+          <w:rtl/>
+        </w:rPr>
+        <w:t>و مشخص کردن نقاط</w:t>
+      </w:r>
+      <w:r>
+        <w:rPr>
+          <w:b/>
+          <w:bCs/>
+          <w:lang w:bidi="fa-IR"/>
+        </w:rPr>
+        <w:t xml:space="preserve"> Fast Retransmit:</w:t>
+      </w:r>
+      <w:r>
+        <w:rPr>
+          <w:lang w:bidi="fa-IR"/>
+        </w:rPr>
+        <w:t xml:space="preserve"> </w:t>
+      </w:r>
+      <w:r>
+        <w:rPr>
+          <w:rtl/>
+        </w:rPr>
+        <w:t>در نمودار سمت چپ، روند تغییرات پنجره ازدحام رسم شده است</w:t>
+      </w:r>
+      <w:r>
+        <w:rPr>
+          <w:lang w:bidi="fa-IR"/>
+        </w:rPr>
+        <w:t xml:space="preserve">. </w:t>
+      </w:r>
+      <w:r>
+        <w:rPr>
+          <w:rtl/>
+        </w:rPr>
+        <w:t>در پروتکل</w:t>
+      </w:r>
+      <w:r>
+        <w:rPr>
+          <w:lang w:bidi="fa-IR"/>
+        </w:rPr>
+        <w:t xml:space="preserve"> TCP </w:t>
+      </w:r>
+      <w:r>
+        <w:rPr>
+          <w:rtl/>
+        </w:rPr>
+        <w:t>اگر فرستنده چند</w:t>
+      </w:r>
+      <w:r>
+        <w:rPr>
+          <w:lang w:bidi="fa-IR"/>
+        </w:rPr>
+        <w:t xml:space="preserve"> ACK </w:t>
+      </w:r>
+      <w:r>
+        <w:rPr>
+          <w:rtl/>
+        </w:rPr>
+        <w:t>تکراری دریافت کند، پیش از وقوع</w:t>
+      </w:r>
+      <w:r>
+        <w:rPr>
+          <w:lang w:bidi="fa-IR"/>
+        </w:rPr>
+        <w:t xml:space="preserve"> Timeout </w:t>
+      </w:r>
+      <w:r>
+        <w:rPr>
+          <w:rtl/>
+        </w:rPr>
+        <w:t>حدس می‌زند که یک بسته از بین رفته است</w:t>
+      </w:r>
+      <w:r>
+        <w:rPr>
+          <w:lang w:bidi="fa-IR"/>
+        </w:rPr>
+        <w:t xml:space="preserve">. </w:t>
+      </w:r>
+      <w:r>
+        <w:rPr>
+          <w:rtl/>
+        </w:rPr>
+        <w:t>به این مکانیزم</w:t>
+      </w:r>
+      <w:r>
+        <w:rPr>
+          <w:lang w:bidi="fa-IR"/>
+        </w:rPr>
+        <w:t xml:space="preserve"> Fast Retransmit </w:t>
+      </w:r>
+      <w:r>
+        <w:rPr>
+          <w:rtl/>
+        </w:rPr>
+        <w:t>گفته می‌شود</w:t>
+      </w:r>
+      <w:r>
+        <w:rPr>
+          <w:lang w:bidi="fa-IR"/>
+        </w:rPr>
+        <w:t xml:space="preserve">. </w:t>
+      </w:r>
+      <w:r>
+        <w:rPr>
+          <w:rtl/>
+        </w:rPr>
+        <w:t xml:space="preserve">این رویدادها با علامت </w:t>
+      </w:r>
+      <w:r>
+        <w:rPr>
+          <w:b/>
+          <w:bCs/>
+          <w:rtl/>
+        </w:rPr>
+        <w:t>ضربدر قرمز</w:t>
+      </w:r>
+      <w:r>
+        <w:rPr>
+          <w:b/>
+          <w:bCs/>
+          <w:lang w:bidi="fa-IR"/>
+        </w:rPr>
+        <w:t xml:space="preserve"> (X)</w:t>
+      </w:r>
+      <w:r>
+        <w:rPr>
+          <w:lang w:bidi="fa-IR"/>
+        </w:rPr>
+        <w:t xml:space="preserve"> </w:t>
+      </w:r>
+      <w:r>
+        <w:rPr>
+          <w:rtl/>
+        </w:rPr>
+        <w:t>به دقت روی نمودار مارک شده‌اند</w:t>
+      </w:r>
+      <w:r>
+        <w:rPr>
+          <w:lang w:bidi="fa-IR"/>
+        </w:rPr>
+        <w:t xml:space="preserve">. </w:t>
+      </w:r>
+      <w:r>
+        <w:rPr>
+          <w:rtl/>
+        </w:rPr>
+        <w:t xml:space="preserve">در این نقاط، سیستم به جای سقوط آزادِ پنجره به مقدار </w:t>
+      </w:r>
+      <w:r>
+        <w:rPr>
+          <w:b/>
+          <w:bCs/>
+          <w:rtl/>
+          <w:lang w:bidi="fa-IR"/>
+        </w:rPr>
+        <w:t>۱</w:t>
+      </w:r>
+      <w:r>
+        <w:rPr>
+          <w:rtl/>
+        </w:rPr>
+        <w:t>، به لطف مکانیزم</w:t>
+      </w:r>
+      <w:r>
+        <w:rPr>
+          <w:lang w:bidi="fa-IR"/>
+        </w:rPr>
+        <w:t xml:space="preserve"> Fast Recovery </w:t>
+      </w:r>
+      <w:r>
+        <w:rPr>
+          <w:rtl/>
+        </w:rPr>
+        <w:t>با یک افت کنترل‌شده مواجه شده و فرآیند ارسال را سریعاً بازیابی می‌کند</w:t>
+      </w:r>
+      <w:r>
+        <w:rPr>
+          <w:lang w:bidi="fa-IR"/>
+        </w:rPr>
+        <w:t>.</w:t>
+      </w:r>
+    </w:p>
+    <w:p>
+      <w:pPr>
+        <w:pStyle w:val="ListParagraph"/>
+        <w:numPr>
+          <w:ilvl w:val="0"/>
+          <w:numId w:val="32"/>
+        </w:numPr>
+        <w:bidi/>
+        <w:rPr>
+          <w:rtl/>
+          <w:lang w:bidi="fa-IR"/>
+        </w:rPr>
+      </w:pPr>
+      <w:r>
+        <w:rPr>
+          <w:b/>
+          <w:bCs/>
+          <w:rtl/>
+        </w:rPr>
+        <w:t>مقایسه تعداد</w:t>
+      </w:r>
+      <w:r>
+        <w:rPr>
+          <w:b/>
+          <w:bCs/>
+          <w:lang w:bidi="fa-IR"/>
+        </w:rPr>
+        <w:t xml:space="preserve"> Timeout</w:t>
+      </w:r>
+      <w:r>
+        <w:rPr>
+          <w:b/>
+          <w:bCs/>
+          <w:rtl/>
+        </w:rPr>
+        <w:t>ها</w:t>
+      </w:r>
+      <w:r>
+        <w:rPr>
+          <w:b/>
+          <w:bCs/>
+          <w:lang w:bidi="fa-IR"/>
+        </w:rPr>
+        <w:t>:</w:t>
+      </w:r>
+      <w:r>
+        <w:rPr>
+          <w:lang w:bidi="fa-IR"/>
+        </w:rPr>
+        <w:t xml:space="preserve"> </w:t>
+      </w:r>
+      <w:r>
+        <w:rPr>
+          <w:rtl/>
+        </w:rPr>
+        <w:t xml:space="preserve">بر اساس نمودار میله‌ای وسط، در سناریوی تست با شرایط یکسان، حالت استاندارد </w:t>
+      </w:r>
+      <w:r>
+        <w:rPr>
+          <w:b/>
+          <w:bCs/>
+          <w:lang w:bidi="fa-IR"/>
+        </w:rPr>
+        <w:t>28</w:t>
+      </w:r>
+      <w:r>
+        <w:rPr>
+          <w:lang w:bidi="fa-IR"/>
+        </w:rPr>
+        <w:t xml:space="preserve"> </w:t>
+      </w:r>
+      <w:r>
+        <w:rPr>
+          <w:rtl/>
+        </w:rPr>
+        <w:t>بار دچار</w:t>
+      </w:r>
+      <w:r>
+        <w:rPr>
+          <w:lang w:bidi="fa-IR"/>
+        </w:rPr>
+        <w:t xml:space="preserve"> Timeout </w:t>
+      </w:r>
+      <w:r>
+        <w:rPr>
+          <w:rtl/>
+        </w:rPr>
+        <w:t>شده است. اما با فعال‌سازی حالت امتیازی</w:t>
+      </w:r>
+      <w:r>
+        <w:rPr>
+          <w:lang w:bidi="fa-IR"/>
+        </w:rPr>
+        <w:t xml:space="preserve"> (Fast Mode)</w:t>
+      </w:r>
+      <w:r>
+        <w:rPr>
+          <w:rtl/>
+        </w:rPr>
+        <w:t>، تعداد</w:t>
+      </w:r>
+      <w:r>
+        <w:rPr>
+          <w:lang w:bidi="fa-IR"/>
+        </w:rPr>
+        <w:t xml:space="preserve"> Timeout</w:t>
+      </w:r>
+      <w:r>
+        <w:rPr>
+          <w:rtl/>
+        </w:rPr>
+        <w:t xml:space="preserve">ها به </w:t>
+      </w:r>
+      <w:r>
+        <w:rPr>
+          <w:b/>
+          <w:bCs/>
+          <w:lang w:bidi="fa-IR"/>
+        </w:rPr>
+        <w:t>21</w:t>
+      </w:r>
+      <w:r>
+        <w:rPr>
+          <w:lang w:bidi="fa-IR"/>
+        </w:rPr>
+        <w:t xml:space="preserve"> </w:t>
+      </w:r>
+      <w:r>
+        <w:rPr>
+          <w:rtl/>
+        </w:rPr>
+        <w:t>کاهش یافته است. دلیل این امر آن است که سیستم در بسیاری از موارد توانسته است گم شدن بسته را از طریق</w:t>
+      </w:r>
+      <w:r>
+        <w:rPr>
+          <w:lang w:bidi="fa-IR"/>
+        </w:rPr>
+        <w:t xml:space="preserve"> ACK</w:t>
+      </w:r>
+      <w:r>
+        <w:rPr>
+          <w:rtl/>
+        </w:rPr>
+        <w:t>های تکراری زودتر تشخیص دهد و پیش از منقضی شدن کامل تایمر، بسته را بازپخش کند</w:t>
+      </w:r>
+      <w:r>
+        <w:rPr>
+          <w:lang w:bidi="fa-IR"/>
+        </w:rPr>
+        <w:t>.</w:t>
+      </w:r>
+    </w:p>
+    <w:p>
+      <w:pPr>
+        <w:pStyle w:val="ListParagraph"/>
+        <w:numPr>
+          <w:ilvl w:val="0"/>
+          <w:numId w:val="32"/>
+        </w:numPr>
+        <w:bidi/>
+        <w:rPr>
+          <w:rtl/>
+          <w:lang w:bidi="fa-IR"/>
+        </w:rPr>
+      </w:pPr>
+      <w:r>
+        <w:rPr>
+          <w:b/>
+          <w:bCs/>
+          <w:rtl/>
+        </w:rPr>
+        <w:t>مقایسه زمان انتقال</w:t>
+      </w:r>
+      <w:r>
+        <w:rPr>
+          <w:b/>
+          <w:bCs/>
+          <w:lang w:bidi="fa-IR"/>
+        </w:rPr>
+        <w:t>:</w:t>
+      </w:r>
+      <w:r>
+        <w:rPr>
+          <w:lang w:bidi="fa-IR"/>
+        </w:rPr>
+        <w:t xml:space="preserve"> </w:t>
+      </w:r>
+      <w:r>
+        <w:rPr>
+          <w:rtl/>
+        </w:rPr>
+        <w:t xml:space="preserve">در نمودار سمت راست، تأثیر مستقیم این مکانیزم‌ها بر سرعت شبکه مشهود است. زمان کل انتقال فایل در حالت استاندارد </w:t>
+      </w:r>
+      <w:r>
+        <w:rPr>
+          <w:b/>
+          <w:bCs/>
+          <w:lang w:bidi="fa-IR"/>
+        </w:rPr>
+        <w:t>37.07s</w:t>
+      </w:r>
+      <w:r>
+        <w:rPr>
+          <w:lang w:bidi="fa-IR"/>
+        </w:rPr>
+        <w:t xml:space="preserve"> </w:t>
+      </w:r>
+      <w:r>
+        <w:rPr>
+          <w:rtl/>
+        </w:rPr>
+        <w:t>بوده، در حالی که در حالت</w:t>
+      </w:r>
+      <w:r>
+        <w:rPr>
+          <w:lang w:bidi="fa-IR"/>
+        </w:rPr>
+        <w:t xml:space="preserve"> Fast Mode </w:t>
+      </w:r>
+      <w:r>
+        <w:rPr>
+          <w:rtl/>
+        </w:rPr>
+        <w:t xml:space="preserve">این زمان به </w:t>
+      </w:r>
+      <w:r>
+        <w:rPr>
+          <w:b/>
+          <w:bCs/>
+          <w:lang w:bidi="fa-IR"/>
+        </w:rPr>
+        <w:t>30.57s</w:t>
+      </w:r>
+      <w:r>
+        <w:rPr>
+          <w:lang w:bidi="fa-IR"/>
+        </w:rPr>
+        <w:t xml:space="preserve"> </w:t>
+      </w:r>
+      <w:r>
+        <w:rPr>
+          <w:rtl/>
+        </w:rPr>
+        <w:t>کاهش یافته است. کاهش تعداد توقف‌های کامل ناشی از</w:t>
+      </w:r>
+      <w:r>
+        <w:rPr>
+          <w:lang w:bidi="fa-IR"/>
+        </w:rPr>
+        <w:t xml:space="preserve"> Timeout </w:t>
+      </w:r>
+      <w:r>
+        <w:rPr>
+          <w:rtl/>
+        </w:rPr>
+        <w:t>و جلوگیری از شروع مجدد از مرحله</w:t>
+      </w:r>
+      <w:r>
+        <w:rPr>
+          <w:lang w:bidi="fa-IR"/>
+        </w:rPr>
+        <w:t xml:space="preserve"> Slow Start (</w:t>
+      </w:r>
+      <w:r>
+        <w:rPr>
+          <w:rtl/>
+        </w:rPr>
+        <w:t>به لطف</w:t>
+      </w:r>
+      <w:r>
+        <w:rPr>
+          <w:lang w:bidi="fa-IR"/>
+        </w:rPr>
+        <w:t xml:space="preserve"> Fast Recovery)</w:t>
+      </w:r>
+      <w:r>
+        <w:rPr>
+          <w:rtl/>
+        </w:rPr>
+        <w:t xml:space="preserve">، باعث شده تا پهنای باند با بهره‌وری بسیار بالاتری مصرف شود و زمان انتقال حدود </w:t>
+      </w:r>
+      <w:r>
+        <w:rPr>
+          <w:b/>
+          <w:bCs/>
+          <w:rtl/>
+          <w:lang w:bidi="fa-IR"/>
+        </w:rPr>
+        <w:t>۱۷%</w:t>
+      </w:r>
+      <w:r>
+        <w:rPr>
+          <w:rtl/>
+        </w:rPr>
+        <w:t xml:space="preserve"> بهبود یابد</w:t>
+      </w:r>
+      <w:r>
+        <w:rPr>
+          <w:lang w:bidi="fa-IR"/>
+        </w:rPr>
+        <w:t>.</w:t>
+      </w:r>
+    </w:p>
+    <w:p>
+      <w:pPr>
+        <w:rPr>
+          <w:rtl/>
+          <w:lang w:bidi="fa-IR"/>
+        </w:rPr>
+      </w:pPr>
+    </w:p>
+    <w:p>
+      <w:pPr>
+        <w:bidi/>
+        <w:rPr>
+          <w:rFonts w:hint="cs"/>
+          <w:lang w:bidi="fa-IR"/>
+        </w:rPr>
+      </w:pPr>
+      <w:r>
+        <w:rPr>
+          <w:noProof/>
+        </w:rPr>
+        <w:lastRenderedPageBreak/>
+        <w:drawing>
+          <wp:inline distT="0" distB="0" distL="0" distR="0" wp14:anchorId="6138AD15" wp14:editId="47A46603">
+            <wp:extent cx="5943600" cy="1982470"/>
+            <wp:effectExtent l="0" t="0" r="0" b="0"/>
+            <wp:docPr id="1829085342" name="Picture 6"/>
+            <wp:cNvGraphicFramePr>
+              <a:graphicFrameLocks xmlns:a="http://schemas.openxmlformats.org/drawingml/2006/main" noChangeAspect="1"/>
+            </wp:cNvGraphicFramePr>
+            <a:graphic xmlns:a="http://schemas.openxmlformats.org/drawingml/2006/main">
+              <a:graphicData uri="http://schemas.openxmlformats.org/drawingml/2006/picture">
+                <pic:pic xmlns:pic="http://schemas.openxmlformats.org/drawingml/2006/picture">
+                  <pic:nvPicPr>
+                    <pic:cNvPr id="0" name="Picture 17"/>
+                    <pic:cNvPicPr>
+                      <a:picLocks noChangeAspect="1" noChangeArrowheads="1"/>
+                    </pic:cNvPicPr>
+                  </pic:nvPicPr>
+                  <pic:blipFill>
+                    <a:blip r:embed="rId12" cstate="print">
+                      <a:extLst>
+                        <a:ext uri="{28A0092B-C50C-407E-A947-70E740481C1C}">
+                          <a14:useLocalDpi xmlns:a14="http://schemas.microsoft.com/office/drawing/2010/main" val="0"/>
+                        </a:ext>
+                      </a:extLst>
+                    </a:blip>
+                    <a:srcRect/>
+                    <a:stretch>
+                      <a:fillRect/>
+                    </a:stretch>
+                  </pic:blipFill>
+                  <pic:spPr bwMode="auto">
+                    <a:xfrm>
+                      <a:off x="0" y="0"/>
+                      <a:ext cx="5943600" cy="1982470"/>
+                    </a:xfrm>
+                    <a:prstGeom prst="rect">
+                      <a:avLst/>
+                    </a:prstGeom>
+                    <a:noFill/>
+                    <a:ln>
+                      <a:noFill/>
+                    </a:ln>
+                  </pic:spPr>
+                </pic:pic>
+              </a:graphicData>
+            </a:graphic>
+          </wp:inline>
+        </w:drawing>
+      </w:r>
     </w:p>
     <w:sectPr>
       <w:pgSz w:w="12240" w:h="15840"/>
@@ -2009,6 +9071,458 @@
     </w:lvl>
   </w:abstractNum>
   <w:abstractNum w:abstractNumId="1" w15:restartNumberingAfterBreak="0">
+    <w:nsid w:val="027D2C40"/>
+    <w:multiLevelType w:val="hybridMultilevel"/>
+    <w:tmpl w:val="9AD6AB8A"/>
+    <w:lvl w:ilvl="0" w:tplc="04090001">
+      <w:start w:val="1"/>
+      <w:numFmt w:val="bullet"/>
+      <w:lvlText w:val=""/>
+      <w:lvlJc w:val="left"/>
+      <w:pPr>
+        <w:ind w:left="720" w:hanging="360"/>
+      </w:pPr>
+      <w:rPr>
+        <w:rFonts w:ascii="Symbol" w:hAnsi="Symbol" w:hint="default"/>
+      </w:rPr>
+    </w:lvl>
+    <w:lvl w:ilvl="1" w:tplc="04090003" w:tentative="1">
+      <w:start w:val="1"/>
+      <w:numFmt w:val="bullet"/>
+      <w:lvlText w:val="o"/>
+      <w:lvlJc w:val="left"/>
+      <w:pPr>
+        <w:ind w:left="1440" w:hanging="360"/>
+      </w:pPr>
+      <w:rPr>
+        <w:rFonts w:ascii="Courier New" w:hAnsi="Courier New" w:cs="Courier New" w:hint="default"/>
+      </w:rPr>
+    </w:lvl>
+    <w:lvl w:ilvl="2" w:tplc="04090005" w:tentative="1">
+      <w:start w:val="1"/>
+      <w:numFmt w:val="bullet"/>
+      <w:lvlText w:val=""/>
+      <w:lvlJc w:val="left"/>
+      <w:pPr>
+        <w:ind w:left="2160" w:hanging="360"/>
+      </w:pPr>
+      <w:rPr>
+        <w:rFonts w:ascii="Wingdings" w:hAnsi="Wingdings" w:hint="default"/>
+      </w:rPr>
+    </w:lvl>
+    <w:lvl w:ilvl="3" w:tplc="04090001" w:tentative="1">
+      <w:start w:val="1"/>
+      <w:numFmt w:val="bullet"/>
+      <w:lvlText w:val=""/>
+      <w:lvlJc w:val="left"/>
+      <w:pPr>
+        <w:ind w:left="2880" w:hanging="360"/>
+      </w:pPr>
+      <w:rPr>
+        <w:rFonts w:ascii="Symbol" w:hAnsi="Symbol" w:hint="default"/>
+      </w:rPr>
+    </w:lvl>
+    <w:lvl w:ilvl="4" w:tplc="04090003" w:tentative="1">
+      <w:start w:val="1"/>
+      <w:numFmt w:val="bullet"/>
+      <w:lvlText w:val="o"/>
+      <w:lvlJc w:val="left"/>
+      <w:pPr>
+        <w:ind w:left="3600" w:hanging="360"/>
+      </w:pPr>
+      <w:rPr>
+        <w:rFonts w:ascii="Courier New" w:hAnsi="Courier New" w:cs="Courier New" w:hint="default"/>
+      </w:rPr>
+    </w:lvl>
+    <w:lvl w:ilvl="5" w:tplc="04090005" w:tentative="1">
+      <w:start w:val="1"/>
+      <w:numFmt w:val="bullet"/>
+      <w:lvlText w:val=""/>
+      <w:lvlJc w:val="left"/>
+      <w:pPr>
+        <w:ind w:left="4320" w:hanging="360"/>
+      </w:pPr>
+      <w:rPr>
+        <w:rFonts w:ascii="Wingdings" w:hAnsi="Wingdings" w:hint="default"/>
+      </w:rPr>
+    </w:lvl>
+    <w:lvl w:ilvl="6" w:tplc="04090001" w:tentative="1">
+      <w:start w:val="1"/>
+      <w:numFmt w:val="bullet"/>
+      <w:lvlText w:val=""/>
+      <w:lvlJc w:val="left"/>
+      <w:pPr>
+        <w:ind w:left="5040" w:hanging="360"/>
+      </w:pPr>
+      <w:rPr>
+        <w:rFonts w:ascii="Symbol" w:hAnsi="Symbol" w:hint="default"/>
+      </w:rPr>
+    </w:lvl>
+    <w:lvl w:ilvl="7" w:tplc="04090003" w:tentative="1">
+      <w:start w:val="1"/>
+      <w:numFmt w:val="bullet"/>
+      <w:lvlText w:val="o"/>
+      <w:lvlJc w:val="left"/>
+      <w:pPr>
+        <w:ind w:left="5760" w:hanging="360"/>
+      </w:pPr>
+      <w:rPr>
+        <w:rFonts w:ascii="Courier New" w:hAnsi="Courier New" w:cs="Courier New" w:hint="default"/>
+      </w:rPr>
+    </w:lvl>
+    <w:lvl w:ilvl="8" w:tplc="04090005" w:tentative="1">
+      <w:start w:val="1"/>
+      <w:numFmt w:val="bullet"/>
+      <w:lvlText w:val=""/>
+      <w:lvlJc w:val="left"/>
+      <w:pPr>
+        <w:ind w:left="6480" w:hanging="360"/>
+      </w:pPr>
+      <w:rPr>
+        <w:rFonts w:ascii="Wingdings" w:hAnsi="Wingdings" w:hint="default"/>
+      </w:rPr>
+    </w:lvl>
+  </w:abstractNum>
+  <w:abstractNum w:abstractNumId="2" w15:restartNumberingAfterBreak="0">
+    <w:nsid w:val="07AC0CFF"/>
+    <w:multiLevelType w:val="hybridMultilevel"/>
+    <w:tmpl w:val="772429F6"/>
+    <w:lvl w:ilvl="0" w:tplc="04090001">
+      <w:start w:val="1"/>
+      <w:numFmt w:val="bullet"/>
+      <w:lvlText w:val=""/>
+      <w:lvlJc w:val="left"/>
+      <w:pPr>
+        <w:ind w:left="720" w:hanging="360"/>
+      </w:pPr>
+      <w:rPr>
+        <w:rFonts w:ascii="Symbol" w:hAnsi="Symbol" w:hint="default"/>
+      </w:rPr>
+    </w:lvl>
+    <w:lvl w:ilvl="1" w:tplc="04090003" w:tentative="1">
+      <w:start w:val="1"/>
+      <w:numFmt w:val="bullet"/>
+      <w:lvlText w:val="o"/>
+      <w:lvlJc w:val="left"/>
+      <w:pPr>
+        <w:ind w:left="1440" w:hanging="360"/>
+      </w:pPr>
+      <w:rPr>
+        <w:rFonts w:ascii="Courier New" w:hAnsi="Courier New" w:cs="Courier New" w:hint="default"/>
+      </w:rPr>
+    </w:lvl>
+    <w:lvl w:ilvl="2" w:tplc="04090005" w:tentative="1">
+      <w:start w:val="1"/>
+      <w:numFmt w:val="bullet"/>
+      <w:lvlText w:val=""/>
+      <w:lvlJc w:val="left"/>
+      <w:pPr>
+        <w:ind w:left="2160" w:hanging="360"/>
+      </w:pPr>
+      <w:rPr>
+        <w:rFonts w:ascii="Wingdings" w:hAnsi="Wingdings" w:hint="default"/>
+      </w:rPr>
+    </w:lvl>
+    <w:lvl w:ilvl="3" w:tplc="04090001" w:tentative="1">
+      <w:start w:val="1"/>
+      <w:numFmt w:val="bullet"/>
+      <w:lvlText w:val=""/>
+      <w:lvlJc w:val="left"/>
+      <w:pPr>
+        <w:ind w:left="2880" w:hanging="360"/>
+      </w:pPr>
+      <w:rPr>
+        <w:rFonts w:ascii="Symbol" w:hAnsi="Symbol" w:hint="default"/>
+      </w:rPr>
+    </w:lvl>
+    <w:lvl w:ilvl="4" w:tplc="04090003" w:tentative="1">
+      <w:start w:val="1"/>
+      <w:numFmt w:val="bullet"/>
+      <w:lvlText w:val="o"/>
+      <w:lvlJc w:val="left"/>
+      <w:pPr>
+        <w:ind w:left="3600" w:hanging="360"/>
+      </w:pPr>
+      <w:rPr>
+        <w:rFonts w:ascii="Courier New" w:hAnsi="Courier New" w:cs="Courier New" w:hint="default"/>
+      </w:rPr>
+    </w:lvl>
+    <w:lvl w:ilvl="5" w:tplc="04090005" w:tentative="1">
+      <w:start w:val="1"/>
+      <w:numFmt w:val="bullet"/>
+      <w:lvlText w:val=""/>
+      <w:lvlJc w:val="left"/>
+      <w:pPr>
+        <w:ind w:left="4320" w:hanging="360"/>
+      </w:pPr>
+      <w:rPr>
+        <w:rFonts w:ascii="Wingdings" w:hAnsi="Wingdings" w:hint="default"/>
+      </w:rPr>
+    </w:lvl>
+    <w:lvl w:ilvl="6" w:tplc="04090001" w:tentative="1">
+      <w:start w:val="1"/>
+      <w:numFmt w:val="bullet"/>
+      <w:lvlText w:val=""/>
+      <w:lvlJc w:val="left"/>
+      <w:pPr>
+        <w:ind w:left="5040" w:hanging="360"/>
+      </w:pPr>
+      <w:rPr>
+        <w:rFonts w:ascii="Symbol" w:hAnsi="Symbol" w:hint="default"/>
+      </w:rPr>
+    </w:lvl>
+    <w:lvl w:ilvl="7" w:tplc="04090003" w:tentative="1">
+      <w:start w:val="1"/>
+      <w:numFmt w:val="bullet"/>
+      <w:lvlText w:val="o"/>
+      <w:lvlJc w:val="left"/>
+      <w:pPr>
+        <w:ind w:left="5760" w:hanging="360"/>
+      </w:pPr>
+      <w:rPr>
+        <w:rFonts w:ascii="Courier New" w:hAnsi="Courier New" w:cs="Courier New" w:hint="default"/>
+      </w:rPr>
+    </w:lvl>
+    <w:lvl w:ilvl="8" w:tplc="04090005" w:tentative="1">
+      <w:start w:val="1"/>
+      <w:numFmt w:val="bullet"/>
+      <w:lvlText w:val=""/>
+      <w:lvlJc w:val="left"/>
+      <w:pPr>
+        <w:ind w:left="6480" w:hanging="360"/>
+      </w:pPr>
+      <w:rPr>
+        <w:rFonts w:ascii="Wingdings" w:hAnsi="Wingdings" w:hint="default"/>
+      </w:rPr>
+    </w:lvl>
+  </w:abstractNum>
+  <w:abstractNum w:abstractNumId="3" w15:restartNumberingAfterBreak="0">
+    <w:nsid w:val="07D93D9F"/>
+    <w:multiLevelType w:val="hybridMultilevel"/>
+    <w:tmpl w:val="7272F96A"/>
+    <w:lvl w:ilvl="0" w:tplc="04090001">
+      <w:start w:val="1"/>
+      <w:numFmt w:val="bullet"/>
+      <w:lvlText w:val=""/>
+      <w:lvlJc w:val="left"/>
+      <w:pPr>
+        <w:ind w:left="720" w:hanging="360"/>
+      </w:pPr>
+      <w:rPr>
+        <w:rFonts w:ascii="Symbol" w:hAnsi="Symbol" w:hint="default"/>
+      </w:rPr>
+    </w:lvl>
+    <w:lvl w:ilvl="1" w:tplc="04090003" w:tentative="1">
+      <w:start w:val="1"/>
+      <w:numFmt w:val="bullet"/>
+      <w:lvlText w:val="o"/>
+      <w:lvlJc w:val="left"/>
+      <w:pPr>
+        <w:ind w:left="1440" w:hanging="360"/>
+      </w:pPr>
+      <w:rPr>
+        <w:rFonts w:ascii="Courier New" w:hAnsi="Courier New" w:cs="Courier New" w:hint="default"/>
+      </w:rPr>
+    </w:lvl>
+    <w:lvl w:ilvl="2" w:tplc="04090005" w:tentative="1">
+      <w:start w:val="1"/>
+      <w:numFmt w:val="bullet"/>
+      <w:lvlText w:val=""/>
+      <w:lvlJc w:val="left"/>
+      <w:pPr>
+        <w:ind w:left="2160" w:hanging="360"/>
+      </w:pPr>
+      <w:rPr>
+        <w:rFonts w:ascii="Wingdings" w:hAnsi="Wingdings" w:hint="default"/>
+      </w:rPr>
+    </w:lvl>
+    <w:lvl w:ilvl="3" w:tplc="04090001" w:tentative="1">
+      <w:start w:val="1"/>
+      <w:numFmt w:val="bullet"/>
+      <w:lvlText w:val=""/>
+      <w:lvlJc w:val="left"/>
+      <w:pPr>
+        <w:ind w:left="2880" w:hanging="360"/>
+      </w:pPr>
+      <w:rPr>
+        <w:rFonts w:ascii="Symbol" w:hAnsi="Symbol" w:hint="default"/>
+      </w:rPr>
+    </w:lvl>
+    <w:lvl w:ilvl="4" w:tplc="04090003" w:tentative="1">
+      <w:start w:val="1"/>
+      <w:numFmt w:val="bullet"/>
+      <w:lvlText w:val="o"/>
+      <w:lvlJc w:val="left"/>
+      <w:pPr>
+        <w:ind w:left="3600" w:hanging="360"/>
+      </w:pPr>
+      <w:rPr>
+        <w:rFonts w:ascii="Courier New" w:hAnsi="Courier New" w:cs="Courier New" w:hint="default"/>
+      </w:rPr>
+    </w:lvl>
+    <w:lvl w:ilvl="5" w:tplc="04090005" w:tentative="1">
+      <w:start w:val="1"/>
+      <w:numFmt w:val="bullet"/>
+      <w:lvlText w:val=""/>
+      <w:lvlJc w:val="left"/>
+      <w:pPr>
+        <w:ind w:left="4320" w:hanging="360"/>
+      </w:pPr>
+      <w:rPr>
+        <w:rFonts w:ascii="Wingdings" w:hAnsi="Wingdings" w:hint="default"/>
+      </w:rPr>
+    </w:lvl>
+    <w:lvl w:ilvl="6" w:tplc="04090001" w:tentative="1">
+      <w:start w:val="1"/>
+      <w:numFmt w:val="bullet"/>
+      <w:lvlText w:val=""/>
+      <w:lvlJc w:val="left"/>
+      <w:pPr>
+        <w:ind w:left="5040" w:hanging="360"/>
+      </w:pPr>
+      <w:rPr>
+        <w:rFonts w:ascii="Symbol" w:hAnsi="Symbol" w:hint="default"/>
+      </w:rPr>
+    </w:lvl>
+    <w:lvl w:ilvl="7" w:tplc="04090003" w:tentative="1">
+      <w:start w:val="1"/>
+      <w:numFmt w:val="bullet"/>
+      <w:lvlText w:val="o"/>
+      <w:lvlJc w:val="left"/>
+      <w:pPr>
+        <w:ind w:left="5760" w:hanging="360"/>
+      </w:pPr>
+      <w:rPr>
+        <w:rFonts w:ascii="Courier New" w:hAnsi="Courier New" w:cs="Courier New" w:hint="default"/>
+      </w:rPr>
+    </w:lvl>
+    <w:lvl w:ilvl="8" w:tplc="04090005" w:tentative="1">
+      <w:start w:val="1"/>
+      <w:numFmt w:val="bullet"/>
+      <w:lvlText w:val=""/>
+      <w:lvlJc w:val="left"/>
+      <w:pPr>
+        <w:ind w:left="6480" w:hanging="360"/>
+      </w:pPr>
+      <w:rPr>
+        <w:rFonts w:ascii="Wingdings" w:hAnsi="Wingdings" w:hint="default"/>
+      </w:rPr>
+    </w:lvl>
+  </w:abstractNum>
+  <w:abstractNum w:abstractNumId="4" w15:restartNumberingAfterBreak="0">
+    <w:nsid w:val="0DFD53B4"/>
+    <w:multiLevelType w:val="hybridMultilevel"/>
+    <w:tmpl w:val="765AC38C"/>
+    <w:lvl w:ilvl="0" w:tplc="04090001">
+      <w:start w:val="1"/>
+      <w:numFmt w:val="bullet"/>
+      <w:lvlText w:val=""/>
+      <w:lvlJc w:val="left"/>
+      <w:pPr>
+        <w:ind w:left="720" w:hanging="360"/>
+      </w:pPr>
+      <w:rPr>
+        <w:rFonts w:ascii="Symbol" w:hAnsi="Symbol" w:hint="default"/>
+      </w:rPr>
+    </w:lvl>
+    <w:lvl w:ilvl="1" w:tplc="04090003">
+      <w:start w:val="1"/>
+      <w:numFmt w:val="bullet"/>
+      <w:lvlText w:val="o"/>
+      <w:lvlJc w:val="left"/>
+      <w:pPr>
+        <w:ind w:left="1440" w:hanging="360"/>
+      </w:pPr>
+      <w:rPr>
+        <w:rFonts w:ascii="Courier New" w:hAnsi="Courier New" w:cs="Courier New" w:hint="default"/>
+      </w:rPr>
+    </w:lvl>
+    <w:lvl w:ilvl="2" w:tplc="04090005" w:tentative="1">
+      <w:start w:val="1"/>
+      <w:numFmt w:val="bullet"/>
+      <w:lvlText w:val=""/>
+      <w:lvlJc w:val="left"/>
+      <w:pPr>
+        <w:ind w:left="2160" w:hanging="360"/>
+      </w:pPr>
+      <w:rPr>
+        <w:rFonts w:ascii="Wingdings" w:hAnsi="Wingdings" w:hint="default"/>
+      </w:rPr>
+    </w:lvl>
+    <w:lvl w:ilvl="3" w:tplc="04090001" w:tentative="1">
+      <w:start w:val="1"/>
+      <w:numFmt w:val="bullet"/>
+      <w:lvlText w:val=""/>
+      <w:lvlJc w:val="left"/>
+      <w:pPr>
+        <w:ind w:left="2880" w:hanging="360"/>
+      </w:pPr>
+      <w:rPr>
+        <w:rFonts w:ascii="Symbol" w:hAnsi="Symbol" w:hint="default"/>
+      </w:rPr>
+    </w:lvl>
+    <w:lvl w:ilvl="4" w:tplc="04090003" w:tentative="1">
+      <w:start w:val="1"/>
+      <w:numFmt w:val="bullet"/>
+      <w:lvlText w:val="o"/>
+      <w:lvlJc w:val="left"/>
+      <w:pPr>
+        <w:ind w:left="3600" w:hanging="360"/>
+      </w:pPr>
+      <w:rPr>
+        <w:rFonts w:ascii="Courier New" w:hAnsi="Courier New" w:cs="Courier New" w:hint="default"/>
+      </w:rPr>
+    </w:lvl>
+    <w:lvl w:ilvl="5" w:tplc="04090005" w:tentative="1">
+      <w:start w:val="1"/>
+      <w:numFmt w:val="bullet"/>
+      <w:lvlText w:val=""/>
+      <w:lvlJc w:val="left"/>
+      <w:pPr>
+        <w:ind w:left="4320" w:hanging="360"/>
+      </w:pPr>
+      <w:rPr>
+        <w:rFonts w:ascii="Wingdings" w:hAnsi="Wingdings" w:hint="default"/>
+      </w:rPr>
+    </w:lvl>
+    <w:lvl w:ilvl="6" w:tplc="04090001" w:tentative="1">
+      <w:start w:val="1"/>
+      <w:numFmt w:val="bullet"/>
+      <w:lvlText w:val=""/>
+      <w:lvlJc w:val="left"/>
+      <w:pPr>
+        <w:ind w:left="5040" w:hanging="360"/>
+      </w:pPr>
+      <w:rPr>
+        <w:rFonts w:ascii="Symbol" w:hAnsi="Symbol" w:hint="default"/>
+      </w:rPr>
+    </w:lvl>
+    <w:lvl w:ilvl="7" w:tplc="04090003" w:tentative="1">
+      <w:start w:val="1"/>
+      <w:numFmt w:val="bullet"/>
+      <w:lvlText w:val="o"/>
+      <w:lvlJc w:val="left"/>
+      <w:pPr>
+        <w:ind w:left="5760" w:hanging="360"/>
+      </w:pPr>
+      <w:rPr>
+        <w:rFonts w:ascii="Courier New" w:hAnsi="Courier New" w:cs="Courier New" w:hint="default"/>
+      </w:rPr>
+    </w:lvl>
+    <w:lvl w:ilvl="8" w:tplc="04090005" w:tentative="1">
+      <w:start w:val="1"/>
+      <w:numFmt w:val="bullet"/>
+      <w:lvlText w:val=""/>
+      <w:lvlJc w:val="left"/>
+      <w:pPr>
+        <w:ind w:left="6480" w:hanging="360"/>
+      </w:pPr>
+      <w:rPr>
+        <w:rFonts w:ascii="Wingdings" w:hAnsi="Wingdings" w:hint="default"/>
+      </w:rPr>
+    </w:lvl>
+  </w:abstractNum>
+  <w:abstractNum w:abstractNumId="5" w15:restartNumberingAfterBreak="0">
     <w:nsid w:val="15BD31C3"/>
     <w:multiLevelType w:val="hybridMultilevel"/>
     <w:tmpl w:val="7E2835FC"/>
@@ -2121,7 +9635,93 @@
       </w:rPr>
     </w:lvl>
   </w:abstractNum>
-  <w:abstractNum w:abstractNumId="2" w15:restartNumberingAfterBreak="0">
+  <w:abstractNum w:abstractNumId="6" w15:restartNumberingAfterBreak="0">
+    <w:nsid w:val="15BF798B"/>
+    <w:multiLevelType w:val="hybridMultilevel"/>
+    <w:tmpl w:val="2716F9FE"/>
+    <w:lvl w:ilvl="0" w:tplc="0409000F">
+      <w:start w:val="1"/>
+      <w:numFmt w:val="decimal"/>
+      <w:lvlText w:val="%1."/>
+      <w:lvlJc w:val="left"/>
+      <w:pPr>
+        <w:ind w:left="720" w:hanging="360"/>
+      </w:pPr>
+    </w:lvl>
+    <w:lvl w:ilvl="1" w:tplc="04090019" w:tentative="1">
+      <w:start w:val="1"/>
+      <w:numFmt w:val="lowerLetter"/>
+      <w:lvlText w:val="%2."/>
+      <w:lvlJc w:val="left"/>
+      <w:pPr>
+        <w:ind w:left="1440" w:hanging="360"/>
+      </w:pPr>
+    </w:lvl>
+    <w:lvl w:ilvl="2" w:tplc="0409001B" w:tentative="1">
+      <w:start w:val="1"/>
+      <w:numFmt w:val="lowerRoman"/>
+      <w:lvlText w:val="%3."/>
+      <w:lvlJc w:val="right"/>
+      <w:pPr>
+        <w:ind w:left="2160" w:hanging="180"/>
+      </w:pPr>
+    </w:lvl>
+    <w:lvl w:ilvl="3" w:tplc="0409000F" w:tentative="1">
+      <w:start w:val="1"/>
+      <w:numFmt w:val="decimal"/>
+      <w:lvlText w:val="%4."/>
+      <w:lvlJc w:val="left"/>
+      <w:pPr>
+        <w:ind w:left="2880" w:hanging="360"/>
+      </w:pPr>
+    </w:lvl>
+    <w:lvl w:ilvl="4" w:tplc="04090019" w:tentative="1">
+      <w:start w:val="1"/>
+      <w:numFmt w:val="lowerLetter"/>
+      <w:lvlText w:val="%5."/>
+      <w:lvlJc w:val="left"/>
+      <w:pPr>
+        <w:ind w:left="3600" w:hanging="360"/>
+      </w:pPr>
+    </w:lvl>
+    <w:lvl w:ilvl="5" w:tplc="0409001B" w:tentative="1">
+      <w:start w:val="1"/>
+      <w:numFmt w:val="lowerRoman"/>
+      <w:lvlText w:val="%6."/>
+      <w:lvlJc w:val="right"/>
+      <w:pPr>
+        <w:ind w:left="4320" w:hanging="180"/>
+      </w:pPr>
+    </w:lvl>
+    <w:lvl w:ilvl="6" w:tplc="0409000F" w:tentative="1">
+      <w:start w:val="1"/>
+      <w:numFmt w:val="decimal"/>
+      <w:lvlText w:val="%7."/>
+      <w:lvlJc w:val="left"/>
+      <w:pPr>
+        <w:ind w:left="5040" w:hanging="360"/>
+      </w:pPr>
+    </w:lvl>
+    <w:lvl w:ilvl="7" w:tplc="04090019" w:tentative="1">
+      <w:start w:val="1"/>
+      <w:numFmt w:val="lowerLetter"/>
+      <w:lvlText w:val="%8."/>
+      <w:lvlJc w:val="left"/>
+      <w:pPr>
+        <w:ind w:left="5760" w:hanging="360"/>
+      </w:pPr>
+    </w:lvl>
+    <w:lvl w:ilvl="8" w:tplc="0409001B" w:tentative="1">
+      <w:start w:val="1"/>
+      <w:numFmt w:val="lowerRoman"/>
+      <w:lvlText w:val="%9."/>
+      <w:lvlJc w:val="right"/>
+      <w:pPr>
+        <w:ind w:left="6480" w:hanging="180"/>
+      </w:pPr>
+    </w:lvl>
+  </w:abstractNum>
+  <w:abstractNum w:abstractNumId="7" w15:restartNumberingAfterBreak="0">
     <w:nsid w:val="18007793"/>
     <w:multiLevelType w:val="multilevel"/>
     <w:tmpl w:val="24761088"/>
@@ -2270,7 +9870,120 @@
       </w:rPr>
     </w:lvl>
   </w:abstractNum>
-  <w:abstractNum w:abstractNumId="3" w15:restartNumberingAfterBreak="0">
+  <w:abstractNum w:abstractNumId="8" w15:restartNumberingAfterBreak="0">
+    <w:nsid w:val="1A4D4385"/>
+    <w:multiLevelType w:val="hybridMultilevel"/>
+    <w:tmpl w:val="0E4610F2"/>
+    <w:lvl w:ilvl="0" w:tplc="04090001">
+      <w:start w:val="1"/>
+      <w:numFmt w:val="bullet"/>
+      <w:lvlText w:val=""/>
+      <w:lvlJc w:val="left"/>
+      <w:pPr>
+        <w:ind w:left="720" w:hanging="360"/>
+      </w:pPr>
+      <w:rPr>
+        <w:rFonts w:ascii="Symbol" w:hAnsi="Symbol" w:hint="default"/>
+      </w:rPr>
+    </w:lvl>
+    <w:lvl w:ilvl="1" w:tplc="04090003">
+      <w:start w:val="1"/>
+      <w:numFmt w:val="bullet"/>
+      <w:lvlText w:val="o"/>
+      <w:lvlJc w:val="left"/>
+      <w:pPr>
+        <w:ind w:left="1440" w:hanging="360"/>
+      </w:pPr>
+      <w:rPr>
+        <w:rFonts w:ascii="Courier New" w:hAnsi="Courier New" w:cs="Courier New" w:hint="default"/>
+      </w:rPr>
+    </w:lvl>
+    <w:lvl w:ilvl="2" w:tplc="04090005" w:tentative="1">
+      <w:start w:val="1"/>
+      <w:numFmt w:val="bullet"/>
+      <w:lvlText w:val=""/>
+      <w:lvlJc w:val="left"/>
+      <w:pPr>
+        <w:ind w:left="2160" w:hanging="360"/>
+      </w:pPr>
+      <w:rPr>
+        <w:rFonts w:ascii="Wingdings" w:hAnsi="Wingdings" w:hint="default"/>
+      </w:rPr>
+    </w:lvl>
+    <w:lvl w:ilvl="3" w:tplc="04090001" w:tentative="1">
+      <w:start w:val="1"/>
+      <w:numFmt w:val="bullet"/>
+      <w:lvlText w:val=""/>
+      <w:lvlJc w:val="left"/>
+      <w:pPr>
+        <w:ind w:left="2880" w:hanging="360"/>
+      </w:pPr>
+      <w:rPr>
+        <w:rFonts w:ascii="Symbol" w:hAnsi="Symbol" w:hint="default"/>
+      </w:rPr>
+    </w:lvl>
+    <w:lvl w:ilvl="4" w:tplc="04090003" w:tentative="1">
+      <w:start w:val="1"/>
+      <w:numFmt w:val="bullet"/>
+      <w:lvlText w:val="o"/>
+      <w:lvlJc w:val="left"/>
+      <w:pPr>
+        <w:ind w:left="3600" w:hanging="360"/>
+      </w:pPr>
+      <w:rPr>
+        <w:rFonts w:ascii="Courier New" w:hAnsi="Courier New" w:cs="Courier New" w:hint="default"/>
+      </w:rPr>
+    </w:lvl>
+    <w:lvl w:ilvl="5" w:tplc="04090005" w:tentative="1">
+      <w:start w:val="1"/>
+      <w:numFmt w:val="bullet"/>
+      <w:lvlText w:val=""/>
+      <w:lvlJc w:val="left"/>
+      <w:pPr>
+        <w:ind w:left="4320" w:hanging="360"/>
+      </w:pPr>
+      <w:rPr>
+        <w:rFonts w:ascii="Wingdings" w:hAnsi="Wingdings" w:hint="default"/>
+      </w:rPr>
+    </w:lvl>
+    <w:lvl w:ilvl="6" w:tplc="04090001" w:tentative="1">
+      <w:start w:val="1"/>
+      <w:numFmt w:val="bullet"/>
+      <w:lvlText w:val=""/>
+      <w:lvlJc w:val="left"/>
+      <w:pPr>
+        <w:ind w:left="5040" w:hanging="360"/>
+      </w:pPr>
+      <w:rPr>
+        <w:rFonts w:ascii="Symbol" w:hAnsi="Symbol" w:hint="default"/>
+      </w:rPr>
+    </w:lvl>
+    <w:lvl w:ilvl="7" w:tplc="04090003" w:tentative="1">
+      <w:start w:val="1"/>
+      <w:numFmt w:val="bullet"/>
+      <w:lvlText w:val="o"/>
+      <w:lvlJc w:val="left"/>
+      <w:pPr>
+        <w:ind w:left="5760" w:hanging="360"/>
+      </w:pPr>
+      <w:rPr>
+        <w:rFonts w:ascii="Courier New" w:hAnsi="Courier New" w:cs="Courier New" w:hint="default"/>
+      </w:rPr>
+    </w:lvl>
+    <w:lvl w:ilvl="8" w:tplc="04090005" w:tentative="1">
+      <w:start w:val="1"/>
+      <w:numFmt w:val="bullet"/>
+      <w:lvlText w:val=""/>
+      <w:lvlJc w:val="left"/>
+      <w:pPr>
+        <w:ind w:left="6480" w:hanging="360"/>
+      </w:pPr>
+      <w:rPr>
+        <w:rFonts w:ascii="Wingdings" w:hAnsi="Wingdings" w:hint="default"/>
+      </w:rPr>
+    </w:lvl>
+  </w:abstractNum>
+  <w:abstractNum w:abstractNumId="9" w15:restartNumberingAfterBreak="0">
     <w:nsid w:val="1AC373C4"/>
     <w:multiLevelType w:val="hybridMultilevel"/>
     <w:tmpl w:val="9DD6A498"/>
@@ -2356,7 +10069,346 @@
       </w:pPr>
     </w:lvl>
   </w:abstractNum>
-  <w:abstractNum w:abstractNumId="4" w15:restartNumberingAfterBreak="0">
+  <w:abstractNum w:abstractNumId="10" w15:restartNumberingAfterBreak="0">
+    <w:nsid w:val="1AC9493B"/>
+    <w:multiLevelType w:val="hybridMultilevel"/>
+    <w:tmpl w:val="4DAAF002"/>
+    <w:lvl w:ilvl="0" w:tplc="04090001">
+      <w:start w:val="1"/>
+      <w:numFmt w:val="bullet"/>
+      <w:lvlText w:val=""/>
+      <w:lvlJc w:val="left"/>
+      <w:pPr>
+        <w:ind w:left="720" w:hanging="360"/>
+      </w:pPr>
+      <w:rPr>
+        <w:rFonts w:ascii="Symbol" w:hAnsi="Symbol" w:hint="default"/>
+      </w:rPr>
+    </w:lvl>
+    <w:lvl w:ilvl="1" w:tplc="04090003" w:tentative="1">
+      <w:start w:val="1"/>
+      <w:numFmt w:val="bullet"/>
+      <w:lvlText w:val="o"/>
+      <w:lvlJc w:val="left"/>
+      <w:pPr>
+        <w:ind w:left="1440" w:hanging="360"/>
+      </w:pPr>
+      <w:rPr>
+        <w:rFonts w:ascii="Courier New" w:hAnsi="Courier New" w:cs="Courier New" w:hint="default"/>
+      </w:rPr>
+    </w:lvl>
+    <w:lvl w:ilvl="2" w:tplc="04090005" w:tentative="1">
+      <w:start w:val="1"/>
+      <w:numFmt w:val="bullet"/>
+      <w:lvlText w:val=""/>
+      <w:lvlJc w:val="left"/>
+      <w:pPr>
+        <w:ind w:left="2160" w:hanging="360"/>
+      </w:pPr>
+      <w:rPr>
+        <w:rFonts w:ascii="Wingdings" w:hAnsi="Wingdings" w:hint="default"/>
+      </w:rPr>
+    </w:lvl>
+    <w:lvl w:ilvl="3" w:tplc="04090001" w:tentative="1">
+      <w:start w:val="1"/>
+      <w:numFmt w:val="bullet"/>
+      <w:lvlText w:val=""/>
+      <w:lvlJc w:val="left"/>
+      <w:pPr>
+        <w:ind w:left="2880" w:hanging="360"/>
+      </w:pPr>
+      <w:rPr>
+        <w:rFonts w:ascii="Symbol" w:hAnsi="Symbol" w:hint="default"/>
+      </w:rPr>
+    </w:lvl>
+    <w:lvl w:ilvl="4" w:tplc="04090003" w:tentative="1">
+      <w:start w:val="1"/>
+      <w:numFmt w:val="bullet"/>
+      <w:lvlText w:val="o"/>
+      <w:lvlJc w:val="left"/>
+      <w:pPr>
+        <w:ind w:left="3600" w:hanging="360"/>
+      </w:pPr>
+      <w:rPr>
+        <w:rFonts w:ascii="Courier New" w:hAnsi="Courier New" w:cs="Courier New" w:hint="default"/>
+      </w:rPr>
+    </w:lvl>
+    <w:lvl w:ilvl="5" w:tplc="04090005" w:tentative="1">
+      <w:start w:val="1"/>
+      <w:numFmt w:val="bullet"/>
+      <w:lvlText w:val=""/>
+      <w:lvlJc w:val="left"/>
+      <w:pPr>
+        <w:ind w:left="4320" w:hanging="360"/>
+      </w:pPr>
+      <w:rPr>
+        <w:rFonts w:ascii="Wingdings" w:hAnsi="Wingdings" w:hint="default"/>
+      </w:rPr>
+    </w:lvl>
+    <w:lvl w:ilvl="6" w:tplc="04090001" w:tentative="1">
+      <w:start w:val="1"/>
+      <w:numFmt w:val="bullet"/>
+      <w:lvlText w:val=""/>
+      <w:lvlJc w:val="left"/>
+      <w:pPr>
+        <w:ind w:left="5040" w:hanging="360"/>
+      </w:pPr>
+      <w:rPr>
+        <w:rFonts w:ascii="Symbol" w:hAnsi="Symbol" w:hint="default"/>
+      </w:rPr>
+    </w:lvl>
+    <w:lvl w:ilvl="7" w:tplc="04090003" w:tentative="1">
+      <w:start w:val="1"/>
+      <w:numFmt w:val="bullet"/>
+      <w:lvlText w:val="o"/>
+      <w:lvlJc w:val="left"/>
+      <w:pPr>
+        <w:ind w:left="5760" w:hanging="360"/>
+      </w:pPr>
+      <w:rPr>
+        <w:rFonts w:ascii="Courier New" w:hAnsi="Courier New" w:cs="Courier New" w:hint="default"/>
+      </w:rPr>
+    </w:lvl>
+    <w:lvl w:ilvl="8" w:tplc="04090005" w:tentative="1">
+      <w:start w:val="1"/>
+      <w:numFmt w:val="bullet"/>
+      <w:lvlText w:val=""/>
+      <w:lvlJc w:val="left"/>
+      <w:pPr>
+        <w:ind w:left="6480" w:hanging="360"/>
+      </w:pPr>
+      <w:rPr>
+        <w:rFonts w:ascii="Wingdings" w:hAnsi="Wingdings" w:hint="default"/>
+      </w:rPr>
+    </w:lvl>
+  </w:abstractNum>
+  <w:abstractNum w:abstractNumId="11" w15:restartNumberingAfterBreak="0">
+    <w:nsid w:val="1F78025B"/>
+    <w:multiLevelType w:val="hybridMultilevel"/>
+    <w:tmpl w:val="4CA2527A"/>
+    <w:lvl w:ilvl="0" w:tplc="04090003">
+      <w:start w:val="1"/>
+      <w:numFmt w:val="bullet"/>
+      <w:lvlText w:val="o"/>
+      <w:lvlJc w:val="left"/>
+      <w:pPr>
+        <w:ind w:left="720" w:hanging="360"/>
+      </w:pPr>
+      <w:rPr>
+        <w:rFonts w:ascii="Courier New" w:hAnsi="Courier New" w:cs="Courier New" w:hint="default"/>
+      </w:rPr>
+    </w:lvl>
+    <w:lvl w:ilvl="1" w:tplc="FFFFFFFF" w:tentative="1">
+      <w:start w:val="1"/>
+      <w:numFmt w:val="bullet"/>
+      <w:lvlText w:val="o"/>
+      <w:lvlJc w:val="left"/>
+      <w:pPr>
+        <w:ind w:left="1440" w:hanging="360"/>
+      </w:pPr>
+      <w:rPr>
+        <w:rFonts w:ascii="Courier New" w:hAnsi="Courier New" w:cs="Courier New" w:hint="default"/>
+      </w:rPr>
+    </w:lvl>
+    <w:lvl w:ilvl="2" w:tplc="FFFFFFFF" w:tentative="1">
+      <w:start w:val="1"/>
+      <w:numFmt w:val="bullet"/>
+      <w:lvlText w:val=""/>
+      <w:lvlJc w:val="left"/>
+      <w:pPr>
+        <w:ind w:left="2160" w:hanging="360"/>
+      </w:pPr>
+      <w:rPr>
+        <w:rFonts w:ascii="Wingdings" w:hAnsi="Wingdings" w:hint="default"/>
+      </w:rPr>
+    </w:lvl>
+    <w:lvl w:ilvl="3" w:tplc="FFFFFFFF" w:tentative="1">
+      <w:start w:val="1"/>
+      <w:numFmt w:val="bullet"/>
+      <w:lvlText w:val=""/>
+      <w:lvlJc w:val="left"/>
+      <w:pPr>
+        <w:ind w:left="2880" w:hanging="360"/>
+      </w:pPr>
+      <w:rPr>
+        <w:rFonts w:ascii="Symbol" w:hAnsi="Symbol" w:hint="default"/>
+      </w:rPr>
+    </w:lvl>
+    <w:lvl w:ilvl="4" w:tplc="FFFFFFFF" w:tentative="1">
+      <w:start w:val="1"/>
+      <w:numFmt w:val="bullet"/>
+      <w:lvlText w:val="o"/>
+      <w:lvlJc w:val="left"/>
+      <w:pPr>
+        <w:ind w:left="3600" w:hanging="360"/>
+      </w:pPr>
+      <w:rPr>
+        <w:rFonts w:ascii="Courier New" w:hAnsi="Courier New" w:cs="Courier New" w:hint="default"/>
+      </w:rPr>
+    </w:lvl>
+    <w:lvl w:ilvl="5" w:tplc="FFFFFFFF" w:tentative="1">
+      <w:start w:val="1"/>
+      <w:numFmt w:val="bullet"/>
+      <w:lvlText w:val=""/>
+      <w:lvlJc w:val="left"/>
+      <w:pPr>
+        <w:ind w:left="4320" w:hanging="360"/>
+      </w:pPr>
+      <w:rPr>
+        <w:rFonts w:ascii="Wingdings" w:hAnsi="Wingdings" w:hint="default"/>
+      </w:rPr>
+    </w:lvl>
+    <w:lvl w:ilvl="6" w:tplc="FFFFFFFF" w:tentative="1">
+      <w:start w:val="1"/>
+      <w:numFmt w:val="bullet"/>
+      <w:lvlText w:val=""/>
+      <w:lvlJc w:val="left"/>
+      <w:pPr>
+        <w:ind w:left="5040" w:hanging="360"/>
+      </w:pPr>
+      <w:rPr>
+        <w:rFonts w:ascii="Symbol" w:hAnsi="Symbol" w:hint="default"/>
+      </w:rPr>
+    </w:lvl>
+    <w:lvl w:ilvl="7" w:tplc="FFFFFFFF" w:tentative="1">
+      <w:start w:val="1"/>
+      <w:numFmt w:val="bullet"/>
+      <w:lvlText w:val="o"/>
+      <w:lvlJc w:val="left"/>
+      <w:pPr>
+        <w:ind w:left="5760" w:hanging="360"/>
+      </w:pPr>
+      <w:rPr>
+        <w:rFonts w:ascii="Courier New" w:hAnsi="Courier New" w:cs="Courier New" w:hint="default"/>
+      </w:rPr>
+    </w:lvl>
+    <w:lvl w:ilvl="8" w:tplc="FFFFFFFF" w:tentative="1">
+      <w:start w:val="1"/>
+      <w:numFmt w:val="bullet"/>
+      <w:lvlText w:val=""/>
+      <w:lvlJc w:val="left"/>
+      <w:pPr>
+        <w:ind w:left="6480" w:hanging="360"/>
+      </w:pPr>
+      <w:rPr>
+        <w:rFonts w:ascii="Wingdings" w:hAnsi="Wingdings" w:hint="default"/>
+      </w:rPr>
+    </w:lvl>
+  </w:abstractNum>
+  <w:abstractNum w:abstractNumId="12" w15:restartNumberingAfterBreak="0">
+    <w:nsid w:val="269B382A"/>
+    <w:multiLevelType w:val="hybridMultilevel"/>
+    <w:tmpl w:val="C2FE208C"/>
+    <w:lvl w:ilvl="0" w:tplc="04090001">
+      <w:start w:val="1"/>
+      <w:numFmt w:val="bullet"/>
+      <w:lvlText w:val=""/>
+      <w:lvlJc w:val="left"/>
+      <w:pPr>
+        <w:ind w:left="720" w:hanging="360"/>
+      </w:pPr>
+      <w:rPr>
+        <w:rFonts w:ascii="Symbol" w:hAnsi="Symbol" w:hint="default"/>
+      </w:rPr>
+    </w:lvl>
+    <w:lvl w:ilvl="1" w:tplc="04090003" w:tentative="1">
+      <w:start w:val="1"/>
+      <w:numFmt w:val="bullet"/>
+      <w:lvlText w:val="o"/>
+      <w:lvlJc w:val="left"/>
+      <w:pPr>
+        <w:ind w:left="1440" w:hanging="360"/>
+      </w:pPr>
+      <w:rPr>
+        <w:rFonts w:ascii="Courier New" w:hAnsi="Courier New" w:cs="Courier New" w:hint="default"/>
+      </w:rPr>
+    </w:lvl>
+    <w:lvl w:ilvl="2" w:tplc="04090005" w:tentative="1">
+      <w:start w:val="1"/>
+      <w:numFmt w:val="bullet"/>
+      <w:lvlText w:val=""/>
+      <w:lvlJc w:val="left"/>
+      <w:pPr>
+        <w:ind w:left="2160" w:hanging="360"/>
+      </w:pPr>
+      <w:rPr>
+        <w:rFonts w:ascii="Wingdings" w:hAnsi="Wingdings" w:hint="default"/>
+      </w:rPr>
+    </w:lvl>
+    <w:lvl w:ilvl="3" w:tplc="04090001" w:tentative="1">
+      <w:start w:val="1"/>
+      <w:numFmt w:val="bullet"/>
+      <w:lvlText w:val=""/>
+      <w:lvlJc w:val="left"/>
+      <w:pPr>
+        <w:ind w:left="2880" w:hanging="360"/>
+      </w:pPr>
+      <w:rPr>
+        <w:rFonts w:ascii="Symbol" w:hAnsi="Symbol" w:hint="default"/>
+      </w:rPr>
+    </w:lvl>
+    <w:lvl w:ilvl="4" w:tplc="04090003" w:tentative="1">
+      <w:start w:val="1"/>
+      <w:numFmt w:val="bullet"/>
+      <w:lvlText w:val="o"/>
+      <w:lvlJc w:val="left"/>
+      <w:pPr>
+        <w:ind w:left="3600" w:hanging="360"/>
+      </w:pPr>
+      <w:rPr>
+        <w:rFonts w:ascii="Courier New" w:hAnsi="Courier New" w:cs="Courier New" w:hint="default"/>
+      </w:rPr>
+    </w:lvl>
+    <w:lvl w:ilvl="5" w:tplc="04090005" w:tentative="1">
+      <w:start w:val="1"/>
+      <w:numFmt w:val="bullet"/>
+      <w:lvlText w:val=""/>
+      <w:lvlJc w:val="left"/>
+      <w:pPr>
+        <w:ind w:left="4320" w:hanging="360"/>
+      </w:pPr>
+      <w:rPr>
+        <w:rFonts w:ascii="Wingdings" w:hAnsi="Wingdings" w:hint="default"/>
+      </w:rPr>
+    </w:lvl>
+    <w:lvl w:ilvl="6" w:tplc="04090001" w:tentative="1">
+      <w:start w:val="1"/>
+      <w:numFmt w:val="bullet"/>
+      <w:lvlText w:val=""/>
+      <w:lvlJc w:val="left"/>
+      <w:pPr>
+        <w:ind w:left="5040" w:hanging="360"/>
+      </w:pPr>
+      <w:rPr>
+        <w:rFonts w:ascii="Symbol" w:hAnsi="Symbol" w:hint="default"/>
+      </w:rPr>
+    </w:lvl>
+    <w:lvl w:ilvl="7" w:tplc="04090003" w:tentative="1">
+      <w:start w:val="1"/>
+      <w:numFmt w:val="bullet"/>
+      <w:lvlText w:val="o"/>
+      <w:lvlJc w:val="left"/>
+      <w:pPr>
+        <w:ind w:left="5760" w:hanging="360"/>
+      </w:pPr>
+      <w:rPr>
+        <w:rFonts w:ascii="Courier New" w:hAnsi="Courier New" w:cs="Courier New" w:hint="default"/>
+      </w:rPr>
+    </w:lvl>
+    <w:lvl w:ilvl="8" w:tplc="04090005" w:tentative="1">
+      <w:start w:val="1"/>
+      <w:numFmt w:val="bullet"/>
+      <w:lvlText w:val=""/>
+      <w:lvlJc w:val="left"/>
+      <w:pPr>
+        <w:ind w:left="6480" w:hanging="360"/>
+      </w:pPr>
+      <w:rPr>
+        <w:rFonts w:ascii="Wingdings" w:hAnsi="Wingdings" w:hint="default"/>
+      </w:rPr>
+    </w:lvl>
+  </w:abstractNum>
+  <w:abstractNum w:abstractNumId="13" w15:restartNumberingAfterBreak="0">
     <w:nsid w:val="2C667A5A"/>
     <w:multiLevelType w:val="multilevel"/>
     <w:tmpl w:val="59545C46"/>
@@ -2505,7 +10557,120 @@
       </w:rPr>
     </w:lvl>
   </w:abstractNum>
-  <w:abstractNum w:abstractNumId="5" w15:restartNumberingAfterBreak="0">
+  <w:abstractNum w:abstractNumId="14" w15:restartNumberingAfterBreak="0">
+    <w:nsid w:val="312816D6"/>
+    <w:multiLevelType w:val="hybridMultilevel"/>
+    <w:tmpl w:val="9F063E74"/>
+    <w:lvl w:ilvl="0" w:tplc="04090001">
+      <w:start w:val="1"/>
+      <w:numFmt w:val="bullet"/>
+      <w:lvlText w:val=""/>
+      <w:lvlJc w:val="left"/>
+      <w:pPr>
+        <w:ind w:left="720" w:hanging="360"/>
+      </w:pPr>
+      <w:rPr>
+        <w:rFonts w:ascii="Symbol" w:hAnsi="Symbol" w:hint="default"/>
+      </w:rPr>
+    </w:lvl>
+    <w:lvl w:ilvl="1" w:tplc="04090003" w:tentative="1">
+      <w:start w:val="1"/>
+      <w:numFmt w:val="bullet"/>
+      <w:lvlText w:val="o"/>
+      <w:lvlJc w:val="left"/>
+      <w:pPr>
+        <w:ind w:left="1440" w:hanging="360"/>
+      </w:pPr>
+      <w:rPr>
+        <w:rFonts w:ascii="Courier New" w:hAnsi="Courier New" w:cs="Courier New" w:hint="default"/>
+      </w:rPr>
+    </w:lvl>
+    <w:lvl w:ilvl="2" w:tplc="04090005" w:tentative="1">
+      <w:start w:val="1"/>
+      <w:numFmt w:val="bullet"/>
+      <w:lvlText w:val=""/>
+      <w:lvlJc w:val="left"/>
+      <w:pPr>
+        <w:ind w:left="2160" w:hanging="360"/>
+      </w:pPr>
+      <w:rPr>
+        <w:rFonts w:ascii="Wingdings" w:hAnsi="Wingdings" w:hint="default"/>
+      </w:rPr>
+    </w:lvl>
+    <w:lvl w:ilvl="3" w:tplc="04090001" w:tentative="1">
+      <w:start w:val="1"/>
+      <w:numFmt w:val="bullet"/>
+      <w:lvlText w:val=""/>
+      <w:lvlJc w:val="left"/>
+      <w:pPr>
+        <w:ind w:left="2880" w:hanging="360"/>
+      </w:pPr>
+      <w:rPr>
+        <w:rFonts w:ascii="Symbol" w:hAnsi="Symbol" w:hint="default"/>
+      </w:rPr>
+    </w:lvl>
+    <w:lvl w:ilvl="4" w:tplc="04090003" w:tentative="1">
+      <w:start w:val="1"/>
+      <w:numFmt w:val="bullet"/>
+      <w:lvlText w:val="o"/>
+      <w:lvlJc w:val="left"/>
+      <w:pPr>
+        <w:ind w:left="3600" w:hanging="360"/>
+      </w:pPr>
+      <w:rPr>
+        <w:rFonts w:ascii="Courier New" w:hAnsi="Courier New" w:cs="Courier New" w:hint="default"/>
+      </w:rPr>
+    </w:lvl>
+    <w:lvl w:ilvl="5" w:tplc="04090005" w:tentative="1">
+      <w:start w:val="1"/>
+      <w:numFmt w:val="bullet"/>
+      <w:lvlText w:val=""/>
+      <w:lvlJc w:val="left"/>
+      <w:pPr>
+        <w:ind w:left="4320" w:hanging="360"/>
+      </w:pPr>
+      <w:rPr>
+        <w:rFonts w:ascii="Wingdings" w:hAnsi="Wingdings" w:hint="default"/>
+      </w:rPr>
+    </w:lvl>
+    <w:lvl w:ilvl="6" w:tplc="04090001" w:tentative="1">
+      <w:start w:val="1"/>
+      <w:numFmt w:val="bullet"/>
+      <w:lvlText w:val=""/>
+      <w:lvlJc w:val="left"/>
+      <w:pPr>
+        <w:ind w:left="5040" w:hanging="360"/>
+      </w:pPr>
+      <w:rPr>
+        <w:rFonts w:ascii="Symbol" w:hAnsi="Symbol" w:hint="default"/>
+      </w:rPr>
+    </w:lvl>
+    <w:lvl w:ilvl="7" w:tplc="04090003" w:tentative="1">
+      <w:start w:val="1"/>
+      <w:numFmt w:val="bullet"/>
+      <w:lvlText w:val="o"/>
+      <w:lvlJc w:val="left"/>
+      <w:pPr>
+        <w:ind w:left="5760" w:hanging="360"/>
+      </w:pPr>
+      <w:rPr>
+        <w:rFonts w:ascii="Courier New" w:hAnsi="Courier New" w:cs="Courier New" w:hint="default"/>
+      </w:rPr>
+    </w:lvl>
+    <w:lvl w:ilvl="8" w:tplc="04090005" w:tentative="1">
+      <w:start w:val="1"/>
+      <w:numFmt w:val="bullet"/>
+      <w:lvlText w:val=""/>
+      <w:lvlJc w:val="left"/>
+      <w:pPr>
+        <w:ind w:left="6480" w:hanging="360"/>
+      </w:pPr>
+      <w:rPr>
+        <w:rFonts w:ascii="Wingdings" w:hAnsi="Wingdings" w:hint="default"/>
+      </w:rPr>
+    </w:lvl>
+  </w:abstractNum>
+  <w:abstractNum w:abstractNumId="15" w15:restartNumberingAfterBreak="0">
     <w:nsid w:val="31553A5E"/>
     <w:multiLevelType w:val="hybridMultilevel"/>
     <w:tmpl w:val="77429D4E"/>
@@ -2618,7 +10783,120 @@
       </w:rPr>
     </w:lvl>
   </w:abstractNum>
-  <w:abstractNum w:abstractNumId="6" w15:restartNumberingAfterBreak="0">
+  <w:abstractNum w:abstractNumId="16" w15:restartNumberingAfterBreak="0">
+    <w:nsid w:val="40FD6192"/>
+    <w:multiLevelType w:val="hybridMultilevel"/>
+    <w:tmpl w:val="F8A6AAA8"/>
+    <w:lvl w:ilvl="0" w:tplc="04090001">
+      <w:start w:val="1"/>
+      <w:numFmt w:val="bullet"/>
+      <w:lvlText w:val=""/>
+      <w:lvlJc w:val="left"/>
+      <w:pPr>
+        <w:ind w:left="720" w:hanging="360"/>
+      </w:pPr>
+      <w:rPr>
+        <w:rFonts w:ascii="Symbol" w:hAnsi="Symbol" w:hint="default"/>
+      </w:rPr>
+    </w:lvl>
+    <w:lvl w:ilvl="1" w:tplc="FFFFFFFF">
+      <w:start w:val="1"/>
+      <w:numFmt w:val="bullet"/>
+      <w:lvlText w:val="o"/>
+      <w:lvlJc w:val="left"/>
+      <w:pPr>
+        <w:ind w:left="1440" w:hanging="360"/>
+      </w:pPr>
+      <w:rPr>
+        <w:rFonts w:ascii="Courier New" w:hAnsi="Courier New" w:cs="Courier New" w:hint="default"/>
+      </w:rPr>
+    </w:lvl>
+    <w:lvl w:ilvl="2" w:tplc="FFFFFFFF" w:tentative="1">
+      <w:start w:val="1"/>
+      <w:numFmt w:val="bullet"/>
+      <w:lvlText w:val=""/>
+      <w:lvlJc w:val="left"/>
+      <w:pPr>
+        <w:ind w:left="2160" w:hanging="360"/>
+      </w:pPr>
+      <w:rPr>
+        <w:rFonts w:ascii="Wingdings" w:hAnsi="Wingdings" w:hint="default"/>
+      </w:rPr>
+    </w:lvl>
+    <w:lvl w:ilvl="3" w:tplc="FFFFFFFF" w:tentative="1">
+      <w:start w:val="1"/>
+      <w:numFmt w:val="bullet"/>
+      <w:lvlText w:val=""/>
+      <w:lvlJc w:val="left"/>
+      <w:pPr>
+        <w:ind w:left="2880" w:hanging="360"/>
+      </w:pPr>
+      <w:rPr>
+        <w:rFonts w:ascii="Symbol" w:hAnsi="Symbol" w:hint="default"/>
+      </w:rPr>
+    </w:lvl>
+    <w:lvl w:ilvl="4" w:tplc="FFFFFFFF" w:tentative="1">
+      <w:start w:val="1"/>
+      <w:numFmt w:val="bullet"/>
+      <w:lvlText w:val="o"/>
+      <w:lvlJc w:val="left"/>
+      <w:pPr>
+        <w:ind w:left="3600" w:hanging="360"/>
+      </w:pPr>
+      <w:rPr>
+        <w:rFonts w:ascii="Courier New" w:hAnsi="Courier New" w:cs="Courier New" w:hint="default"/>
+      </w:rPr>
+    </w:lvl>
+    <w:lvl w:ilvl="5" w:tplc="FFFFFFFF" w:tentative="1">
+      <w:start w:val="1"/>
+      <w:numFmt w:val="bullet"/>
+      <w:lvlText w:val=""/>
+      <w:lvlJc w:val="left"/>
+      <w:pPr>
+        <w:ind w:left="4320" w:hanging="360"/>
+      </w:pPr>
+      <w:rPr>
+        <w:rFonts w:ascii="Wingdings" w:hAnsi="Wingdings" w:hint="default"/>
+      </w:rPr>
+    </w:lvl>
+    <w:lvl w:ilvl="6" w:tplc="FFFFFFFF" w:tentative="1">
+      <w:start w:val="1"/>
+      <w:numFmt w:val="bullet"/>
+      <w:lvlText w:val=""/>
+      <w:lvlJc w:val="left"/>
+      <w:pPr>
+        <w:ind w:left="5040" w:hanging="360"/>
+      </w:pPr>
+      <w:rPr>
+        <w:rFonts w:ascii="Symbol" w:hAnsi="Symbol" w:hint="default"/>
+      </w:rPr>
+    </w:lvl>
+    <w:lvl w:ilvl="7" w:tplc="FFFFFFFF" w:tentative="1">
+      <w:start w:val="1"/>
+      <w:numFmt w:val="bullet"/>
+      <w:lvlText w:val="o"/>
+      <w:lvlJc w:val="left"/>
+      <w:pPr>
+        <w:ind w:left="5760" w:hanging="360"/>
+      </w:pPr>
+      <w:rPr>
+        <w:rFonts w:ascii="Courier New" w:hAnsi="Courier New" w:cs="Courier New" w:hint="default"/>
+      </w:rPr>
+    </w:lvl>
+    <w:lvl w:ilvl="8" w:tplc="FFFFFFFF" w:tentative="1">
+      <w:start w:val="1"/>
+      <w:numFmt w:val="bullet"/>
+      <w:lvlText w:val=""/>
+      <w:lvlJc w:val="left"/>
+      <w:pPr>
+        <w:ind w:left="6480" w:hanging="360"/>
+      </w:pPr>
+      <w:rPr>
+        <w:rFonts w:ascii="Wingdings" w:hAnsi="Wingdings" w:hint="default"/>
+      </w:rPr>
+    </w:lvl>
+  </w:abstractNum>
+  <w:abstractNum w:abstractNumId="17" w15:restartNumberingAfterBreak="0">
     <w:nsid w:val="454F18F0"/>
     <w:multiLevelType w:val="hybridMultilevel"/>
     <w:tmpl w:val="BDE47F22"/>
@@ -2731,7 +11009,120 @@
       </w:rPr>
     </w:lvl>
   </w:abstractNum>
-  <w:abstractNum w:abstractNumId="7" w15:restartNumberingAfterBreak="0">
+  <w:abstractNum w:abstractNumId="18" w15:restartNumberingAfterBreak="0">
+    <w:nsid w:val="517C5BCE"/>
+    <w:multiLevelType w:val="hybridMultilevel"/>
+    <w:tmpl w:val="8FE4A07C"/>
+    <w:lvl w:ilvl="0" w:tplc="04090001">
+      <w:start w:val="1"/>
+      <w:numFmt w:val="bullet"/>
+      <w:lvlText w:val=""/>
+      <w:lvlJc w:val="left"/>
+      <w:pPr>
+        <w:ind w:left="720" w:hanging="360"/>
+      </w:pPr>
+      <w:rPr>
+        <w:rFonts w:ascii="Symbol" w:hAnsi="Symbol" w:hint="default"/>
+      </w:rPr>
+    </w:lvl>
+    <w:lvl w:ilvl="1" w:tplc="04090003" w:tentative="1">
+      <w:start w:val="1"/>
+      <w:numFmt w:val="bullet"/>
+      <w:lvlText w:val="o"/>
+      <w:lvlJc w:val="left"/>
+      <w:pPr>
+        <w:ind w:left="1440" w:hanging="360"/>
+      </w:pPr>
+      <w:rPr>
+        <w:rFonts w:ascii="Courier New" w:hAnsi="Courier New" w:cs="Courier New" w:hint="default"/>
+      </w:rPr>
+    </w:lvl>
+    <w:lvl w:ilvl="2" w:tplc="04090005" w:tentative="1">
+      <w:start w:val="1"/>
+      <w:numFmt w:val="bullet"/>
+      <w:lvlText w:val=""/>
+      <w:lvlJc w:val="left"/>
+      <w:pPr>
+        <w:ind w:left="2160" w:hanging="360"/>
+      </w:pPr>
+      <w:rPr>
+        <w:rFonts w:ascii="Wingdings" w:hAnsi="Wingdings" w:hint="default"/>
+      </w:rPr>
+    </w:lvl>
+    <w:lvl w:ilvl="3" w:tplc="04090001" w:tentative="1">
+      <w:start w:val="1"/>
+      <w:numFmt w:val="bullet"/>
+      <w:lvlText w:val=""/>
+      <w:lvlJc w:val="left"/>
+      <w:pPr>
+        <w:ind w:left="2880" w:hanging="360"/>
+      </w:pPr>
+      <w:rPr>
+        <w:rFonts w:ascii="Symbol" w:hAnsi="Symbol" w:hint="default"/>
+      </w:rPr>
+    </w:lvl>
+    <w:lvl w:ilvl="4" w:tplc="04090003" w:tentative="1">
+      <w:start w:val="1"/>
+      <w:numFmt w:val="bullet"/>
+      <w:lvlText w:val="o"/>
+      <w:lvlJc w:val="left"/>
+      <w:pPr>
+        <w:ind w:left="3600" w:hanging="360"/>
+      </w:pPr>
+      <w:rPr>
+        <w:rFonts w:ascii="Courier New" w:hAnsi="Courier New" w:cs="Courier New" w:hint="default"/>
+      </w:rPr>
+    </w:lvl>
+    <w:lvl w:ilvl="5" w:tplc="04090005" w:tentative="1">
+      <w:start w:val="1"/>
+      <w:numFmt w:val="bullet"/>
+      <w:lvlText w:val=""/>
+      <w:lvlJc w:val="left"/>
+      <w:pPr>
+        <w:ind w:left="4320" w:hanging="360"/>
+      </w:pPr>
+      <w:rPr>
+        <w:rFonts w:ascii="Wingdings" w:hAnsi="Wingdings" w:hint="default"/>
+      </w:rPr>
+    </w:lvl>
+    <w:lvl w:ilvl="6" w:tplc="04090001" w:tentative="1">
+      <w:start w:val="1"/>
+      <w:numFmt w:val="bullet"/>
+      <w:lvlText w:val=""/>
+      <w:lvlJc w:val="left"/>
+      <w:pPr>
+        <w:ind w:left="5040" w:hanging="360"/>
+      </w:pPr>
+      <w:rPr>
+        <w:rFonts w:ascii="Symbol" w:hAnsi="Symbol" w:hint="default"/>
+      </w:rPr>
+    </w:lvl>
+    <w:lvl w:ilvl="7" w:tplc="04090003" w:tentative="1">
+      <w:start w:val="1"/>
+      <w:numFmt w:val="bullet"/>
+      <w:lvlText w:val="o"/>
+      <w:lvlJc w:val="left"/>
+      <w:pPr>
+        <w:ind w:left="5760" w:hanging="360"/>
+      </w:pPr>
+      <w:rPr>
+        <w:rFonts w:ascii="Courier New" w:hAnsi="Courier New" w:cs="Courier New" w:hint="default"/>
+      </w:rPr>
+    </w:lvl>
+    <w:lvl w:ilvl="8" w:tplc="04090005" w:tentative="1">
+      <w:start w:val="1"/>
+      <w:numFmt w:val="bullet"/>
+      <w:lvlText w:val=""/>
+      <w:lvlJc w:val="left"/>
+      <w:pPr>
+        <w:ind w:left="6480" w:hanging="360"/>
+      </w:pPr>
+      <w:rPr>
+        <w:rFonts w:ascii="Wingdings" w:hAnsi="Wingdings" w:hint="default"/>
+      </w:rPr>
+    </w:lvl>
+  </w:abstractNum>
+  <w:abstractNum w:abstractNumId="19" w15:restartNumberingAfterBreak="0">
     <w:nsid w:val="533730A8"/>
     <w:multiLevelType w:val="hybridMultilevel"/>
     <w:tmpl w:val="B43612F2"/>
@@ -2844,7 +11235,120 @@
       </w:rPr>
     </w:lvl>
   </w:abstractNum>
-  <w:abstractNum w:abstractNumId="8" w15:restartNumberingAfterBreak="0">
+  <w:abstractNum w:abstractNumId="20" w15:restartNumberingAfterBreak="0">
+    <w:nsid w:val="53A40ED8"/>
+    <w:multiLevelType w:val="hybridMultilevel"/>
+    <w:tmpl w:val="6CD0C0F0"/>
+    <w:lvl w:ilvl="0" w:tplc="04090001">
+      <w:start w:val="1"/>
+      <w:numFmt w:val="bullet"/>
+      <w:lvlText w:val=""/>
+      <w:lvlJc w:val="left"/>
+      <w:pPr>
+        <w:ind w:left="720" w:hanging="360"/>
+      </w:pPr>
+      <w:rPr>
+        <w:rFonts w:ascii="Symbol" w:hAnsi="Symbol" w:hint="default"/>
+      </w:rPr>
+    </w:lvl>
+    <w:lvl w:ilvl="1" w:tplc="04090003" w:tentative="1">
+      <w:start w:val="1"/>
+      <w:numFmt w:val="bullet"/>
+      <w:lvlText w:val="o"/>
+      <w:lvlJc w:val="left"/>
+      <w:pPr>
+        <w:ind w:left="1440" w:hanging="360"/>
+      </w:pPr>
+      <w:rPr>
+        <w:rFonts w:ascii="Courier New" w:hAnsi="Courier New" w:cs="Courier New" w:hint="default"/>
+      </w:rPr>
+    </w:lvl>
+    <w:lvl w:ilvl="2" w:tplc="04090005" w:tentative="1">
+      <w:start w:val="1"/>
+      <w:numFmt w:val="bullet"/>
+      <w:lvlText w:val=""/>
+      <w:lvlJc w:val="left"/>
+      <w:pPr>
+        <w:ind w:left="2160" w:hanging="360"/>
+      </w:pPr>
+      <w:rPr>
+        <w:rFonts w:ascii="Wingdings" w:hAnsi="Wingdings" w:hint="default"/>
+      </w:rPr>
+    </w:lvl>
+    <w:lvl w:ilvl="3" w:tplc="04090001" w:tentative="1">
+      <w:start w:val="1"/>
+      <w:numFmt w:val="bullet"/>
+      <w:lvlText w:val=""/>
+      <w:lvlJc w:val="left"/>
+      <w:pPr>
+        <w:ind w:left="2880" w:hanging="360"/>
+      </w:pPr>
+      <w:rPr>
+        <w:rFonts w:ascii="Symbol" w:hAnsi="Symbol" w:hint="default"/>
+      </w:rPr>
+    </w:lvl>
+    <w:lvl w:ilvl="4" w:tplc="04090003" w:tentative="1">
+      <w:start w:val="1"/>
+      <w:numFmt w:val="bullet"/>
+      <w:lvlText w:val="o"/>
+      <w:lvlJc w:val="left"/>
+      <w:pPr>
+        <w:ind w:left="3600" w:hanging="360"/>
+      </w:pPr>
+      <w:rPr>
+        <w:rFonts w:ascii="Courier New" w:hAnsi="Courier New" w:cs="Courier New" w:hint="default"/>
+      </w:rPr>
+    </w:lvl>
+    <w:lvl w:ilvl="5" w:tplc="04090005" w:tentative="1">
+      <w:start w:val="1"/>
+      <w:numFmt w:val="bullet"/>
+      <w:lvlText w:val=""/>
+      <w:lvlJc w:val="left"/>
+      <w:pPr>
+        <w:ind w:left="4320" w:hanging="360"/>
+      </w:pPr>
+      <w:rPr>
+        <w:rFonts w:ascii="Wingdings" w:hAnsi="Wingdings" w:hint="default"/>
+      </w:rPr>
+    </w:lvl>
+    <w:lvl w:ilvl="6" w:tplc="04090001" w:tentative="1">
+      <w:start w:val="1"/>
+      <w:numFmt w:val="bullet"/>
+      <w:lvlText w:val=""/>
+      <w:lvlJc w:val="left"/>
+      <w:pPr>
+        <w:ind w:left="5040" w:hanging="360"/>
+      </w:pPr>
+      <w:rPr>
+        <w:rFonts w:ascii="Symbol" w:hAnsi="Symbol" w:hint="default"/>
+      </w:rPr>
+    </w:lvl>
+    <w:lvl w:ilvl="7" w:tplc="04090003" w:tentative="1">
+      <w:start w:val="1"/>
+      <w:numFmt w:val="bullet"/>
+      <w:lvlText w:val="o"/>
+      <w:lvlJc w:val="left"/>
+      <w:pPr>
+        <w:ind w:left="5760" w:hanging="360"/>
+      </w:pPr>
+      <w:rPr>
+        <w:rFonts w:ascii="Courier New" w:hAnsi="Courier New" w:cs="Courier New" w:hint="default"/>
+      </w:rPr>
+    </w:lvl>
+    <w:lvl w:ilvl="8" w:tplc="04090005" w:tentative="1">
+      <w:start w:val="1"/>
+      <w:numFmt w:val="bullet"/>
+      <w:lvlText w:val=""/>
+      <w:lvlJc w:val="left"/>
+      <w:pPr>
+        <w:ind w:left="6480" w:hanging="360"/>
+      </w:pPr>
+      <w:rPr>
+        <w:rFonts w:ascii="Wingdings" w:hAnsi="Wingdings" w:hint="default"/>
+      </w:rPr>
+    </w:lvl>
+  </w:abstractNum>
+  <w:abstractNum w:abstractNumId="21" w15:restartNumberingAfterBreak="0">
     <w:nsid w:val="561822D6"/>
     <w:multiLevelType w:val="hybridMultilevel"/>
     <w:tmpl w:val="84B8072A"/>
@@ -2933,7 +11437,7 @@
       </w:pPr>
     </w:lvl>
   </w:abstractNum>
-  <w:abstractNum w:abstractNumId="9" w15:restartNumberingAfterBreak="0">
+  <w:abstractNum w:abstractNumId="22" w15:restartNumberingAfterBreak="0">
     <w:nsid w:val="57B6245F"/>
     <w:multiLevelType w:val="multilevel"/>
     <w:tmpl w:val="35C65608"/>
@@ -3082,7 +11586,7 @@
       </w:rPr>
     </w:lvl>
   </w:abstractNum>
-  <w:abstractNum w:abstractNumId="10" w15:restartNumberingAfterBreak="0">
+  <w:abstractNum w:abstractNumId="23" w15:restartNumberingAfterBreak="0">
     <w:nsid w:val="5E4A1039"/>
     <w:multiLevelType w:val="hybridMultilevel"/>
     <w:tmpl w:val="011CDB18"/>
@@ -3195,7 +11699,7 @@
       </w:rPr>
     </w:lvl>
   </w:abstractNum>
-  <w:abstractNum w:abstractNumId="11" w15:restartNumberingAfterBreak="0">
+  <w:abstractNum w:abstractNumId="24" w15:restartNumberingAfterBreak="0">
     <w:nsid w:val="5FEC190C"/>
     <w:multiLevelType w:val="hybridMultilevel"/>
     <w:tmpl w:val="43A0E70C"/>
@@ -3308,7 +11812,7 @@
       </w:rPr>
     </w:lvl>
   </w:abstractNum>
-  <w:abstractNum w:abstractNumId="12" w15:restartNumberingAfterBreak="0">
+  <w:abstractNum w:abstractNumId="25" w15:restartNumberingAfterBreak="0">
     <w:nsid w:val="62256D82"/>
     <w:multiLevelType w:val="multilevel"/>
     <w:tmpl w:val="BCC8D0EA"/>
@@ -3457,7 +11961,206 @@
       </w:rPr>
     </w:lvl>
   </w:abstractNum>
-  <w:abstractNum w:abstractNumId="13" w15:restartNumberingAfterBreak="0">
+  <w:abstractNum w:abstractNumId="26" w15:restartNumberingAfterBreak="0">
+    <w:nsid w:val="62257D03"/>
+    <w:multiLevelType w:val="hybridMultilevel"/>
+    <w:tmpl w:val="7C82E8E4"/>
+    <w:lvl w:ilvl="0" w:tplc="04090001">
+      <w:start w:val="1"/>
+      <w:numFmt w:val="bullet"/>
+      <w:lvlText w:val=""/>
+      <w:lvlJc w:val="left"/>
+      <w:pPr>
+        <w:ind w:left="720" w:hanging="360"/>
+      </w:pPr>
+      <w:rPr>
+        <w:rFonts w:ascii="Symbol" w:hAnsi="Symbol" w:hint="default"/>
+      </w:rPr>
+    </w:lvl>
+    <w:lvl w:ilvl="1" w:tplc="04090003" w:tentative="1">
+      <w:start w:val="1"/>
+      <w:numFmt w:val="bullet"/>
+      <w:lvlText w:val="o"/>
+      <w:lvlJc w:val="left"/>
+      <w:pPr>
+        <w:ind w:left="1440" w:hanging="360"/>
+      </w:pPr>
+      <w:rPr>
+        <w:rFonts w:ascii="Courier New" w:hAnsi="Courier New" w:cs="Courier New" w:hint="default"/>
+      </w:rPr>
+    </w:lvl>
+    <w:lvl w:ilvl="2" w:tplc="04090005" w:tentative="1">
+      <w:start w:val="1"/>
+      <w:numFmt w:val="bullet"/>
+      <w:lvlText w:val=""/>
+      <w:lvlJc w:val="left"/>
+      <w:pPr>
+        <w:ind w:left="2160" w:hanging="360"/>
+      </w:pPr>
+      <w:rPr>
+        <w:rFonts w:ascii="Wingdings" w:hAnsi="Wingdings" w:hint="default"/>
+      </w:rPr>
+    </w:lvl>
+    <w:lvl w:ilvl="3" w:tplc="04090001" w:tentative="1">
+      <w:start w:val="1"/>
+      <w:numFmt w:val="bullet"/>
+      <w:lvlText w:val=""/>
+      <w:lvlJc w:val="left"/>
+      <w:pPr>
+        <w:ind w:left="2880" w:hanging="360"/>
+      </w:pPr>
+      <w:rPr>
+        <w:rFonts w:ascii="Symbol" w:hAnsi="Symbol" w:hint="default"/>
+      </w:rPr>
+    </w:lvl>
+    <w:lvl w:ilvl="4" w:tplc="04090003" w:tentative="1">
+      <w:start w:val="1"/>
+      <w:numFmt w:val="bullet"/>
+      <w:lvlText w:val="o"/>
+      <w:lvlJc w:val="left"/>
+      <w:pPr>
+        <w:ind w:left="3600" w:hanging="360"/>
+      </w:pPr>
+      <w:rPr>
+        <w:rFonts w:ascii="Courier New" w:hAnsi="Courier New" w:cs="Courier New" w:hint="default"/>
+      </w:rPr>
+    </w:lvl>
+    <w:lvl w:ilvl="5" w:tplc="04090005" w:tentative="1">
+      <w:start w:val="1"/>
+      <w:numFmt w:val="bullet"/>
+      <w:lvlText w:val=""/>
+      <w:lvlJc w:val="left"/>
+      <w:pPr>
+        <w:ind w:left="4320" w:hanging="360"/>
+      </w:pPr>
+      <w:rPr>
+        <w:rFonts w:ascii="Wingdings" w:hAnsi="Wingdings" w:hint="default"/>
+      </w:rPr>
+    </w:lvl>
+    <w:lvl w:ilvl="6" w:tplc="04090001" w:tentative="1">
+      <w:start w:val="1"/>
+      <w:numFmt w:val="bullet"/>
+      <w:lvlText w:val=""/>
+      <w:lvlJc w:val="left"/>
+      <w:pPr>
+        <w:ind w:left="5040" w:hanging="360"/>
+      </w:pPr>
+      <w:rPr>
+        <w:rFonts w:ascii="Symbol" w:hAnsi="Symbol" w:hint="default"/>
+      </w:rPr>
+    </w:lvl>
+    <w:lvl w:ilvl="7" w:tplc="04090003" w:tentative="1">
+      <w:start w:val="1"/>
+      <w:numFmt w:val="bullet"/>
+      <w:lvlText w:val="o"/>
+      <w:lvlJc w:val="left"/>
+      <w:pPr>
+        <w:ind w:left="5760" w:hanging="360"/>
+      </w:pPr>
+      <w:rPr>
+        <w:rFonts w:ascii="Courier New" w:hAnsi="Courier New" w:cs="Courier New" w:hint="default"/>
+      </w:rPr>
+    </w:lvl>
+    <w:lvl w:ilvl="8" w:tplc="04090005" w:tentative="1">
+      <w:start w:val="1"/>
+      <w:numFmt w:val="bullet"/>
+      <w:lvlText w:val=""/>
+      <w:lvlJc w:val="left"/>
+      <w:pPr>
+        <w:ind w:left="6480" w:hanging="360"/>
+      </w:pPr>
+      <w:rPr>
+        <w:rFonts w:ascii="Wingdings" w:hAnsi="Wingdings" w:hint="default"/>
+      </w:rPr>
+    </w:lvl>
+  </w:abstractNum>
+  <w:abstractNum w:abstractNumId="27" w15:restartNumberingAfterBreak="0">
+    <w:nsid w:val="699243CB"/>
+    <w:multiLevelType w:val="hybridMultilevel"/>
+    <w:tmpl w:val="FDDC6DB0"/>
+    <w:lvl w:ilvl="0" w:tplc="0409000F">
+      <w:start w:val="1"/>
+      <w:numFmt w:val="decimal"/>
+      <w:lvlText w:val="%1."/>
+      <w:lvlJc w:val="left"/>
+      <w:pPr>
+        <w:ind w:left="720" w:hanging="360"/>
+      </w:pPr>
+    </w:lvl>
+    <w:lvl w:ilvl="1" w:tplc="04090019">
+      <w:start w:val="1"/>
+      <w:numFmt w:val="lowerLetter"/>
+      <w:lvlText w:val="%2."/>
+      <w:lvlJc w:val="left"/>
+      <w:pPr>
+        <w:ind w:left="1440" w:hanging="360"/>
+      </w:pPr>
+    </w:lvl>
+    <w:lvl w:ilvl="2" w:tplc="0409001B" w:tentative="1">
+      <w:start w:val="1"/>
+      <w:numFmt w:val="lowerRoman"/>
+      <w:lvlText w:val="%3."/>
+      <w:lvlJc w:val="right"/>
+      <w:pPr>
+        <w:ind w:left="2160" w:hanging="180"/>
+      </w:pPr>
+    </w:lvl>
+    <w:lvl w:ilvl="3" w:tplc="0409000F" w:tentative="1">
+      <w:start w:val="1"/>
+      <w:numFmt w:val="decimal"/>
+      <w:lvlText w:val="%4."/>
+      <w:lvlJc w:val="left"/>
+      <w:pPr>
+        <w:ind w:left="2880" w:hanging="360"/>
+      </w:pPr>
+    </w:lvl>
+    <w:lvl w:ilvl="4" w:tplc="04090019" w:tentative="1">
+      <w:start w:val="1"/>
+      <w:numFmt w:val="lowerLetter"/>
+      <w:lvlText w:val="%5."/>
+      <w:lvlJc w:val="left"/>
+      <w:pPr>
+        <w:ind w:left="3600" w:hanging="360"/>
+      </w:pPr>
+    </w:lvl>
+    <w:lvl w:ilvl="5" w:tplc="0409001B" w:tentative="1">
+      <w:start w:val="1"/>
+      <w:numFmt w:val="lowerRoman"/>
+      <w:lvlText w:val="%6."/>
+      <w:lvlJc w:val="right"/>
+      <w:pPr>
+        <w:ind w:left="4320" w:hanging="180"/>
+      </w:pPr>
+    </w:lvl>
+    <w:lvl w:ilvl="6" w:tplc="0409000F" w:tentative="1">
+      <w:start w:val="1"/>
+      <w:numFmt w:val="decimal"/>
+      <w:lvlText w:val="%7."/>
+      <w:lvlJc w:val="left"/>
+      <w:pPr>
+        <w:ind w:left="5040" w:hanging="360"/>
+      </w:pPr>
+    </w:lvl>
+    <w:lvl w:ilvl="7" w:tplc="04090019" w:tentative="1">
+      <w:start w:val="1"/>
+      <w:numFmt w:val="lowerLetter"/>
+      <w:lvlText w:val="%8."/>
+      <w:lvlJc w:val="left"/>
+      <w:pPr>
+        <w:ind w:left="5760" w:hanging="360"/>
+      </w:pPr>
+    </w:lvl>
+    <w:lvl w:ilvl="8" w:tplc="0409001B" w:tentative="1">
+      <w:start w:val="1"/>
+      <w:numFmt w:val="lowerRoman"/>
+      <w:lvlText w:val="%9."/>
+      <w:lvlJc w:val="right"/>
+      <w:pPr>
+        <w:ind w:left="6480" w:hanging="180"/>
+      </w:pPr>
+    </w:lvl>
+  </w:abstractNum>
+  <w:abstractNum w:abstractNumId="28" w15:restartNumberingAfterBreak="0">
     <w:nsid w:val="69CE4159"/>
     <w:multiLevelType w:val="multilevel"/>
     <w:tmpl w:val="749E602C"/>
@@ -3606,7 +12309,233 @@
       </w:rPr>
     </w:lvl>
   </w:abstractNum>
-  <w:abstractNum w:abstractNumId="14" w15:restartNumberingAfterBreak="0">
+  <w:abstractNum w:abstractNumId="29" w15:restartNumberingAfterBreak="0">
+    <w:nsid w:val="6ABC7A5F"/>
+    <w:multiLevelType w:val="hybridMultilevel"/>
+    <w:tmpl w:val="CE02ADC4"/>
+    <w:lvl w:ilvl="0" w:tplc="04090001">
+      <w:start w:val="1"/>
+      <w:numFmt w:val="bullet"/>
+      <w:lvlText w:val=""/>
+      <w:lvlJc w:val="left"/>
+      <w:pPr>
+        <w:ind w:left="720" w:hanging="360"/>
+      </w:pPr>
+      <w:rPr>
+        <w:rFonts w:ascii="Symbol" w:hAnsi="Symbol" w:hint="default"/>
+      </w:rPr>
+    </w:lvl>
+    <w:lvl w:ilvl="1" w:tplc="04090003" w:tentative="1">
+      <w:start w:val="1"/>
+      <w:numFmt w:val="bullet"/>
+      <w:lvlText w:val="o"/>
+      <w:lvlJc w:val="left"/>
+      <w:pPr>
+        <w:ind w:left="1440" w:hanging="360"/>
+      </w:pPr>
+      <w:rPr>
+        <w:rFonts w:ascii="Courier New" w:hAnsi="Courier New" w:cs="Courier New" w:hint="default"/>
+      </w:rPr>
+    </w:lvl>
+    <w:lvl w:ilvl="2" w:tplc="04090005" w:tentative="1">
+      <w:start w:val="1"/>
+      <w:numFmt w:val="bullet"/>
+      <w:lvlText w:val=""/>
+      <w:lvlJc w:val="left"/>
+      <w:pPr>
+        <w:ind w:left="2160" w:hanging="360"/>
+      </w:pPr>
+      <w:rPr>
+        <w:rFonts w:ascii="Wingdings" w:hAnsi="Wingdings" w:hint="default"/>
+      </w:rPr>
+    </w:lvl>
+    <w:lvl w:ilvl="3" w:tplc="04090001" w:tentative="1">
+      <w:start w:val="1"/>
+      <w:numFmt w:val="bullet"/>
+      <w:lvlText w:val=""/>
+      <w:lvlJc w:val="left"/>
+      <w:pPr>
+        <w:ind w:left="2880" w:hanging="360"/>
+      </w:pPr>
+      <w:rPr>
+        <w:rFonts w:ascii="Symbol" w:hAnsi="Symbol" w:hint="default"/>
+      </w:rPr>
+    </w:lvl>
+    <w:lvl w:ilvl="4" w:tplc="04090003" w:tentative="1">
+      <w:start w:val="1"/>
+      <w:numFmt w:val="bullet"/>
+      <w:lvlText w:val="o"/>
+      <w:lvlJc w:val="left"/>
+      <w:pPr>
+        <w:ind w:left="3600" w:hanging="360"/>
+      </w:pPr>
+      <w:rPr>
+        <w:rFonts w:ascii="Courier New" w:hAnsi="Courier New" w:cs="Courier New" w:hint="default"/>
+      </w:rPr>
+    </w:lvl>
+    <w:lvl w:ilvl="5" w:tplc="04090005" w:tentative="1">
+      <w:start w:val="1"/>
+      <w:numFmt w:val="bullet"/>
+      <w:lvlText w:val=""/>
+      <w:lvlJc w:val="left"/>
+      <w:pPr>
+        <w:ind w:left="4320" w:hanging="360"/>
+      </w:pPr>
+      <w:rPr>
+        <w:rFonts w:ascii="Wingdings" w:hAnsi="Wingdings" w:hint="default"/>
+      </w:rPr>
+    </w:lvl>
+    <w:lvl w:ilvl="6" w:tplc="04090001" w:tentative="1">
+      <w:start w:val="1"/>
+      <w:numFmt w:val="bullet"/>
+      <w:lvlText w:val=""/>
+      <w:lvlJc w:val="left"/>
+      <w:pPr>
+        <w:ind w:left="5040" w:hanging="360"/>
+      </w:pPr>
+      <w:rPr>
+        <w:rFonts w:ascii="Symbol" w:hAnsi="Symbol" w:hint="default"/>
+      </w:rPr>
+    </w:lvl>
+    <w:lvl w:ilvl="7" w:tplc="04090003" w:tentative="1">
+      <w:start w:val="1"/>
+      <w:numFmt w:val="bullet"/>
+      <w:lvlText w:val="o"/>
+      <w:lvlJc w:val="left"/>
+      <w:pPr>
+        <w:ind w:left="5760" w:hanging="360"/>
+      </w:pPr>
+      <w:rPr>
+        <w:rFonts w:ascii="Courier New" w:hAnsi="Courier New" w:cs="Courier New" w:hint="default"/>
+      </w:rPr>
+    </w:lvl>
+    <w:lvl w:ilvl="8" w:tplc="04090005" w:tentative="1">
+      <w:start w:val="1"/>
+      <w:numFmt w:val="bullet"/>
+      <w:lvlText w:val=""/>
+      <w:lvlJc w:val="left"/>
+      <w:pPr>
+        <w:ind w:left="6480" w:hanging="360"/>
+      </w:pPr>
+      <w:rPr>
+        <w:rFonts w:ascii="Wingdings" w:hAnsi="Wingdings" w:hint="default"/>
+      </w:rPr>
+    </w:lvl>
+  </w:abstractNum>
+  <w:abstractNum w:abstractNumId="30" w15:restartNumberingAfterBreak="0">
+    <w:nsid w:val="730B4977"/>
+    <w:multiLevelType w:val="hybridMultilevel"/>
+    <w:tmpl w:val="3926D4AC"/>
+    <w:lvl w:ilvl="0" w:tplc="04090001">
+      <w:start w:val="1"/>
+      <w:numFmt w:val="bullet"/>
+      <w:lvlText w:val=""/>
+      <w:lvlJc w:val="left"/>
+      <w:pPr>
+        <w:ind w:left="720" w:hanging="360"/>
+      </w:pPr>
+      <w:rPr>
+        <w:rFonts w:ascii="Symbol" w:hAnsi="Symbol" w:hint="default"/>
+      </w:rPr>
+    </w:lvl>
+    <w:lvl w:ilvl="1" w:tplc="04090003" w:tentative="1">
+      <w:start w:val="1"/>
+      <w:numFmt w:val="bullet"/>
+      <w:lvlText w:val="o"/>
+      <w:lvlJc w:val="left"/>
+      <w:pPr>
+        <w:ind w:left="1440" w:hanging="360"/>
+      </w:pPr>
+      <w:rPr>
+        <w:rFonts w:ascii="Courier New" w:hAnsi="Courier New" w:cs="Courier New" w:hint="default"/>
+      </w:rPr>
+    </w:lvl>
+    <w:lvl w:ilvl="2" w:tplc="04090005" w:tentative="1">
+      <w:start w:val="1"/>
+      <w:numFmt w:val="bullet"/>
+      <w:lvlText w:val=""/>
+      <w:lvlJc w:val="left"/>
+      <w:pPr>
+        <w:ind w:left="2160" w:hanging="360"/>
+      </w:pPr>
+      <w:rPr>
+        <w:rFonts w:ascii="Wingdings" w:hAnsi="Wingdings" w:hint="default"/>
+      </w:rPr>
+    </w:lvl>
+    <w:lvl w:ilvl="3" w:tplc="04090001" w:tentative="1">
+      <w:start w:val="1"/>
+      <w:numFmt w:val="bullet"/>
+      <w:lvlText w:val=""/>
+      <w:lvlJc w:val="left"/>
+      <w:pPr>
+        <w:ind w:left="2880" w:hanging="360"/>
+      </w:pPr>
+      <w:rPr>
+        <w:rFonts w:ascii="Symbol" w:hAnsi="Symbol" w:hint="default"/>
+      </w:rPr>
+    </w:lvl>
+    <w:lvl w:ilvl="4" w:tplc="04090003" w:tentative="1">
+      <w:start w:val="1"/>
+      <w:numFmt w:val="bullet"/>
+      <w:lvlText w:val="o"/>
+      <w:lvlJc w:val="left"/>
+      <w:pPr>
+        <w:ind w:left="3600" w:hanging="360"/>
+      </w:pPr>
+      <w:rPr>
+        <w:rFonts w:ascii="Courier New" w:hAnsi="Courier New" w:cs="Courier New" w:hint="default"/>
+      </w:rPr>
+    </w:lvl>
+    <w:lvl w:ilvl="5" w:tplc="04090005" w:tentative="1">
+      <w:start w:val="1"/>
+      <w:numFmt w:val="bullet"/>
+      <w:lvlText w:val=""/>
+      <w:lvlJc w:val="left"/>
+      <w:pPr>
+        <w:ind w:left="4320" w:hanging="360"/>
+      </w:pPr>
+      <w:rPr>
+        <w:rFonts w:ascii="Wingdings" w:hAnsi="Wingdings" w:hint="default"/>
+      </w:rPr>
+    </w:lvl>
+    <w:lvl w:ilvl="6" w:tplc="04090001" w:tentative="1">
+      <w:start w:val="1"/>
+      <w:numFmt w:val="bullet"/>
+      <w:lvlText w:val=""/>
+      <w:lvlJc w:val="left"/>
+      <w:pPr>
+        <w:ind w:left="5040" w:hanging="360"/>
+      </w:pPr>
+      <w:rPr>
+        <w:rFonts w:ascii="Symbol" w:hAnsi="Symbol" w:hint="default"/>
+      </w:rPr>
+    </w:lvl>
+    <w:lvl w:ilvl="7" w:tplc="04090003" w:tentative="1">
+      <w:start w:val="1"/>
+      <w:numFmt w:val="bullet"/>
+      <w:lvlText w:val="o"/>
+      <w:lvlJc w:val="left"/>
+      <w:pPr>
+        <w:ind w:left="5760" w:hanging="360"/>
+      </w:pPr>
+      <w:rPr>
+        <w:rFonts w:ascii="Courier New" w:hAnsi="Courier New" w:cs="Courier New" w:hint="default"/>
+      </w:rPr>
+    </w:lvl>
+    <w:lvl w:ilvl="8" w:tplc="04090005" w:tentative="1">
+      <w:start w:val="1"/>
+      <w:numFmt w:val="bullet"/>
+      <w:lvlText w:val=""/>
+      <w:lvlJc w:val="left"/>
+      <w:pPr>
+        <w:ind w:left="6480" w:hanging="360"/>
+      </w:pPr>
+      <w:rPr>
+        <w:rFonts w:ascii="Wingdings" w:hAnsi="Wingdings" w:hint="default"/>
+      </w:rPr>
+    </w:lvl>
+  </w:abstractNum>
+  <w:abstractNum w:abstractNumId="31" w15:restartNumberingAfterBreak="0">
     <w:nsid w:val="7B302D70"/>
     <w:multiLevelType w:val="multilevel"/>
     <w:tmpl w:val="D220C3EC"/>
@@ -3756,49 +12685,100 @@
     </w:lvl>
   </w:abstractNum>
   <w:num w:numId="1" w16cid:durableId="78648444">
-    <w:abstractNumId w:val="9"/>
+    <w:abstractNumId w:val="22"/>
   </w:num>
   <w:num w:numId="2" w16cid:durableId="597757247">
-    <w:abstractNumId w:val="4"/>
+    <w:abstractNumId w:val="13"/>
   </w:num>
   <w:num w:numId="3" w16cid:durableId="1518811504">
-    <w:abstractNumId w:val="8"/>
+    <w:abstractNumId w:val="21"/>
   </w:num>
   <w:num w:numId="4" w16cid:durableId="1895194141">
-    <w:abstractNumId w:val="13"/>
+    <w:abstractNumId w:val="28"/>
   </w:num>
   <w:num w:numId="5" w16cid:durableId="1404643524">
-    <w:abstractNumId w:val="14"/>
+    <w:abstractNumId w:val="31"/>
   </w:num>
   <w:num w:numId="6" w16cid:durableId="1000546781">
-    <w:abstractNumId w:val="11"/>
+    <w:abstractNumId w:val="24"/>
   </w:num>
   <w:num w:numId="7" w16cid:durableId="347563390">
-    <w:abstractNumId w:val="10"/>
+    <w:abstractNumId w:val="23"/>
   </w:num>
   <w:num w:numId="8" w16cid:durableId="1950165471">
-    <w:abstractNumId w:val="1"/>
+    <w:abstractNumId w:val="5"/>
   </w:num>
   <w:num w:numId="9" w16cid:durableId="1023165112">
-    <w:abstractNumId w:val="7"/>
+    <w:abstractNumId w:val="19"/>
   </w:num>
   <w:num w:numId="10" w16cid:durableId="1132362805">
-    <w:abstractNumId w:val="2"/>
+    <w:abstractNumId w:val="7"/>
   </w:num>
   <w:num w:numId="11" w16cid:durableId="1190752197">
     <w:abstractNumId w:val="0"/>
   </w:num>
   <w:num w:numId="12" w16cid:durableId="21981308">
+    <w:abstractNumId w:val="9"/>
+  </w:num>
+  <w:num w:numId="13" w16cid:durableId="89743057">
+    <w:abstractNumId w:val="17"/>
+  </w:num>
+  <w:num w:numId="14" w16cid:durableId="346062616">
+    <w:abstractNumId w:val="25"/>
+  </w:num>
+  <w:num w:numId="15" w16cid:durableId="520974421">
+    <w:abstractNumId w:val="15"/>
+  </w:num>
+  <w:num w:numId="16" w16cid:durableId="125124861">
+    <w:abstractNumId w:val="26"/>
+  </w:num>
+  <w:num w:numId="17" w16cid:durableId="101343081">
+    <w:abstractNumId w:val="4"/>
+  </w:num>
+  <w:num w:numId="18" w16cid:durableId="2067947226">
+    <w:abstractNumId w:val="11"/>
+  </w:num>
+  <w:num w:numId="19" w16cid:durableId="1475946845">
+    <w:abstractNumId w:val="16"/>
+  </w:num>
+  <w:num w:numId="20" w16cid:durableId="1036587810">
+    <w:abstractNumId w:val="12"/>
+  </w:num>
+  <w:num w:numId="21" w16cid:durableId="1720401663">
+    <w:abstractNumId w:val="30"/>
+  </w:num>
+  <w:num w:numId="22" w16cid:durableId="42102438">
+    <w:abstractNumId w:val="10"/>
+  </w:num>
+  <w:num w:numId="23" w16cid:durableId="488402543">
+    <w:abstractNumId w:val="29"/>
+  </w:num>
+  <w:num w:numId="24" w16cid:durableId="1770932255">
+    <w:abstractNumId w:val="2"/>
+  </w:num>
+  <w:num w:numId="25" w16cid:durableId="1341161152">
+    <w:abstractNumId w:val="27"/>
+  </w:num>
+  <w:num w:numId="26" w16cid:durableId="1343119793">
+    <w:abstractNumId w:val="8"/>
+  </w:num>
+  <w:num w:numId="27" w16cid:durableId="1914393100">
+    <w:abstractNumId w:val="18"/>
+  </w:num>
+  <w:num w:numId="28" w16cid:durableId="1407612925">
+    <w:abstractNumId w:val="1"/>
+  </w:num>
+  <w:num w:numId="29" w16cid:durableId="1610577459">
+    <w:abstractNumId w:val="20"/>
+  </w:num>
+  <w:num w:numId="30" w16cid:durableId="1182165472">
+    <w:abstractNumId w:val="6"/>
+  </w:num>
+  <w:num w:numId="31" w16cid:durableId="1020741499">
     <w:abstractNumId w:val="3"/>
   </w:num>
-  <w:num w:numId="13" w16cid:durableId="89743057">
-    <w:abstractNumId w:val="6"/>
-  </w:num>
-  <w:num w:numId="14" w16cid:durableId="346062616">
-    <w:abstractNumId w:val="12"/>
-  </w:num>
-  <w:num w:numId="15" w16cid:durableId="520974421">
-    <w:abstractNumId w:val="5"/>
+  <w:num w:numId="32" w16cid:durableId="144323428">
+    <w:abstractNumId w:val="14"/>
   </w:num>
 </w:numbering>
 </file>
